--- a/zht/docx/023.content.docx
+++ b/zht/docx/023.content.docx
@@ -385,583 +385,511 @@
           <w:lang w:val="zh_TW" w:bidi="zh_TW"/>
         </w:rPr>
       </w:r>
+      <w:r>
+        <w:rPr>
+          <w:lang w:val="zh_TW" w:bidi="zh_TW"/>
+        </w:rPr>
+        <w:t>ROM 15:9</w:t>
+      </w:r>
+      <w:r>
+        <w:rPr>
+          <w:lang w:val="zh_TW" w:bidi="zh_TW"/>
+        </w:rPr>
+        <w:t xml:space="preserve"> · </w:t>
+      </w:r>
+      <w:r>
+        <w:rPr>
+          <w:lang w:val="zh_TW" w:bidi="zh_TW"/>
+        </w:rPr>
+        <w:t>1CO 14:15</w:t>
+      </w:r>
+      <w:r>
+        <w:rPr>
+          <w:lang w:val="zh_TW" w:bidi="zh_TW"/>
+        </w:rPr>
+        <w:t xml:space="preserve"> · </w:t>
+      </w:r>
+      <w:r>
+        <w:rPr>
+          <w:lang w:val="zh_TW" w:bidi="zh_TW"/>
+        </w:rPr>
+        <w:t>1CO 14:15</w:t>
+      </w:r>
+      <w:r>
+        <w:rPr>
+          <w:lang w:val="zh_TW" w:bidi="zh_TW"/>
+        </w:rPr>
+        <w:t xml:space="preserve"> · </w:t>
+      </w:r>
+      <w:r>
+        <w:rPr>
+          <w:lang w:val="zh_TW" w:bidi="zh_TW"/>
+        </w:rPr>
+        <w:t>EPH 5:19</w:t>
+      </w:r>
+      <w:r>
+        <w:rPr>
+          <w:lang w:val="zh_TW" w:bidi="zh_TW"/>
+        </w:rPr>
+        <w:t xml:space="preserve"> · </w:t>
+      </w:r>
+      <w:r>
+        <w:rPr>
+          <w:lang w:val="zh_TW" w:bidi="zh_TW"/>
+        </w:rPr>
+        <w:t>JAS 5:13</w:t>
+      </w:r>
+      <w:r>
+        <w:rPr>
+          <w:lang w:val="zh_TW" w:bidi="zh_TW"/>
+        </w:rPr>
+      </w:r>
+      <w:r>
+        <w:rPr>
+          <w:lang w:val="zh_TW" w:bidi="zh_TW"/>
+        </w:rPr>
+      </w:r>
+    </w:p>
+    <w:p>
+      <w:pPr/>
+      <w:r>
+        <w:rPr>
+          <w:lang w:val="zh_TW" w:bidi="zh_TW"/>
+        </w:rPr>
+      </w:r>
+    </w:p>
+    <w:p>
+      <w:pPr>
+        <w:pStyle w:val="Heading2"/>
+      </w:pPr>
+      <w:r>
+        <w:rPr>
+          <w:lang w:val="zh_TW" w:bidi="zh_TW"/>
+        </w:rPr>
+        <w:t>ψαλμός</w:t>
+      </w:r>
+      <w:r>
+        <w:rPr>
+          <w:lang w:val="zh_TW" w:bidi="zh_TW"/>
+        </w:rPr>
+      </w:r>
+    </w:p>
+    <w:p>
+      <w:pPr>
+        <w:pStyle w:val="Heading1"/>
+      </w:pPr>
+      <w:r>
+        <w:rPr>
+          <w:lang w:val="zh_TW" w:bidi="zh_TW"/>
+        </w:rPr>
+        <w:t>ψαλμός</w:t>
+      </w:r>
+    </w:p>
+    <w:p>
+      <w:pPr/>
+      <w:r>
+        <w:rPr>
+          <w:lang w:val="zh_TW" w:bidi="zh_TW"/>
+        </w:rPr>
+      </w:r>
+      <w:r>
+        <w:rPr>
+          <w:lang w:val="zh_TW" w:bidi="zh_TW"/>
+        </w:rPr>
+        <w:t>ψαλμός</w:t>
+      </w:r>
+      <w:r>
+        <w:rPr>
+          <w:lang w:val="zh_TW" w:bidi="zh_TW"/>
+        </w:rPr>
+        <w:t xml:space="preserve"> (</w:t>
+      </w:r>
+      <w:r>
+        <w:rPr>
+          <w:lang w:val="zh_TW" w:bidi="zh_TW"/>
+        </w:rPr>
+        <w:t>G5568</w:t>
+      </w:r>
+      <w:r>
+        <w:rPr>
+          <w:lang w:val="zh_TW" w:bidi="zh_TW"/>
+        </w:rPr>
+        <w:t>)</w:t>
+      </w:r>
+    </w:p>
+    <w:p>
+      <w:pPr/>
+      <w:r>
+        <w:rPr>
+          <w:lang w:val="zh_TW" w:bidi="zh_TW"/>
+        </w:rPr>
+      </w:r>
+      <w:r>
+        <w:rPr>
+          <w:lang w:val="zh_TW" w:bidi="zh_TW"/>
+        </w:rPr>
+        <w:t xml:space="preserve">＜名＞＜陽＞ </w:t>
+      </w:r>
+      <w:r>
+        <w:rPr>
+          <w:lang w:val="zh_TW" w:bidi="zh_TW"/>
+        </w:rPr>
+        <w:t>|</w:t>
+      </w:r>
+      <w:r>
+        <w:rPr>
+          <w:lang w:val="zh_TW" w:bidi="zh_TW"/>
+        </w:rPr>
+        <w:t xml:space="preserve"> -οῦ </w:t>
+      </w:r>
+      <w:r>
+        <w:rPr>
+          <w:lang w:val="zh_TW" w:bidi="zh_TW"/>
+        </w:rPr>
+        <w:t>|</w:t>
+      </w:r>
+      <w:r>
+        <w:rPr>
+          <w:lang w:val="zh_TW" w:bidi="zh_TW"/>
+        </w:rPr>
+        <w:t xml:space="preserve"> </w:t>
+      </w:r>
+      <w:r>
+        <w:rPr>
+          <w:lang w:val="zh_TW" w:bidi="zh_TW"/>
+        </w:rPr>
+        <w:t>ψάλλω</w:t>
+      </w:r>
+    </w:p>
+    <w:p>
+      <w:pPr/>
+      <w:r>
+        <w:rPr>
+          <w:lang w:val="zh_TW" w:bidi="zh_TW"/>
+        </w:rPr>
+      </w:r>
+      <w:r>
+        <w:rPr>
+          <w:lang w:val="zh_TW" w:bidi="zh_TW"/>
+        </w:rPr>
+        <w:t>33.112</w:t>
+      </w:r>
+      <w:r>
+        <w:rPr>
+          <w:lang w:val="zh_TW" w:bidi="zh_TW"/>
+        </w:rPr>
+        <w:t xml:space="preserve"> · </w:t>
+      </w:r>
+      <w:r>
+        <w:rPr>
+          <w:lang w:val="zh_TW" w:bidi="zh_TW"/>
+        </w:rPr>
+        <w:t>溝通</w:t>
+      </w:r>
+      <w:r>
+        <w:rPr>
+          <w:lang w:val="zh_TW" w:bidi="zh_TW"/>
+        </w:rPr>
+        <w:t xml:space="preserve"> · </w:t>
+      </w:r>
+      <w:r>
+        <w:rPr>
+          <w:lang w:val="zh_TW" w:bidi="zh_TW"/>
+        </w:rPr>
+        <w:t>唱歌，唱哀歌</w:t>
+      </w:r>
+    </w:p>
+    <w:p>
+      <w:pPr/>
+      <w:r>
+        <w:rPr>
+          <w:lang w:val="zh_TW" w:bidi="zh_TW"/>
+        </w:rPr>
+      </w:r>
+      <w:r>
+        <w:rPr>
+          <w:lang w:val="zh_TW" w:bidi="zh_TW"/>
+        </w:rPr>
+        <w:t>詩篇;詩歌;詩章</w:t>
+      </w:r>
+      <w:r>
+        <w:rPr>
+          <w:lang w:val="zh_TW" w:bidi="zh_TW"/>
+        </w:rPr>
+        <w:t xml:space="preserve"> </w:t>
+      </w:r>
+      <w:r>
+        <w:rPr>
+          <w:lang w:val="zh_TW" w:bidi="zh_TW"/>
+        </w:rPr>
+        <w:t>詩篇(在新約中大概是指舊約的讚美詩)</w:t>
+      </w:r>
+    </w:p>
+    <w:p>
+      <w:pPr/>
+      <w:r>
+        <w:rPr>
+          <w:lang w:val="zh_TW" w:bidi="zh_TW"/>
+        </w:rPr>
+      </w:r>
+      <w:r>
+        <w:rPr>
+          <w:lang w:val="zh_TW" w:bidi="zh_TW"/>
+        </w:rPr>
+        <w:t>LUK 20:42</w:t>
+      </w:r>
+      <w:r>
+        <w:rPr>
+          <w:lang w:val="zh_TW" w:bidi="zh_TW"/>
+        </w:rPr>
+        <w:t xml:space="preserve"> · </w:t>
+      </w:r>
+      <w:r>
+        <w:rPr>
+          <w:lang w:val="zh_TW" w:bidi="zh_TW"/>
+        </w:rPr>
+        <w:t>LUK 24:44</w:t>
+      </w:r>
+      <w:r>
+        <w:rPr>
+          <w:lang w:val="zh_TW" w:bidi="zh_TW"/>
+        </w:rPr>
+        <w:t xml:space="preserve"> · </w:t>
+      </w:r>
+      <w:r>
+        <w:rPr>
+          <w:lang w:val="zh_TW" w:bidi="zh_TW"/>
+        </w:rPr>
+        <w:t>ACT 1:20</w:t>
+      </w:r>
+      <w:r>
+        <w:rPr>
+          <w:lang w:val="zh_TW" w:bidi="zh_TW"/>
+        </w:rPr>
+        <w:t xml:space="preserve"> · </w:t>
+      </w:r>
+      <w:r>
+        <w:rPr>
+          <w:lang w:val="zh_TW" w:bidi="zh_TW"/>
+        </w:rPr>
+        <w:t>ACT 13:33</w:t>
+      </w:r>
+      <w:r>
+        <w:rPr>
+          <w:lang w:val="zh_TW" w:bidi="zh_TW"/>
+        </w:rPr>
+        <w:t xml:space="preserve"> · </w:t>
+      </w:r>
+      <w:r>
+        <w:rPr>
+          <w:lang w:val="zh_TW" w:bidi="zh_TW"/>
+        </w:rPr>
+        <w:t>1CO 14:26</w:t>
+      </w:r>
+      <w:r>
+        <w:rPr>
+          <w:lang w:val="zh_TW" w:bidi="zh_TW"/>
+        </w:rPr>
+        <w:t xml:space="preserve"> · </w:t>
+      </w:r>
+      <w:r>
+        <w:rPr>
+          <w:lang w:val="zh_TW" w:bidi="zh_TW"/>
+        </w:rPr>
+        <w:t>EPH 5:19</w:t>
+      </w:r>
+      <w:r>
+        <w:rPr>
+          <w:lang w:val="zh_TW" w:bidi="zh_TW"/>
+        </w:rPr>
+        <w:t xml:space="preserve"> · </w:t>
+      </w:r>
+      <w:r>
+        <w:rPr>
+          <w:lang w:val="zh_TW" w:bidi="zh_TW"/>
+        </w:rPr>
+        <w:t>COL 3:16</w:t>
+      </w:r>
+      <w:r>
+        <w:rPr>
+          <w:lang w:val="zh_TW" w:bidi="zh_TW"/>
+        </w:rPr>
+      </w:r>
+      <w:r>
+        <w:rPr>
+          <w:lang w:val="zh_TW" w:bidi="zh_TW"/>
+        </w:rPr>
+      </w:r>
+    </w:p>
+    <w:p>
+      <w:pPr/>
+      <w:r>
+        <w:rPr>
+          <w:lang w:val="zh_TW" w:bidi="zh_TW"/>
+        </w:rPr>
+      </w:r>
+    </w:p>
+    <w:p>
+      <w:pPr>
+        <w:pStyle w:val="Heading2"/>
+      </w:pPr>
+      <w:r>
+        <w:rPr>
+          <w:lang w:val="zh_TW" w:bidi="zh_TW"/>
+        </w:rPr>
+        <w:t>ψευδάδελφος</w:t>
+      </w:r>
+      <w:r>
+        <w:rPr>
+          <w:lang w:val="zh_TW" w:bidi="zh_TW"/>
+        </w:rPr>
+      </w:r>
+    </w:p>
+    <w:p>
+      <w:pPr>
+        <w:pStyle w:val="Heading1"/>
+      </w:pPr>
+      <w:r>
+        <w:rPr>
+          <w:lang w:val="zh_TW" w:bidi="zh_TW"/>
+        </w:rPr>
+        <w:t>ψευδάδελφος</w:t>
+      </w:r>
+    </w:p>
+    <w:p>
+      <w:pPr/>
+      <w:r>
+        <w:rPr>
+          <w:lang w:val="zh_TW" w:bidi="zh_TW"/>
+        </w:rPr>
+      </w:r>
+      <w:r>
+        <w:rPr>
+          <w:lang w:val="zh_TW" w:bidi="zh_TW"/>
+        </w:rPr>
+        <w:t>ψευδάδελφος</w:t>
+      </w:r>
+      <w:r>
+        <w:rPr>
+          <w:lang w:val="zh_TW" w:bidi="zh_TW"/>
+        </w:rPr>
+        <w:t xml:space="preserve"> (</w:t>
+      </w:r>
+      <w:r>
+        <w:rPr>
+          <w:lang w:val="zh_TW" w:bidi="zh_TW"/>
+        </w:rPr>
+        <w:t>G5569</w:t>
+      </w:r>
+      <w:r>
+        <w:rPr>
+          <w:lang w:val="zh_TW" w:bidi="zh_TW"/>
+        </w:rPr>
+        <w:t>)</w:t>
+      </w:r>
+    </w:p>
+    <w:p>
+      <w:pPr/>
+      <w:r>
+        <w:rPr>
+          <w:lang w:val="zh_TW" w:bidi="zh_TW"/>
+        </w:rPr>
+      </w:r>
+      <w:r>
+        <w:rPr>
+          <w:lang w:val="zh_TW" w:bidi="zh_TW"/>
+        </w:rPr>
+        <w:t xml:space="preserve">＜名＞＜陽＞ </w:t>
+      </w:r>
+      <w:r>
+        <w:rPr>
+          <w:lang w:val="zh_TW" w:bidi="zh_TW"/>
+        </w:rPr>
+        <w:t>|</w:t>
+      </w:r>
+      <w:r>
+        <w:rPr>
+          <w:lang w:val="zh_TW" w:bidi="zh_TW"/>
+        </w:rPr>
+        <w:t xml:space="preserve"> -ου </w:t>
+      </w:r>
+      <w:r>
+        <w:rPr>
+          <w:lang w:val="zh_TW" w:bidi="zh_TW"/>
+        </w:rPr>
+        <w:t>|</w:t>
+      </w:r>
+      <w:r>
+        <w:rPr>
+          <w:lang w:val="zh_TW" w:bidi="zh_TW"/>
+        </w:rPr>
+        <w:t xml:space="preserve"> ψεύδομαι + ἀδελφός</w:t>
+      </w:r>
+    </w:p>
+    <w:p>
+      <w:pPr/>
+      <w:r>
+        <w:rPr>
+          <w:lang w:val="zh_TW" w:bidi="zh_TW"/>
+        </w:rPr>
+      </w:r>
+      <w:r>
+        <w:rPr>
+          <w:lang w:val="zh_TW" w:bidi="zh_TW"/>
+        </w:rPr>
+        <w:t>11.36</w:t>
+      </w:r>
+      <w:r>
+        <w:rPr>
+          <w:lang w:val="zh_TW" w:bidi="zh_TW"/>
+        </w:rPr>
+        <w:t xml:space="preserve"> · </w:t>
+      </w:r>
+      <w:r>
+        <w:rPr>
+          <w:lang w:val="zh_TW" w:bidi="zh_TW"/>
+        </w:rPr>
+        <w:t>人的群體和類別以及這些群體和類別的成員</w:t>
+      </w:r>
+      <w:r>
+        <w:rPr>
+          <w:lang w:val="zh_TW" w:bidi="zh_TW"/>
+        </w:rPr>
+        <w:t xml:space="preserve"> · </w:t>
+      </w:r>
+      <w:r>
+        <w:rPr>
+          <w:lang w:val="zh_TW" w:bidi="zh_TW"/>
+        </w:rPr>
+        <w:t>社會宗教的</w:t>
+      </w:r>
+    </w:p>
+    <w:p>
+      <w:pPr/>
+      <w:r>
+        <w:rPr>
+          <w:lang w:val="zh_TW" w:bidi="zh_TW"/>
+        </w:rPr>
+      </w:r>
+      <w:r>
+        <w:rPr>
+          <w:lang w:val="zh_TW" w:bidi="zh_TW"/>
+        </w:rPr>
+        <w:t>假弟兄;只是假裝基督信徒的人</w:t>
+      </w:r>
+      <w:r>
+        <w:rPr>
+          <w:lang w:val="zh_TW" w:bidi="zh_TW"/>
+        </w:rPr>
+        <w:t xml:space="preserve"> </w:t>
+      </w:r>
+      <w:r>
+        <w:rPr>
+          <w:lang w:val="zh_TW" w:bidi="zh_TW"/>
+        </w:rPr>
+        <w:t xml:space="preserve">一個人假裝是某個社會宗教團體的親密成員,但其實不是(見 </w:t>
+      </w:r>
       <w:hyperlink r:id="rId15">
-        <w:r>
-          <w:rPr>
-            <w:lang w:val="zh_TW" w:bidi="zh_TW"/>
-          </w:rPr>
-          <w:rPr>
-            <w:color w:val="0000EE"/>
-            <w:u w:val="single"/>
-          </w:rPr>
-          <w:t>ROM 15:9</w:t>
-        </w:r>
-      </w:hyperlink>
-      <w:r>
-        <w:rPr>
-          <w:lang w:val="zh_TW" w:bidi="zh_TW"/>
-        </w:rPr>
-        <w:t xml:space="preserve"> · </w:t>
-      </w:r>
-      <w:hyperlink r:id="rId16">
-        <w:r>
-          <w:rPr>
-            <w:lang w:val="zh_TW" w:bidi="zh_TW"/>
-          </w:rPr>
-          <w:rPr>
-            <w:color w:val="0000EE"/>
-            <w:u w:val="single"/>
-          </w:rPr>
-          <w:t>1CO 14:15</w:t>
-        </w:r>
-      </w:hyperlink>
-      <w:r>
-        <w:rPr>
-          <w:lang w:val="zh_TW" w:bidi="zh_TW"/>
-        </w:rPr>
-        <w:t xml:space="preserve"> · </w:t>
-      </w:r>
-      <w:hyperlink r:id="rId16">
-        <w:r>
-          <w:rPr>
-            <w:lang w:val="zh_TW" w:bidi="zh_TW"/>
-          </w:rPr>
-          <w:rPr>
-            <w:color w:val="0000EE"/>
-            <w:u w:val="single"/>
-          </w:rPr>
-          <w:t>1CO 14:15</w:t>
-        </w:r>
-      </w:hyperlink>
-      <w:r>
-        <w:rPr>
-          <w:lang w:val="zh_TW" w:bidi="zh_TW"/>
-        </w:rPr>
-        <w:t xml:space="preserve"> · </w:t>
-      </w:r>
-      <w:hyperlink r:id="rId17">
-        <w:r>
-          <w:rPr>
-            <w:lang w:val="zh_TW" w:bidi="zh_TW"/>
-          </w:rPr>
-          <w:rPr>
-            <w:color w:val="0000EE"/>
-            <w:u w:val="single"/>
-          </w:rPr>
-          <w:t>EPH 5:19</w:t>
-        </w:r>
-      </w:hyperlink>
-      <w:r>
-        <w:rPr>
-          <w:lang w:val="zh_TW" w:bidi="zh_TW"/>
-        </w:rPr>
-        <w:t xml:space="preserve"> · </w:t>
-      </w:r>
-      <w:hyperlink r:id="rId18">
-        <w:r>
-          <w:rPr>
-            <w:lang w:val="zh_TW" w:bidi="zh_TW"/>
-          </w:rPr>
-          <w:rPr>
-            <w:color w:val="0000EE"/>
-            <w:u w:val="single"/>
-          </w:rPr>
-          <w:t>JAS 5:13</w:t>
-        </w:r>
-      </w:hyperlink>
-      <w:r>
-        <w:rPr>
-          <w:lang w:val="zh_TW" w:bidi="zh_TW"/>
-        </w:rPr>
-      </w:r>
-      <w:r>
-        <w:rPr>
-          <w:lang w:val="zh_TW" w:bidi="zh_TW"/>
-        </w:rPr>
-      </w:r>
-    </w:p>
-    <w:p>
-      <w:pPr/>
-      <w:r>
-        <w:rPr>
-          <w:lang w:val="zh_TW" w:bidi="zh_TW"/>
-        </w:rPr>
-      </w:r>
-    </w:p>
-    <w:p>
-      <w:pPr>
-        <w:pStyle w:val="Heading2"/>
-      </w:pPr>
-      <w:r>
-        <w:rPr>
-          <w:lang w:val="zh_TW" w:bidi="zh_TW"/>
-        </w:rPr>
-        <w:t>ψαλμός</w:t>
-      </w:r>
-      <w:r>
-        <w:rPr>
-          <w:lang w:val="zh_TW" w:bidi="zh_TW"/>
-        </w:rPr>
-      </w:r>
-    </w:p>
-    <w:p>
-      <w:pPr>
-        <w:pStyle w:val="Heading1"/>
-      </w:pPr>
-      <w:r>
-        <w:rPr>
-          <w:lang w:val="zh_TW" w:bidi="zh_TW"/>
-        </w:rPr>
-        <w:t>ψαλμός</w:t>
-      </w:r>
-    </w:p>
-    <w:p>
-      <w:pPr/>
-      <w:r>
-        <w:rPr>
-          <w:lang w:val="zh_TW" w:bidi="zh_TW"/>
-        </w:rPr>
-      </w:r>
-      <w:r>
-        <w:rPr>
-          <w:lang w:val="zh_TW" w:bidi="zh_TW"/>
-        </w:rPr>
-        <w:t>ψαλμός</w:t>
-      </w:r>
-      <w:r>
-        <w:rPr>
-          <w:lang w:val="zh_TW" w:bidi="zh_TW"/>
-        </w:rPr>
-        <w:t xml:space="preserve"> (</w:t>
-      </w:r>
-      <w:r>
-        <w:rPr>
-          <w:lang w:val="zh_TW" w:bidi="zh_TW"/>
-        </w:rPr>
-        <w:t>G5568</w:t>
-      </w:r>
-      <w:r>
-        <w:rPr>
-          <w:lang w:val="zh_TW" w:bidi="zh_TW"/>
-        </w:rPr>
-        <w:t>)</w:t>
-      </w:r>
-    </w:p>
-    <w:p>
-      <w:pPr/>
-      <w:r>
-        <w:rPr>
-          <w:lang w:val="zh_TW" w:bidi="zh_TW"/>
-        </w:rPr>
-      </w:r>
-      <w:r>
-        <w:rPr>
-          <w:lang w:val="zh_TW" w:bidi="zh_TW"/>
-        </w:rPr>
-        <w:t xml:space="preserve">＜名＞＜陽＞ </w:t>
-      </w:r>
-      <w:r>
-        <w:rPr>
-          <w:lang w:val="zh_TW" w:bidi="zh_TW"/>
-        </w:rPr>
-        <w:t>|</w:t>
-      </w:r>
-      <w:r>
-        <w:rPr>
-          <w:lang w:val="zh_TW" w:bidi="zh_TW"/>
-        </w:rPr>
-        <w:t xml:space="preserve"> -οῦ </w:t>
-      </w:r>
-      <w:r>
-        <w:rPr>
-          <w:lang w:val="zh_TW" w:bidi="zh_TW"/>
-        </w:rPr>
-        <w:t>|</w:t>
-      </w:r>
-      <w:r>
-        <w:rPr>
-          <w:lang w:val="zh_TW" w:bidi="zh_TW"/>
-        </w:rPr>
-        <w:t xml:space="preserve"> </w:t>
-      </w:r>
-      <w:r>
-        <w:rPr>
-          <w:lang w:val="zh_TW" w:bidi="zh_TW"/>
-        </w:rPr>
-        <w:t>ψάλλω</w:t>
-      </w:r>
-    </w:p>
-    <w:p>
-      <w:pPr/>
-      <w:r>
-        <w:rPr>
-          <w:lang w:val="zh_TW" w:bidi="zh_TW"/>
-        </w:rPr>
-      </w:r>
-      <w:r>
-        <w:rPr>
-          <w:lang w:val="zh_TW" w:bidi="zh_TW"/>
-        </w:rPr>
-        <w:t>33.112</w:t>
-      </w:r>
-      <w:r>
-        <w:rPr>
-          <w:lang w:val="zh_TW" w:bidi="zh_TW"/>
-        </w:rPr>
-        <w:t xml:space="preserve"> · </w:t>
-      </w:r>
-      <w:r>
-        <w:rPr>
-          <w:lang w:val="zh_TW" w:bidi="zh_TW"/>
-        </w:rPr>
-        <w:t>溝通</w:t>
-      </w:r>
-      <w:r>
-        <w:rPr>
-          <w:lang w:val="zh_TW" w:bidi="zh_TW"/>
-        </w:rPr>
-        <w:t xml:space="preserve"> · </w:t>
-      </w:r>
-      <w:r>
-        <w:rPr>
-          <w:lang w:val="zh_TW" w:bidi="zh_TW"/>
-        </w:rPr>
-        <w:t>唱歌，唱哀歌</w:t>
-      </w:r>
-    </w:p>
-    <w:p>
-      <w:pPr/>
-      <w:r>
-        <w:rPr>
-          <w:lang w:val="zh_TW" w:bidi="zh_TW"/>
-        </w:rPr>
-      </w:r>
-      <w:r>
-        <w:rPr>
-          <w:lang w:val="zh_TW" w:bidi="zh_TW"/>
-        </w:rPr>
-        <w:t>詩篇;詩歌;詩章</w:t>
-      </w:r>
-      <w:r>
-        <w:rPr>
-          <w:lang w:val="zh_TW" w:bidi="zh_TW"/>
-        </w:rPr>
-        <w:t xml:space="preserve"> </w:t>
-      </w:r>
-      <w:r>
-        <w:rPr>
-          <w:lang w:val="zh_TW" w:bidi="zh_TW"/>
-        </w:rPr>
-        <w:t>詩篇(在新約中大概是指舊約的讚美詩)</w:t>
-      </w:r>
-    </w:p>
-    <w:p>
-      <w:pPr/>
-      <w:r>
-        <w:rPr>
-          <w:lang w:val="zh_TW" w:bidi="zh_TW"/>
-        </w:rPr>
-      </w:r>
-      <w:hyperlink r:id="rId19">
-        <w:r>
-          <w:rPr>
-            <w:lang w:val="zh_TW" w:bidi="zh_TW"/>
-          </w:rPr>
-          <w:rPr>
-            <w:color w:val="0000EE"/>
-            <w:u w:val="single"/>
-          </w:rPr>
-          <w:t>LUK 20:42</w:t>
-        </w:r>
-      </w:hyperlink>
-      <w:r>
-        <w:rPr>
-          <w:lang w:val="zh_TW" w:bidi="zh_TW"/>
-        </w:rPr>
-        <w:t xml:space="preserve"> · </w:t>
-      </w:r>
-      <w:hyperlink r:id="rId20">
-        <w:r>
-          <w:rPr>
-            <w:lang w:val="zh_TW" w:bidi="zh_TW"/>
-          </w:rPr>
-          <w:rPr>
-            <w:color w:val="0000EE"/>
-            <w:u w:val="single"/>
-          </w:rPr>
-          <w:t>LUK 24:44</w:t>
-        </w:r>
-      </w:hyperlink>
-      <w:r>
-        <w:rPr>
-          <w:lang w:val="zh_TW" w:bidi="zh_TW"/>
-        </w:rPr>
-        <w:t xml:space="preserve"> · </w:t>
-      </w:r>
-      <w:hyperlink r:id="rId21">
-        <w:r>
-          <w:rPr>
-            <w:lang w:val="zh_TW" w:bidi="zh_TW"/>
-          </w:rPr>
-          <w:rPr>
-            <w:color w:val="0000EE"/>
-            <w:u w:val="single"/>
-          </w:rPr>
-          <w:t>ACT 1:20</w:t>
-        </w:r>
-      </w:hyperlink>
-      <w:r>
-        <w:rPr>
-          <w:lang w:val="zh_TW" w:bidi="zh_TW"/>
-        </w:rPr>
-        <w:t xml:space="preserve"> · </w:t>
-      </w:r>
-      <w:hyperlink r:id="rId22">
-        <w:r>
-          <w:rPr>
-            <w:lang w:val="zh_TW" w:bidi="zh_TW"/>
-          </w:rPr>
-          <w:rPr>
-            <w:color w:val="0000EE"/>
-            <w:u w:val="single"/>
-          </w:rPr>
-          <w:t>ACT 13:33</w:t>
-        </w:r>
-      </w:hyperlink>
-      <w:r>
-        <w:rPr>
-          <w:lang w:val="zh_TW" w:bidi="zh_TW"/>
-        </w:rPr>
-        <w:t xml:space="preserve"> · </w:t>
-      </w:r>
-      <w:hyperlink r:id="rId23">
-        <w:r>
-          <w:rPr>
-            <w:lang w:val="zh_TW" w:bidi="zh_TW"/>
-          </w:rPr>
-          <w:rPr>
-            <w:color w:val="0000EE"/>
-            <w:u w:val="single"/>
-          </w:rPr>
-          <w:t>1CO 14:26</w:t>
-        </w:r>
-      </w:hyperlink>
-      <w:r>
-        <w:rPr>
-          <w:lang w:val="zh_TW" w:bidi="zh_TW"/>
-        </w:rPr>
-        <w:t xml:space="preserve"> · </w:t>
-      </w:r>
-      <w:hyperlink r:id="rId17">
-        <w:r>
-          <w:rPr>
-            <w:lang w:val="zh_TW" w:bidi="zh_TW"/>
-          </w:rPr>
-          <w:rPr>
-            <w:color w:val="0000EE"/>
-            <w:u w:val="single"/>
-          </w:rPr>
-          <w:t>EPH 5:19</w:t>
-        </w:r>
-      </w:hyperlink>
-      <w:r>
-        <w:rPr>
-          <w:lang w:val="zh_TW" w:bidi="zh_TW"/>
-        </w:rPr>
-        <w:t xml:space="preserve"> · </w:t>
-      </w:r>
-      <w:hyperlink r:id="rId24">
-        <w:r>
-          <w:rPr>
-            <w:lang w:val="zh_TW" w:bidi="zh_TW"/>
-          </w:rPr>
-          <w:rPr>
-            <w:color w:val="0000EE"/>
-            <w:u w:val="single"/>
-          </w:rPr>
-          <w:t>COL 3:16</w:t>
-        </w:r>
-      </w:hyperlink>
-      <w:r>
-        <w:rPr>
-          <w:lang w:val="zh_TW" w:bidi="zh_TW"/>
-        </w:rPr>
-      </w:r>
-      <w:r>
-        <w:rPr>
-          <w:lang w:val="zh_TW" w:bidi="zh_TW"/>
-        </w:rPr>
-      </w:r>
-    </w:p>
-    <w:p>
-      <w:pPr/>
-      <w:r>
-        <w:rPr>
-          <w:lang w:val="zh_TW" w:bidi="zh_TW"/>
-        </w:rPr>
-      </w:r>
-    </w:p>
-    <w:p>
-      <w:pPr>
-        <w:pStyle w:val="Heading2"/>
-      </w:pPr>
-      <w:r>
-        <w:rPr>
-          <w:lang w:val="zh_TW" w:bidi="zh_TW"/>
-        </w:rPr>
-        <w:t>ψευδάδελφος</w:t>
-      </w:r>
-      <w:r>
-        <w:rPr>
-          <w:lang w:val="zh_TW" w:bidi="zh_TW"/>
-        </w:rPr>
-      </w:r>
-    </w:p>
-    <w:p>
-      <w:pPr>
-        <w:pStyle w:val="Heading1"/>
-      </w:pPr>
-      <w:r>
-        <w:rPr>
-          <w:lang w:val="zh_TW" w:bidi="zh_TW"/>
-        </w:rPr>
-        <w:t>ψευδάδελφος</w:t>
-      </w:r>
-    </w:p>
-    <w:p>
-      <w:pPr/>
-      <w:r>
-        <w:rPr>
-          <w:lang w:val="zh_TW" w:bidi="zh_TW"/>
-        </w:rPr>
-      </w:r>
-      <w:r>
-        <w:rPr>
-          <w:lang w:val="zh_TW" w:bidi="zh_TW"/>
-        </w:rPr>
-        <w:t>ψευδάδελφος</w:t>
-      </w:r>
-      <w:r>
-        <w:rPr>
-          <w:lang w:val="zh_TW" w:bidi="zh_TW"/>
-        </w:rPr>
-        <w:t xml:space="preserve"> (</w:t>
-      </w:r>
-      <w:r>
-        <w:rPr>
-          <w:lang w:val="zh_TW" w:bidi="zh_TW"/>
-        </w:rPr>
-        <w:t>G5569</w:t>
-      </w:r>
-      <w:r>
-        <w:rPr>
-          <w:lang w:val="zh_TW" w:bidi="zh_TW"/>
-        </w:rPr>
-        <w:t>)</w:t>
-      </w:r>
-    </w:p>
-    <w:p>
-      <w:pPr/>
-      <w:r>
-        <w:rPr>
-          <w:lang w:val="zh_TW" w:bidi="zh_TW"/>
-        </w:rPr>
-      </w:r>
-      <w:r>
-        <w:rPr>
-          <w:lang w:val="zh_TW" w:bidi="zh_TW"/>
-        </w:rPr>
-        <w:t xml:space="preserve">＜名＞＜陽＞ </w:t>
-      </w:r>
-      <w:r>
-        <w:rPr>
-          <w:lang w:val="zh_TW" w:bidi="zh_TW"/>
-        </w:rPr>
-        <w:t>|</w:t>
-      </w:r>
-      <w:r>
-        <w:rPr>
-          <w:lang w:val="zh_TW" w:bidi="zh_TW"/>
-        </w:rPr>
-        <w:t xml:space="preserve"> -ου </w:t>
-      </w:r>
-      <w:r>
-        <w:rPr>
-          <w:lang w:val="zh_TW" w:bidi="zh_TW"/>
-        </w:rPr>
-        <w:t>|</w:t>
-      </w:r>
-      <w:r>
-        <w:rPr>
-          <w:lang w:val="zh_TW" w:bidi="zh_TW"/>
-        </w:rPr>
-        <w:t xml:space="preserve"> ψεύδομαι + ἀδελφός</w:t>
-      </w:r>
-    </w:p>
-    <w:p>
-      <w:pPr/>
-      <w:r>
-        <w:rPr>
-          <w:lang w:val="zh_TW" w:bidi="zh_TW"/>
-        </w:rPr>
-      </w:r>
-      <w:r>
-        <w:rPr>
-          <w:lang w:val="zh_TW" w:bidi="zh_TW"/>
-        </w:rPr>
-        <w:t>11.36</w:t>
-      </w:r>
-      <w:r>
-        <w:rPr>
-          <w:lang w:val="zh_TW" w:bidi="zh_TW"/>
-        </w:rPr>
-        <w:t xml:space="preserve"> · </w:t>
-      </w:r>
-      <w:r>
-        <w:rPr>
-          <w:lang w:val="zh_TW" w:bidi="zh_TW"/>
-        </w:rPr>
-        <w:t>人的群體和類別以及這些群體和類別的成員</w:t>
-      </w:r>
-      <w:r>
-        <w:rPr>
-          <w:lang w:val="zh_TW" w:bidi="zh_TW"/>
-        </w:rPr>
-        <w:t xml:space="preserve"> · </w:t>
-      </w:r>
-      <w:r>
-        <w:rPr>
-          <w:lang w:val="zh_TW" w:bidi="zh_TW"/>
-        </w:rPr>
-        <w:t>社會宗教的</w:t>
-      </w:r>
-    </w:p>
-    <w:p>
-      <w:pPr/>
-      <w:r>
-        <w:rPr>
-          <w:lang w:val="zh_TW" w:bidi="zh_TW"/>
-        </w:rPr>
-      </w:r>
-      <w:r>
-        <w:rPr>
-          <w:lang w:val="zh_TW" w:bidi="zh_TW"/>
-        </w:rPr>
-        <w:t>假弟兄;只是假裝基督信徒的人</w:t>
-      </w:r>
-      <w:r>
-        <w:rPr>
-          <w:lang w:val="zh_TW" w:bidi="zh_TW"/>
-        </w:rPr>
-        <w:t xml:space="preserve"> </w:t>
-      </w:r>
-      <w:r>
-        <w:rPr>
-          <w:lang w:val="zh_TW" w:bidi="zh_TW"/>
-        </w:rPr>
-        <w:t xml:space="preserve">一個人假裝是某個社會宗教團體的親密成員,但其實不是(見 </w:t>
-      </w:r>
-      <w:hyperlink r:id="rId25">
         <w:r>
           <w:rPr>
             <w:lang w:val="zh_TW" w:bidi="zh_TW"/>
@@ -979,7 +907,7 @@
         </w:rPr>
         <w:t>,</w:t>
       </w:r>
-      <w:hyperlink r:id="rId26">
+      <w:hyperlink r:id="rId16">
         <w:r>
           <w:rPr>
             <w:lang w:val="zh_TW" w:bidi="zh_TW"/>
@@ -997,7 +925,7 @@
         </w:rPr>
         <w:t xml:space="preserve"> 和 </w:t>
       </w:r>
-      <w:hyperlink r:id="rId27">
+      <w:hyperlink r:id="rId17">
         <w:r>
           <w:rPr>
             <w:lang w:val="zh_TW" w:bidi="zh_TW"/>
@@ -1035,36 +963,24 @@
           <w:lang w:val="zh_TW" w:bidi="zh_TW"/>
         </w:rPr>
       </w:r>
-      <w:hyperlink r:id="rId28">
-        <w:r>
-          <w:rPr>
-            <w:lang w:val="zh_TW" w:bidi="zh_TW"/>
-          </w:rPr>
-          <w:rPr>
-            <w:color w:val="0000EE"/>
-            <w:u w:val="single"/>
-          </w:rPr>
-          <w:t>2CO 11:26</w:t>
-        </w:r>
-      </w:hyperlink>
-      <w:r>
-        <w:rPr>
-          <w:lang w:val="zh_TW" w:bidi="zh_TW"/>
-        </w:rPr>
-        <w:t xml:space="preserve"> · </w:t>
-      </w:r>
-      <w:hyperlink r:id="rId29">
-        <w:r>
-          <w:rPr>
-            <w:lang w:val="zh_TW" w:bidi="zh_TW"/>
-          </w:rPr>
-          <w:rPr>
-            <w:color w:val="0000EE"/>
-            <w:u w:val="single"/>
-          </w:rPr>
-          <w:t>GAL 2:4</w:t>
-        </w:r>
-      </w:hyperlink>
+      <w:r>
+        <w:rPr>
+          <w:lang w:val="zh_TW" w:bidi="zh_TW"/>
+        </w:rPr>
+        <w:t>2CO 11:26</w:t>
+      </w:r>
+      <w:r>
+        <w:rPr>
+          <w:lang w:val="zh_TW" w:bidi="zh_TW"/>
+        </w:rPr>
+        <w:t xml:space="preserve"> · </w:t>
+      </w:r>
+      <w:r>
+        <w:rPr>
+          <w:lang w:val="zh_TW" w:bidi="zh_TW"/>
+        </w:rPr>
+        <w:t>GAL 2:4</w:t>
+      </w:r>
       <w:r>
         <w:rPr>
           <w:lang w:val="zh_TW" w:bidi="zh_TW"/>
@@ -1252,18 +1168,12 @@
           <w:lang w:val="zh_TW" w:bidi="zh_TW"/>
         </w:rPr>
       </w:r>
-      <w:hyperlink r:id="rId30">
-        <w:r>
-          <w:rPr>
-            <w:lang w:val="zh_TW" w:bidi="zh_TW"/>
-          </w:rPr>
-          <w:rPr>
-            <w:color w:val="0000EE"/>
-            <w:u w:val="single"/>
-          </w:rPr>
-          <w:t>2CO 11:13</w:t>
-        </w:r>
-      </w:hyperlink>
+      <w:r>
+        <w:rPr>
+          <w:lang w:val="zh_TW" w:bidi="zh_TW"/>
+        </w:rPr>
+        <w:t>2CO 11:13</w:t>
+      </w:r>
       <w:r>
         <w:rPr>
           <w:lang w:val="zh_TW" w:bidi="zh_TW"/>
@@ -1461,7 +1371,7 @@
         </w:rPr>
         <w:t>「說謊」</w:t>
       </w:r>
-      <w:hyperlink r:id="rId31">
+      <w:hyperlink r:id="rId18">
         <w:r>
           <w:rPr>
             <w:lang w:val="zh_TW" w:bidi="zh_TW"/>
@@ -1499,54 +1409,36 @@
           <w:lang w:val="zh_TW" w:bidi="zh_TW"/>
         </w:rPr>
       </w:r>
-      <w:hyperlink r:id="rId32">
-        <w:r>
-          <w:rPr>
-            <w:lang w:val="zh_TW" w:bidi="zh_TW"/>
-          </w:rPr>
-          <w:rPr>
-            <w:color w:val="0000EE"/>
-            <w:u w:val="single"/>
-          </w:rPr>
-          <w:t>ACT 6:13</w:t>
-        </w:r>
-      </w:hyperlink>
-      <w:r>
-        <w:rPr>
-          <w:lang w:val="zh_TW" w:bidi="zh_TW"/>
-        </w:rPr>
-        <w:t xml:space="preserve"> · </w:t>
-      </w:r>
-      <w:hyperlink r:id="rId33">
-        <w:r>
-          <w:rPr>
-            <w:lang w:val="zh_TW" w:bidi="zh_TW"/>
-          </w:rPr>
-          <w:rPr>
-            <w:color w:val="0000EE"/>
-            <w:u w:val="single"/>
-          </w:rPr>
-          <w:t>REV 2:2</w:t>
-        </w:r>
-      </w:hyperlink>
-      <w:r>
-        <w:rPr>
-          <w:lang w:val="zh_TW" w:bidi="zh_TW"/>
-        </w:rPr>
-        <w:t xml:space="preserve"> · </w:t>
-      </w:r>
-      <w:hyperlink r:id="rId34">
-        <w:r>
-          <w:rPr>
-            <w:lang w:val="zh_TW" w:bidi="zh_TW"/>
-          </w:rPr>
-          <w:rPr>
-            <w:color w:val="0000EE"/>
-            <w:u w:val="single"/>
-          </w:rPr>
-          <w:t>REV 21:8</w:t>
-        </w:r>
-      </w:hyperlink>
+      <w:r>
+        <w:rPr>
+          <w:lang w:val="zh_TW" w:bidi="zh_TW"/>
+        </w:rPr>
+        <w:t>ACT 6:13</w:t>
+      </w:r>
+      <w:r>
+        <w:rPr>
+          <w:lang w:val="zh_TW" w:bidi="zh_TW"/>
+        </w:rPr>
+        <w:t xml:space="preserve"> · </w:t>
+      </w:r>
+      <w:r>
+        <w:rPr>
+          <w:lang w:val="zh_TW" w:bidi="zh_TW"/>
+        </w:rPr>
+        <w:t>REV 2:2</w:t>
+      </w:r>
+      <w:r>
+        <w:rPr>
+          <w:lang w:val="zh_TW" w:bidi="zh_TW"/>
+        </w:rPr>
+        <w:t xml:space="preserve"> · </w:t>
+      </w:r>
+      <w:r>
+        <w:rPr>
+          <w:lang w:val="zh_TW" w:bidi="zh_TW"/>
+        </w:rPr>
+        <w:t>REV 21:8</w:t>
+      </w:r>
       <w:r>
         <w:rPr>
           <w:lang w:val="zh_TW" w:bidi="zh_TW"/>
@@ -1746,18 +1638,12 @@
           <w:lang w:val="zh_TW" w:bidi="zh_TW"/>
         </w:rPr>
       </w:r>
-      <w:hyperlink r:id="rId35">
-        <w:r>
-          <w:rPr>
-            <w:lang w:val="zh_TW" w:bidi="zh_TW"/>
-          </w:rPr>
-          <w:rPr>
-            <w:color w:val="0000EE"/>
-            <w:u w:val="single"/>
-          </w:rPr>
-          <w:t>2PE 2:1</w:t>
-        </w:r>
-      </w:hyperlink>
+      <w:r>
+        <w:rPr>
+          <w:lang w:val="zh_TW" w:bidi="zh_TW"/>
+        </w:rPr>
+        <w:t>2PE 2:1</w:t>
+      </w:r>
       <w:r>
         <w:rPr>
           <w:lang w:val="zh_TW" w:bidi="zh_TW"/>
@@ -1957,18 +1843,12 @@
           <w:lang w:val="zh_TW" w:bidi="zh_TW"/>
         </w:rPr>
       </w:r>
-      <w:hyperlink r:id="rId36">
-        <w:r>
-          <w:rPr>
-            <w:lang w:val="zh_TW" w:bidi="zh_TW"/>
-          </w:rPr>
-          <w:rPr>
-            <w:color w:val="0000EE"/>
-            <w:u w:val="single"/>
-          </w:rPr>
-          <w:t>1TI 4:2</w:t>
-        </w:r>
-      </w:hyperlink>
+      <w:r>
+        <w:rPr>
+          <w:lang w:val="zh_TW" w:bidi="zh_TW"/>
+        </w:rPr>
+        <w:t>1TI 4:2</w:t>
+      </w:r>
       <w:r>
         <w:rPr>
           <w:lang w:val="zh_TW" w:bidi="zh_TW"/>
@@ -2330,216 +2210,144 @@
           <w:lang w:val="zh_TW" w:bidi="zh_TW"/>
         </w:rPr>
       </w:r>
-      <w:hyperlink r:id="rId37">
-        <w:r>
-          <w:rPr>
-            <w:lang w:val="zh_TW" w:bidi="zh_TW"/>
-          </w:rPr>
-          <w:rPr>
-            <w:color w:val="0000EE"/>
-            <w:u w:val="single"/>
-          </w:rPr>
-          <w:t>MAT 5:11</w:t>
-        </w:r>
-      </w:hyperlink>
-      <w:r>
-        <w:rPr>
-          <w:lang w:val="zh_TW" w:bidi="zh_TW"/>
-        </w:rPr>
-        <w:t xml:space="preserve"> · </w:t>
-      </w:r>
-      <w:hyperlink r:id="rId38">
-        <w:r>
-          <w:rPr>
-            <w:lang w:val="zh_TW" w:bidi="zh_TW"/>
-          </w:rPr>
-          <w:rPr>
-            <w:color w:val="0000EE"/>
-            <w:u w:val="single"/>
-          </w:rPr>
-          <w:t>ACT 5:3</w:t>
-        </w:r>
-      </w:hyperlink>
-      <w:r>
-        <w:rPr>
-          <w:lang w:val="zh_TW" w:bidi="zh_TW"/>
-        </w:rPr>
-        <w:t xml:space="preserve"> · </w:t>
-      </w:r>
-      <w:hyperlink r:id="rId39">
-        <w:r>
-          <w:rPr>
-            <w:lang w:val="zh_TW" w:bidi="zh_TW"/>
-          </w:rPr>
-          <w:rPr>
-            <w:color w:val="0000EE"/>
-            <w:u w:val="single"/>
-          </w:rPr>
-          <w:t>ACT 5:4</w:t>
-        </w:r>
-      </w:hyperlink>
-      <w:r>
-        <w:rPr>
-          <w:lang w:val="zh_TW" w:bidi="zh_TW"/>
-        </w:rPr>
-        <w:t xml:space="preserve"> · </w:t>
-      </w:r>
-      <w:hyperlink r:id="rId40">
-        <w:r>
-          <w:rPr>
-            <w:lang w:val="zh_TW" w:bidi="zh_TW"/>
-          </w:rPr>
-          <w:rPr>
-            <w:color w:val="0000EE"/>
-            <w:u w:val="single"/>
-          </w:rPr>
-          <w:t>ROM 9:1</w:t>
-        </w:r>
-      </w:hyperlink>
-      <w:r>
-        <w:rPr>
-          <w:lang w:val="zh_TW" w:bidi="zh_TW"/>
-        </w:rPr>
-        <w:t xml:space="preserve"> · </w:t>
-      </w:r>
-      <w:hyperlink r:id="rId41">
-        <w:r>
-          <w:rPr>
-            <w:lang w:val="zh_TW" w:bidi="zh_TW"/>
-          </w:rPr>
-          <w:rPr>
-            <w:color w:val="0000EE"/>
-            <w:u w:val="single"/>
-          </w:rPr>
-          <w:t>2CO 11:31</w:t>
-        </w:r>
-      </w:hyperlink>
-      <w:r>
-        <w:rPr>
-          <w:lang w:val="zh_TW" w:bidi="zh_TW"/>
-        </w:rPr>
-        <w:t xml:space="preserve"> · </w:t>
-      </w:r>
-      <w:hyperlink r:id="rId42">
-        <w:r>
-          <w:rPr>
-            <w:lang w:val="zh_TW" w:bidi="zh_TW"/>
-          </w:rPr>
-          <w:rPr>
-            <w:color w:val="0000EE"/>
-            <w:u w:val="single"/>
-          </w:rPr>
-          <w:t>GAL 1:20</w:t>
-        </w:r>
-      </w:hyperlink>
-      <w:r>
-        <w:rPr>
-          <w:lang w:val="zh_TW" w:bidi="zh_TW"/>
-        </w:rPr>
-        <w:t xml:space="preserve"> · </w:t>
-      </w:r>
-      <w:hyperlink r:id="rId43">
-        <w:r>
-          <w:rPr>
-            <w:lang w:val="zh_TW" w:bidi="zh_TW"/>
-          </w:rPr>
-          <w:rPr>
-            <w:color w:val="0000EE"/>
-            <w:u w:val="single"/>
-          </w:rPr>
-          <w:t>COL 3:9</w:t>
-        </w:r>
-      </w:hyperlink>
-      <w:r>
-        <w:rPr>
-          <w:lang w:val="zh_TW" w:bidi="zh_TW"/>
-        </w:rPr>
-        <w:t xml:space="preserve"> · </w:t>
-      </w:r>
-      <w:hyperlink r:id="rId44">
-        <w:r>
-          <w:rPr>
-            <w:lang w:val="zh_TW" w:bidi="zh_TW"/>
-          </w:rPr>
-          <w:rPr>
-            <w:color w:val="0000EE"/>
-            <w:u w:val="single"/>
-          </w:rPr>
-          <w:t>1TI 2:7</w:t>
-        </w:r>
-      </w:hyperlink>
-      <w:r>
-        <w:rPr>
-          <w:lang w:val="zh_TW" w:bidi="zh_TW"/>
-        </w:rPr>
-        <w:t xml:space="preserve"> · </w:t>
-      </w:r>
-      <w:hyperlink r:id="rId45">
-        <w:r>
-          <w:rPr>
-            <w:lang w:val="zh_TW" w:bidi="zh_TW"/>
-          </w:rPr>
-          <w:rPr>
-            <w:color w:val="0000EE"/>
-            <w:u w:val="single"/>
-          </w:rPr>
-          <w:t>HEB 6:18</w:t>
-        </w:r>
-      </w:hyperlink>
-      <w:r>
-        <w:rPr>
-          <w:lang w:val="zh_TW" w:bidi="zh_TW"/>
-        </w:rPr>
-        <w:t xml:space="preserve"> · </w:t>
-      </w:r>
-      <w:hyperlink r:id="rId46">
-        <w:r>
-          <w:rPr>
-            <w:lang w:val="zh_TW" w:bidi="zh_TW"/>
-          </w:rPr>
-          <w:rPr>
-            <w:color w:val="0000EE"/>
-            <w:u w:val="single"/>
-          </w:rPr>
-          <w:t>JAS 3:14</w:t>
-        </w:r>
-      </w:hyperlink>
-      <w:r>
-        <w:rPr>
-          <w:lang w:val="zh_TW" w:bidi="zh_TW"/>
-        </w:rPr>
-        <w:t xml:space="preserve"> · </w:t>
-      </w:r>
-      <w:hyperlink r:id="rId47">
-        <w:r>
-          <w:rPr>
-            <w:lang w:val="zh_TW" w:bidi="zh_TW"/>
-          </w:rPr>
-          <w:rPr>
-            <w:color w:val="0000EE"/>
-            <w:u w:val="single"/>
-          </w:rPr>
-          <w:t>1JN 1:6</w:t>
-        </w:r>
-      </w:hyperlink>
-      <w:r>
-        <w:rPr>
-          <w:lang w:val="zh_TW" w:bidi="zh_TW"/>
-        </w:rPr>
-        <w:t xml:space="preserve"> · </w:t>
-      </w:r>
-      <w:hyperlink r:id="rId48">
-        <w:r>
-          <w:rPr>
-            <w:lang w:val="zh_TW" w:bidi="zh_TW"/>
-          </w:rPr>
-          <w:rPr>
-            <w:color w:val="0000EE"/>
-            <w:u w:val="single"/>
-          </w:rPr>
-          <w:t>REV 3:9</w:t>
-        </w:r>
-      </w:hyperlink>
+      <w:r>
+        <w:rPr>
+          <w:lang w:val="zh_TW" w:bidi="zh_TW"/>
+        </w:rPr>
+        <w:t>MAT 5:11</w:t>
+      </w:r>
+      <w:r>
+        <w:rPr>
+          <w:lang w:val="zh_TW" w:bidi="zh_TW"/>
+        </w:rPr>
+        <w:t xml:space="preserve"> · </w:t>
+      </w:r>
+      <w:r>
+        <w:rPr>
+          <w:lang w:val="zh_TW" w:bidi="zh_TW"/>
+        </w:rPr>
+        <w:t>ACT 5:3</w:t>
+      </w:r>
+      <w:r>
+        <w:rPr>
+          <w:lang w:val="zh_TW" w:bidi="zh_TW"/>
+        </w:rPr>
+        <w:t xml:space="preserve"> · </w:t>
+      </w:r>
+      <w:r>
+        <w:rPr>
+          <w:lang w:val="zh_TW" w:bidi="zh_TW"/>
+        </w:rPr>
+        <w:t>ACT 5:4</w:t>
+      </w:r>
+      <w:r>
+        <w:rPr>
+          <w:lang w:val="zh_TW" w:bidi="zh_TW"/>
+        </w:rPr>
+        <w:t xml:space="preserve"> · </w:t>
+      </w:r>
+      <w:r>
+        <w:rPr>
+          <w:lang w:val="zh_TW" w:bidi="zh_TW"/>
+        </w:rPr>
+        <w:t>ROM 9:1</w:t>
+      </w:r>
+      <w:r>
+        <w:rPr>
+          <w:lang w:val="zh_TW" w:bidi="zh_TW"/>
+        </w:rPr>
+        <w:t xml:space="preserve"> · </w:t>
+      </w:r>
+      <w:r>
+        <w:rPr>
+          <w:lang w:val="zh_TW" w:bidi="zh_TW"/>
+        </w:rPr>
+        <w:t>2CO 11:31</w:t>
+      </w:r>
+      <w:r>
+        <w:rPr>
+          <w:lang w:val="zh_TW" w:bidi="zh_TW"/>
+        </w:rPr>
+        <w:t xml:space="preserve"> · </w:t>
+      </w:r>
+      <w:r>
+        <w:rPr>
+          <w:lang w:val="zh_TW" w:bidi="zh_TW"/>
+        </w:rPr>
+        <w:t>GAL 1:20</w:t>
+      </w:r>
+      <w:r>
+        <w:rPr>
+          <w:lang w:val="zh_TW" w:bidi="zh_TW"/>
+        </w:rPr>
+        <w:t xml:space="preserve"> · </w:t>
+      </w:r>
+      <w:r>
+        <w:rPr>
+          <w:lang w:val="zh_TW" w:bidi="zh_TW"/>
+        </w:rPr>
+        <w:t>COL 3:9</w:t>
+      </w:r>
+      <w:r>
+        <w:rPr>
+          <w:lang w:val="zh_TW" w:bidi="zh_TW"/>
+        </w:rPr>
+        <w:t xml:space="preserve"> · </w:t>
+      </w:r>
+      <w:r>
+        <w:rPr>
+          <w:lang w:val="zh_TW" w:bidi="zh_TW"/>
+        </w:rPr>
+        <w:t>1TI 2:7</w:t>
+      </w:r>
+      <w:r>
+        <w:rPr>
+          <w:lang w:val="zh_TW" w:bidi="zh_TW"/>
+        </w:rPr>
+        <w:t xml:space="preserve"> · </w:t>
+      </w:r>
+      <w:r>
+        <w:rPr>
+          <w:lang w:val="zh_TW" w:bidi="zh_TW"/>
+        </w:rPr>
+        <w:t>HEB 6:18</w:t>
+      </w:r>
+      <w:r>
+        <w:rPr>
+          <w:lang w:val="zh_TW" w:bidi="zh_TW"/>
+        </w:rPr>
+        <w:t xml:space="preserve"> · </w:t>
+      </w:r>
+      <w:r>
+        <w:rPr>
+          <w:lang w:val="zh_TW" w:bidi="zh_TW"/>
+        </w:rPr>
+        <w:t>JAS 3:14</w:t>
+      </w:r>
+      <w:r>
+        <w:rPr>
+          <w:lang w:val="zh_TW" w:bidi="zh_TW"/>
+        </w:rPr>
+        <w:t xml:space="preserve"> · </w:t>
+      </w:r>
+      <w:r>
+        <w:rPr>
+          <w:lang w:val="zh_TW" w:bidi="zh_TW"/>
+        </w:rPr>
+        <w:t>1JN 1:6</w:t>
+      </w:r>
+      <w:r>
+        <w:rPr>
+          <w:lang w:val="zh_TW" w:bidi="zh_TW"/>
+        </w:rPr>
+        <w:t xml:space="preserve"> · </w:t>
+      </w:r>
+      <w:r>
+        <w:rPr>
+          <w:lang w:val="zh_TW" w:bidi="zh_TW"/>
+        </w:rPr>
+        <w:t>REV 3:9</w:t>
+      </w:r>
       <w:r>
         <w:rPr>
           <w:lang w:val="zh_TW" w:bidi="zh_TW"/>
@@ -2727,90 +2535,60 @@
           <w:lang w:val="zh_TW" w:bidi="zh_TW"/>
         </w:rPr>
       </w:r>
-      <w:hyperlink r:id="rId49">
-        <w:r>
-          <w:rPr>
-            <w:lang w:val="zh_TW" w:bidi="zh_TW"/>
-          </w:rPr>
-          <w:rPr>
-            <w:color w:val="0000EE"/>
-            <w:u w:val="single"/>
-          </w:rPr>
-          <w:t>MAT 19:18</w:t>
-        </w:r>
-      </w:hyperlink>
-      <w:r>
-        <w:rPr>
-          <w:lang w:val="zh_TW" w:bidi="zh_TW"/>
-        </w:rPr>
-        <w:t xml:space="preserve"> · </w:t>
-      </w:r>
-      <w:hyperlink r:id="rId50">
-        <w:r>
-          <w:rPr>
-            <w:lang w:val="zh_TW" w:bidi="zh_TW"/>
-          </w:rPr>
-          <w:rPr>
-            <w:color w:val="0000EE"/>
-            <w:u w:val="single"/>
-          </w:rPr>
-          <w:t>MRK 10:19</w:t>
-        </w:r>
-      </w:hyperlink>
-      <w:r>
-        <w:rPr>
-          <w:lang w:val="zh_TW" w:bidi="zh_TW"/>
-        </w:rPr>
-        <w:t xml:space="preserve"> · </w:t>
-      </w:r>
-      <w:hyperlink r:id="rId51">
-        <w:r>
-          <w:rPr>
-            <w:lang w:val="zh_TW" w:bidi="zh_TW"/>
-          </w:rPr>
-          <w:rPr>
-            <w:color w:val="0000EE"/>
-            <w:u w:val="single"/>
-          </w:rPr>
-          <w:t>MRK 14:56</w:t>
-        </w:r>
-      </w:hyperlink>
-      <w:r>
-        <w:rPr>
-          <w:lang w:val="zh_TW" w:bidi="zh_TW"/>
-        </w:rPr>
-        <w:t xml:space="preserve"> · </w:t>
-      </w:r>
-      <w:hyperlink r:id="rId52">
-        <w:r>
-          <w:rPr>
-            <w:lang w:val="zh_TW" w:bidi="zh_TW"/>
-          </w:rPr>
-          <w:rPr>
-            <w:color w:val="0000EE"/>
-            <w:u w:val="single"/>
-          </w:rPr>
-          <w:t>MRK 14:57</w:t>
-        </w:r>
-      </w:hyperlink>
-      <w:r>
-        <w:rPr>
-          <w:lang w:val="zh_TW" w:bidi="zh_TW"/>
-        </w:rPr>
-        <w:t xml:space="preserve"> · </w:t>
-      </w:r>
-      <w:hyperlink r:id="rId53">
-        <w:r>
-          <w:rPr>
-            <w:lang w:val="zh_TW" w:bidi="zh_TW"/>
-          </w:rPr>
-          <w:rPr>
-            <w:color w:val="0000EE"/>
-            <w:u w:val="single"/>
-          </w:rPr>
-          <w:t>LUK 18:20</w:t>
-        </w:r>
-      </w:hyperlink>
+      <w:r>
+        <w:rPr>
+          <w:lang w:val="zh_TW" w:bidi="zh_TW"/>
+        </w:rPr>
+        <w:t>MAT 19:18</w:t>
+      </w:r>
+      <w:r>
+        <w:rPr>
+          <w:lang w:val="zh_TW" w:bidi="zh_TW"/>
+        </w:rPr>
+        <w:t xml:space="preserve"> · </w:t>
+      </w:r>
+      <w:r>
+        <w:rPr>
+          <w:lang w:val="zh_TW" w:bidi="zh_TW"/>
+        </w:rPr>
+        <w:t>MRK 10:19</w:t>
+      </w:r>
+      <w:r>
+        <w:rPr>
+          <w:lang w:val="zh_TW" w:bidi="zh_TW"/>
+        </w:rPr>
+        <w:t xml:space="preserve"> · </w:t>
+      </w:r>
+      <w:r>
+        <w:rPr>
+          <w:lang w:val="zh_TW" w:bidi="zh_TW"/>
+        </w:rPr>
+        <w:t>MRK 14:56</w:t>
+      </w:r>
+      <w:r>
+        <w:rPr>
+          <w:lang w:val="zh_TW" w:bidi="zh_TW"/>
+        </w:rPr>
+        <w:t xml:space="preserve"> · </w:t>
+      </w:r>
+      <w:r>
+        <w:rPr>
+          <w:lang w:val="zh_TW" w:bidi="zh_TW"/>
+        </w:rPr>
+        <w:t>MRK 14:57</w:t>
+      </w:r>
+      <w:r>
+        <w:rPr>
+          <w:lang w:val="zh_TW" w:bidi="zh_TW"/>
+        </w:rPr>
+        <w:t xml:space="preserve"> · </w:t>
+      </w:r>
+      <w:r>
+        <w:rPr>
+          <w:lang w:val="zh_TW" w:bidi="zh_TW"/>
+        </w:rPr>
+        <w:t>LUK 18:20</w:t>
+      </w:r>
       <w:r>
         <w:rPr>
           <w:lang w:val="zh_TW" w:bidi="zh_TW"/>
@@ -3008,7 +2786,7 @@
         </w:rPr>
         <w:t>「作假見證」</w:t>
       </w:r>
-      <w:hyperlink r:id="rId54">
+      <w:hyperlink r:id="rId19">
         <w:r>
           <w:rPr>
             <w:lang w:val="zh_TW" w:bidi="zh_TW"/>
@@ -3034,36 +2812,24 @@
           <w:lang w:val="zh_TW" w:bidi="zh_TW"/>
         </w:rPr>
       </w:r>
-      <w:hyperlink r:id="rId55">
-        <w:r>
-          <w:rPr>
-            <w:lang w:val="zh_TW" w:bidi="zh_TW"/>
-          </w:rPr>
-          <w:rPr>
-            <w:color w:val="0000EE"/>
-            <w:u w:val="single"/>
-          </w:rPr>
-          <w:t>MAT 15:19</w:t>
-        </w:r>
-      </w:hyperlink>
-      <w:r>
-        <w:rPr>
-          <w:lang w:val="zh_TW" w:bidi="zh_TW"/>
-        </w:rPr>
-        <w:t xml:space="preserve"> · </w:t>
-      </w:r>
-      <w:hyperlink r:id="rId56">
-        <w:r>
-          <w:rPr>
-            <w:lang w:val="zh_TW" w:bidi="zh_TW"/>
-          </w:rPr>
-          <w:rPr>
-            <w:color w:val="0000EE"/>
-            <w:u w:val="single"/>
-          </w:rPr>
-          <w:t>MAT 26:59</w:t>
-        </w:r>
-      </w:hyperlink>
+      <w:r>
+        <w:rPr>
+          <w:lang w:val="zh_TW" w:bidi="zh_TW"/>
+        </w:rPr>
+        <w:t>MAT 15:19</w:t>
+      </w:r>
+      <w:r>
+        <w:rPr>
+          <w:lang w:val="zh_TW" w:bidi="zh_TW"/>
+        </w:rPr>
+        <w:t xml:space="preserve"> · </w:t>
+      </w:r>
+      <w:r>
+        <w:rPr>
+          <w:lang w:val="zh_TW" w:bidi="zh_TW"/>
+        </w:rPr>
+        <w:t>MAT 26:59</w:t>
+      </w:r>
       <w:r>
         <w:rPr>
           <w:lang w:val="zh_TW" w:bidi="zh_TW"/>
@@ -3261,7 +3027,7 @@
         </w:rPr>
         <w:t>「作假見證」</w:t>
       </w:r>
-      <w:hyperlink r:id="rId54">
+      <w:hyperlink r:id="rId19">
         <w:r>
           <w:rPr>
             <w:lang w:val="zh_TW" w:bidi="zh_TW"/>
@@ -3306,36 +3072,24 @@
           <w:lang w:val="zh_TW" w:bidi="zh_TW"/>
         </w:rPr>
       </w:r>
-      <w:hyperlink r:id="rId57">
-        <w:r>
-          <w:rPr>
-            <w:lang w:val="zh_TW" w:bidi="zh_TW"/>
-          </w:rPr>
-          <w:rPr>
-            <w:color w:val="0000EE"/>
-            <w:u w:val="single"/>
-          </w:rPr>
-          <w:t>MAT 26:60</w:t>
-        </w:r>
-      </w:hyperlink>
-      <w:r>
-        <w:rPr>
-          <w:lang w:val="zh_TW" w:bidi="zh_TW"/>
-        </w:rPr>
-        <w:t xml:space="preserve"> · </w:t>
-      </w:r>
-      <w:hyperlink r:id="rId58">
-        <w:r>
-          <w:rPr>
-            <w:lang w:val="zh_TW" w:bidi="zh_TW"/>
-          </w:rPr>
-          <w:rPr>
-            <w:color w:val="0000EE"/>
-            <w:u w:val="single"/>
-          </w:rPr>
-          <w:t>1CO 15:15</w:t>
-        </w:r>
-      </w:hyperlink>
+      <w:r>
+        <w:rPr>
+          <w:lang w:val="zh_TW" w:bidi="zh_TW"/>
+        </w:rPr>
+        <w:t>MAT 26:60</w:t>
+      </w:r>
+      <w:r>
+        <w:rPr>
+          <w:lang w:val="zh_TW" w:bidi="zh_TW"/>
+        </w:rPr>
+        <w:t xml:space="preserve"> · </w:t>
+      </w:r>
+      <w:r>
+        <w:rPr>
+          <w:lang w:val="zh_TW" w:bidi="zh_TW"/>
+        </w:rPr>
+        <w:t>1CO 15:15</w:t>
+      </w:r>
       <w:r>
         <w:rPr>
           <w:lang w:val="zh_TW" w:bidi="zh_TW"/>
@@ -3523,198 +3277,132 @@
           <w:lang w:val="zh_TW" w:bidi="zh_TW"/>
         </w:rPr>
       </w:r>
-      <w:hyperlink r:id="rId59">
-        <w:r>
-          <w:rPr>
-            <w:lang w:val="zh_TW" w:bidi="zh_TW"/>
-          </w:rPr>
-          <w:rPr>
-            <w:color w:val="0000EE"/>
-            <w:u w:val="single"/>
-          </w:rPr>
-          <w:t>MAT 7:15</w:t>
-        </w:r>
-      </w:hyperlink>
-      <w:r>
-        <w:rPr>
-          <w:lang w:val="zh_TW" w:bidi="zh_TW"/>
-        </w:rPr>
-        <w:t xml:space="preserve"> · </w:t>
-      </w:r>
-      <w:hyperlink r:id="rId60">
-        <w:r>
-          <w:rPr>
-            <w:lang w:val="zh_TW" w:bidi="zh_TW"/>
-          </w:rPr>
-          <w:rPr>
-            <w:color w:val="0000EE"/>
-            <w:u w:val="single"/>
-          </w:rPr>
-          <w:t>MAT 24:11</w:t>
-        </w:r>
-      </w:hyperlink>
-      <w:r>
-        <w:rPr>
-          <w:lang w:val="zh_TW" w:bidi="zh_TW"/>
-        </w:rPr>
-        <w:t xml:space="preserve"> · </w:t>
-      </w:r>
-      <w:hyperlink r:id="rId61">
-        <w:r>
-          <w:rPr>
-            <w:lang w:val="zh_TW" w:bidi="zh_TW"/>
-          </w:rPr>
-          <w:rPr>
-            <w:color w:val="0000EE"/>
-            <w:u w:val="single"/>
-          </w:rPr>
-          <w:t>MAT 24:24</w:t>
-        </w:r>
-      </w:hyperlink>
-      <w:r>
-        <w:rPr>
-          <w:lang w:val="zh_TW" w:bidi="zh_TW"/>
-        </w:rPr>
-        <w:t xml:space="preserve"> · </w:t>
-      </w:r>
-      <w:hyperlink r:id="rId62">
-        <w:r>
-          <w:rPr>
-            <w:lang w:val="zh_TW" w:bidi="zh_TW"/>
-          </w:rPr>
-          <w:rPr>
-            <w:color w:val="0000EE"/>
-            <w:u w:val="single"/>
-          </w:rPr>
-          <w:t>MRK 13:22</w:t>
-        </w:r>
-      </w:hyperlink>
-      <w:r>
-        <w:rPr>
-          <w:lang w:val="zh_TW" w:bidi="zh_TW"/>
-        </w:rPr>
-        <w:t xml:space="preserve"> · </w:t>
-      </w:r>
-      <w:hyperlink r:id="rId63">
-        <w:r>
-          <w:rPr>
-            <w:lang w:val="zh_TW" w:bidi="zh_TW"/>
-          </w:rPr>
-          <w:rPr>
-            <w:color w:val="0000EE"/>
-            <w:u w:val="single"/>
-          </w:rPr>
-          <w:t>LUK 6:26</w:t>
-        </w:r>
-      </w:hyperlink>
-      <w:r>
-        <w:rPr>
-          <w:lang w:val="zh_TW" w:bidi="zh_TW"/>
-        </w:rPr>
-        <w:t xml:space="preserve"> · </w:t>
-      </w:r>
-      <w:hyperlink r:id="rId64">
-        <w:r>
-          <w:rPr>
-            <w:lang w:val="zh_TW" w:bidi="zh_TW"/>
-          </w:rPr>
-          <w:rPr>
-            <w:color w:val="0000EE"/>
-            <w:u w:val="single"/>
-          </w:rPr>
-          <w:t>ACT 13:6</w:t>
-        </w:r>
-      </w:hyperlink>
-      <w:r>
-        <w:rPr>
-          <w:lang w:val="zh_TW" w:bidi="zh_TW"/>
-        </w:rPr>
-        <w:t xml:space="preserve"> · </w:t>
-      </w:r>
-      <w:hyperlink r:id="rId35">
-        <w:r>
-          <w:rPr>
-            <w:lang w:val="zh_TW" w:bidi="zh_TW"/>
-          </w:rPr>
-          <w:rPr>
-            <w:color w:val="0000EE"/>
-            <w:u w:val="single"/>
-          </w:rPr>
-          <w:t>2PE 2:1</w:t>
-        </w:r>
-      </w:hyperlink>
-      <w:r>
-        <w:rPr>
-          <w:lang w:val="zh_TW" w:bidi="zh_TW"/>
-        </w:rPr>
-        <w:t xml:space="preserve"> · </w:t>
-      </w:r>
-      <w:hyperlink r:id="rId65">
-        <w:r>
-          <w:rPr>
-            <w:lang w:val="zh_TW" w:bidi="zh_TW"/>
-          </w:rPr>
-          <w:rPr>
-            <w:color w:val="0000EE"/>
-            <w:u w:val="single"/>
-          </w:rPr>
-          <w:t>1JN 4:1</w:t>
-        </w:r>
-      </w:hyperlink>
-      <w:r>
-        <w:rPr>
-          <w:lang w:val="zh_TW" w:bidi="zh_TW"/>
-        </w:rPr>
-        <w:t xml:space="preserve"> · </w:t>
-      </w:r>
-      <w:hyperlink r:id="rId66">
-        <w:r>
-          <w:rPr>
-            <w:lang w:val="zh_TW" w:bidi="zh_TW"/>
-          </w:rPr>
-          <w:rPr>
-            <w:color w:val="0000EE"/>
-            <w:u w:val="single"/>
-          </w:rPr>
-          <w:t>REV 16:13</w:t>
-        </w:r>
-      </w:hyperlink>
-      <w:r>
-        <w:rPr>
-          <w:lang w:val="zh_TW" w:bidi="zh_TW"/>
-        </w:rPr>
-        <w:t xml:space="preserve"> · </w:t>
-      </w:r>
-      <w:hyperlink r:id="rId67">
-        <w:r>
-          <w:rPr>
-            <w:lang w:val="zh_TW" w:bidi="zh_TW"/>
-          </w:rPr>
-          <w:rPr>
-            <w:color w:val="0000EE"/>
-            <w:u w:val="single"/>
-          </w:rPr>
-          <w:t>REV 19:20</w:t>
-        </w:r>
-      </w:hyperlink>
-      <w:r>
-        <w:rPr>
-          <w:lang w:val="zh_TW" w:bidi="zh_TW"/>
-        </w:rPr>
-        <w:t xml:space="preserve"> · </w:t>
-      </w:r>
-      <w:hyperlink r:id="rId68">
-        <w:r>
-          <w:rPr>
-            <w:lang w:val="zh_TW" w:bidi="zh_TW"/>
-          </w:rPr>
-          <w:rPr>
-            <w:color w:val="0000EE"/>
-            <w:u w:val="single"/>
-          </w:rPr>
-          <w:t>REV 20:10</w:t>
-        </w:r>
-      </w:hyperlink>
+      <w:r>
+        <w:rPr>
+          <w:lang w:val="zh_TW" w:bidi="zh_TW"/>
+        </w:rPr>
+        <w:t>MAT 7:15</w:t>
+      </w:r>
+      <w:r>
+        <w:rPr>
+          <w:lang w:val="zh_TW" w:bidi="zh_TW"/>
+        </w:rPr>
+        <w:t xml:space="preserve"> · </w:t>
+      </w:r>
+      <w:r>
+        <w:rPr>
+          <w:lang w:val="zh_TW" w:bidi="zh_TW"/>
+        </w:rPr>
+        <w:t>MAT 24:11</w:t>
+      </w:r>
+      <w:r>
+        <w:rPr>
+          <w:lang w:val="zh_TW" w:bidi="zh_TW"/>
+        </w:rPr>
+        <w:t xml:space="preserve"> · </w:t>
+      </w:r>
+      <w:r>
+        <w:rPr>
+          <w:lang w:val="zh_TW" w:bidi="zh_TW"/>
+        </w:rPr>
+        <w:t>MAT 24:24</w:t>
+      </w:r>
+      <w:r>
+        <w:rPr>
+          <w:lang w:val="zh_TW" w:bidi="zh_TW"/>
+        </w:rPr>
+        <w:t xml:space="preserve"> · </w:t>
+      </w:r>
+      <w:r>
+        <w:rPr>
+          <w:lang w:val="zh_TW" w:bidi="zh_TW"/>
+        </w:rPr>
+        <w:t>MRK 13:22</w:t>
+      </w:r>
+      <w:r>
+        <w:rPr>
+          <w:lang w:val="zh_TW" w:bidi="zh_TW"/>
+        </w:rPr>
+        <w:t xml:space="preserve"> · </w:t>
+      </w:r>
+      <w:r>
+        <w:rPr>
+          <w:lang w:val="zh_TW" w:bidi="zh_TW"/>
+        </w:rPr>
+        <w:t>LUK 6:26</w:t>
+      </w:r>
+      <w:r>
+        <w:rPr>
+          <w:lang w:val="zh_TW" w:bidi="zh_TW"/>
+        </w:rPr>
+        <w:t xml:space="preserve"> · </w:t>
+      </w:r>
+      <w:r>
+        <w:rPr>
+          <w:lang w:val="zh_TW" w:bidi="zh_TW"/>
+        </w:rPr>
+        <w:t>ACT 13:6</w:t>
+      </w:r>
+      <w:r>
+        <w:rPr>
+          <w:lang w:val="zh_TW" w:bidi="zh_TW"/>
+        </w:rPr>
+        <w:t xml:space="preserve"> · </w:t>
+      </w:r>
+      <w:r>
+        <w:rPr>
+          <w:lang w:val="zh_TW" w:bidi="zh_TW"/>
+        </w:rPr>
+        <w:t>2PE 2:1</w:t>
+      </w:r>
+      <w:r>
+        <w:rPr>
+          <w:lang w:val="zh_TW" w:bidi="zh_TW"/>
+        </w:rPr>
+        <w:t xml:space="preserve"> · </w:t>
+      </w:r>
+      <w:r>
+        <w:rPr>
+          <w:lang w:val="zh_TW" w:bidi="zh_TW"/>
+        </w:rPr>
+        <w:t>1JN 4:1</w:t>
+      </w:r>
+      <w:r>
+        <w:rPr>
+          <w:lang w:val="zh_TW" w:bidi="zh_TW"/>
+        </w:rPr>
+        <w:t xml:space="preserve"> · </w:t>
+      </w:r>
+      <w:r>
+        <w:rPr>
+          <w:lang w:val="zh_TW" w:bidi="zh_TW"/>
+        </w:rPr>
+        <w:t>REV 16:13</w:t>
+      </w:r>
+      <w:r>
+        <w:rPr>
+          <w:lang w:val="zh_TW" w:bidi="zh_TW"/>
+        </w:rPr>
+        <w:t xml:space="preserve"> · </w:t>
+      </w:r>
+      <w:r>
+        <w:rPr>
+          <w:lang w:val="zh_TW" w:bidi="zh_TW"/>
+        </w:rPr>
+        <w:t>REV 19:20</w:t>
+      </w:r>
+      <w:r>
+        <w:rPr>
+          <w:lang w:val="zh_TW" w:bidi="zh_TW"/>
+        </w:rPr>
+        <w:t xml:space="preserve"> · </w:t>
+      </w:r>
+      <w:r>
+        <w:rPr>
+          <w:lang w:val="zh_TW" w:bidi="zh_TW"/>
+        </w:rPr>
+        <w:t>REV 20:10</w:t>
+      </w:r>
       <w:r>
         <w:rPr>
           <w:lang w:val="zh_TW" w:bidi="zh_TW"/>
@@ -3912,7 +3600,7 @@
         </w:rPr>
         <w:t>「說謊」</w:t>
       </w:r>
-      <w:hyperlink r:id="rId31">
+      <w:hyperlink r:id="rId18">
         <w:r>
           <w:rPr>
             <w:lang w:val="zh_TW" w:bidi="zh_TW"/>
@@ -3938,180 +3626,120 @@
           <w:lang w:val="zh_TW" w:bidi="zh_TW"/>
         </w:rPr>
       </w:r>
-      <w:hyperlink r:id="rId69">
-        <w:r>
-          <w:rPr>
-            <w:lang w:val="zh_TW" w:bidi="zh_TW"/>
-          </w:rPr>
-          <w:rPr>
-            <w:color w:val="0000EE"/>
-            <w:u w:val="single"/>
-          </w:rPr>
-          <w:t>JHN 8:44</w:t>
-        </w:r>
-      </w:hyperlink>
-      <w:r>
-        <w:rPr>
-          <w:lang w:val="zh_TW" w:bidi="zh_TW"/>
-        </w:rPr>
-        <w:t xml:space="preserve"> · </w:t>
-      </w:r>
-      <w:hyperlink r:id="rId70">
-        <w:r>
-          <w:rPr>
-            <w:lang w:val="zh_TW" w:bidi="zh_TW"/>
-          </w:rPr>
-          <w:rPr>
-            <w:color w:val="0000EE"/>
-            <w:u w:val="single"/>
-          </w:rPr>
-          <w:t>ROM 1:25</w:t>
-        </w:r>
-      </w:hyperlink>
-      <w:r>
-        <w:rPr>
-          <w:lang w:val="zh_TW" w:bidi="zh_TW"/>
-        </w:rPr>
-        <w:t xml:space="preserve"> · </w:t>
-      </w:r>
-      <w:hyperlink r:id="rId71">
-        <w:r>
-          <w:rPr>
-            <w:lang w:val="zh_TW" w:bidi="zh_TW"/>
-          </w:rPr>
-          <w:rPr>
-            <w:color w:val="0000EE"/>
-            <w:u w:val="single"/>
-          </w:rPr>
-          <w:t>EPH 4:25</w:t>
-        </w:r>
-      </w:hyperlink>
-      <w:r>
-        <w:rPr>
-          <w:lang w:val="zh_TW" w:bidi="zh_TW"/>
-        </w:rPr>
-        <w:t xml:space="preserve"> · </w:t>
-      </w:r>
-      <w:hyperlink r:id="rId72">
-        <w:r>
-          <w:rPr>
-            <w:lang w:val="zh_TW" w:bidi="zh_TW"/>
-          </w:rPr>
-          <w:rPr>
-            <w:color w:val="0000EE"/>
-            <w:u w:val="single"/>
-          </w:rPr>
-          <w:t>2TH 2:9</w:t>
-        </w:r>
-      </w:hyperlink>
-      <w:r>
-        <w:rPr>
-          <w:lang w:val="zh_TW" w:bidi="zh_TW"/>
-        </w:rPr>
-        <w:t xml:space="preserve"> · </w:t>
-      </w:r>
-      <w:hyperlink r:id="rId73">
-        <w:r>
-          <w:rPr>
-            <w:lang w:val="zh_TW" w:bidi="zh_TW"/>
-          </w:rPr>
-          <w:rPr>
-            <w:color w:val="0000EE"/>
-            <w:u w:val="single"/>
-          </w:rPr>
-          <w:t>2TH 2:11</w:t>
-        </w:r>
-      </w:hyperlink>
-      <w:r>
-        <w:rPr>
-          <w:lang w:val="zh_TW" w:bidi="zh_TW"/>
-        </w:rPr>
-        <w:t xml:space="preserve"> · </w:t>
-      </w:r>
-      <w:hyperlink r:id="rId74">
-        <w:r>
-          <w:rPr>
-            <w:lang w:val="zh_TW" w:bidi="zh_TW"/>
-          </w:rPr>
-          <w:rPr>
-            <w:color w:val="0000EE"/>
-            <w:u w:val="single"/>
-          </w:rPr>
-          <w:t>1JN 2:21</w:t>
-        </w:r>
-      </w:hyperlink>
-      <w:r>
-        <w:rPr>
-          <w:lang w:val="zh_TW" w:bidi="zh_TW"/>
-        </w:rPr>
-        <w:t xml:space="preserve"> · </w:t>
-      </w:r>
-      <w:hyperlink r:id="rId75">
-        <w:r>
-          <w:rPr>
-            <w:lang w:val="zh_TW" w:bidi="zh_TW"/>
-          </w:rPr>
-          <w:rPr>
-            <w:color w:val="0000EE"/>
-            <w:u w:val="single"/>
-          </w:rPr>
-          <w:t>1JN 2:27</w:t>
-        </w:r>
-      </w:hyperlink>
-      <w:r>
-        <w:rPr>
-          <w:lang w:val="zh_TW" w:bidi="zh_TW"/>
-        </w:rPr>
-        <w:t xml:space="preserve"> · </w:t>
-      </w:r>
-      <w:hyperlink r:id="rId76">
-        <w:r>
-          <w:rPr>
-            <w:lang w:val="zh_TW" w:bidi="zh_TW"/>
-          </w:rPr>
-          <w:rPr>
-            <w:color w:val="0000EE"/>
-            <w:u w:val="single"/>
-          </w:rPr>
-          <w:t>REV 14:5</w:t>
-        </w:r>
-      </w:hyperlink>
-      <w:r>
-        <w:rPr>
-          <w:lang w:val="zh_TW" w:bidi="zh_TW"/>
-        </w:rPr>
-        <w:t xml:space="preserve"> · </w:t>
-      </w:r>
-      <w:hyperlink r:id="rId77">
-        <w:r>
-          <w:rPr>
-            <w:lang w:val="zh_TW" w:bidi="zh_TW"/>
-          </w:rPr>
-          <w:rPr>
-            <w:color w:val="0000EE"/>
-            <w:u w:val="single"/>
-          </w:rPr>
-          <w:t>REV 21:27</w:t>
-        </w:r>
-      </w:hyperlink>
-      <w:r>
-        <w:rPr>
-          <w:lang w:val="zh_TW" w:bidi="zh_TW"/>
-        </w:rPr>
-        <w:t xml:space="preserve"> · </w:t>
-      </w:r>
-      <w:hyperlink r:id="rId78">
-        <w:r>
-          <w:rPr>
-            <w:lang w:val="zh_TW" w:bidi="zh_TW"/>
-          </w:rPr>
-          <w:rPr>
-            <w:color w:val="0000EE"/>
-            <w:u w:val="single"/>
-          </w:rPr>
-          <w:t>REV 22:15</w:t>
-        </w:r>
-      </w:hyperlink>
+      <w:r>
+        <w:rPr>
+          <w:lang w:val="zh_TW" w:bidi="zh_TW"/>
+        </w:rPr>
+        <w:t>JHN 8:44</w:t>
+      </w:r>
+      <w:r>
+        <w:rPr>
+          <w:lang w:val="zh_TW" w:bidi="zh_TW"/>
+        </w:rPr>
+        <w:t xml:space="preserve"> · </w:t>
+      </w:r>
+      <w:r>
+        <w:rPr>
+          <w:lang w:val="zh_TW" w:bidi="zh_TW"/>
+        </w:rPr>
+        <w:t>ROM 1:25</w:t>
+      </w:r>
+      <w:r>
+        <w:rPr>
+          <w:lang w:val="zh_TW" w:bidi="zh_TW"/>
+        </w:rPr>
+        <w:t xml:space="preserve"> · </w:t>
+      </w:r>
+      <w:r>
+        <w:rPr>
+          <w:lang w:val="zh_TW" w:bidi="zh_TW"/>
+        </w:rPr>
+        <w:t>EPH 4:25</w:t>
+      </w:r>
+      <w:r>
+        <w:rPr>
+          <w:lang w:val="zh_TW" w:bidi="zh_TW"/>
+        </w:rPr>
+        <w:t xml:space="preserve"> · </w:t>
+      </w:r>
+      <w:r>
+        <w:rPr>
+          <w:lang w:val="zh_TW" w:bidi="zh_TW"/>
+        </w:rPr>
+        <w:t>2TH 2:9</w:t>
+      </w:r>
+      <w:r>
+        <w:rPr>
+          <w:lang w:val="zh_TW" w:bidi="zh_TW"/>
+        </w:rPr>
+        <w:t xml:space="preserve"> · </w:t>
+      </w:r>
+      <w:r>
+        <w:rPr>
+          <w:lang w:val="zh_TW" w:bidi="zh_TW"/>
+        </w:rPr>
+        <w:t>2TH 2:11</w:t>
+      </w:r>
+      <w:r>
+        <w:rPr>
+          <w:lang w:val="zh_TW" w:bidi="zh_TW"/>
+        </w:rPr>
+        <w:t xml:space="preserve"> · </w:t>
+      </w:r>
+      <w:r>
+        <w:rPr>
+          <w:lang w:val="zh_TW" w:bidi="zh_TW"/>
+        </w:rPr>
+        <w:t>1JN 2:21</w:t>
+      </w:r>
+      <w:r>
+        <w:rPr>
+          <w:lang w:val="zh_TW" w:bidi="zh_TW"/>
+        </w:rPr>
+        <w:t xml:space="preserve"> · </w:t>
+      </w:r>
+      <w:r>
+        <w:rPr>
+          <w:lang w:val="zh_TW" w:bidi="zh_TW"/>
+        </w:rPr>
+        <w:t>1JN 2:27</w:t>
+      </w:r>
+      <w:r>
+        <w:rPr>
+          <w:lang w:val="zh_TW" w:bidi="zh_TW"/>
+        </w:rPr>
+        <w:t xml:space="preserve"> · </w:t>
+      </w:r>
+      <w:r>
+        <w:rPr>
+          <w:lang w:val="zh_TW" w:bidi="zh_TW"/>
+        </w:rPr>
+        <w:t>REV 14:5</w:t>
+      </w:r>
+      <w:r>
+        <w:rPr>
+          <w:lang w:val="zh_TW" w:bidi="zh_TW"/>
+        </w:rPr>
+        <w:t xml:space="preserve"> · </w:t>
+      </w:r>
+      <w:r>
+        <w:rPr>
+          <w:lang w:val="zh_TW" w:bidi="zh_TW"/>
+        </w:rPr>
+        <w:t>REV 21:27</w:t>
+      </w:r>
+      <w:r>
+        <w:rPr>
+          <w:lang w:val="zh_TW" w:bidi="zh_TW"/>
+        </w:rPr>
+        <w:t xml:space="preserve"> · </w:t>
+      </w:r>
+      <w:r>
+        <w:rPr>
+          <w:lang w:val="zh_TW" w:bidi="zh_TW"/>
+        </w:rPr>
+        <w:t>REV 22:15</w:t>
+      </w:r>
       <w:r>
         <w:rPr>
           <w:lang w:val="zh_TW" w:bidi="zh_TW"/>
@@ -4299,36 +3927,24 @@
           <w:lang w:val="zh_TW" w:bidi="zh_TW"/>
         </w:rPr>
       </w:r>
-      <w:hyperlink r:id="rId61">
-        <w:r>
-          <w:rPr>
-            <w:lang w:val="zh_TW" w:bidi="zh_TW"/>
-          </w:rPr>
-          <w:rPr>
-            <w:color w:val="0000EE"/>
-            <w:u w:val="single"/>
-          </w:rPr>
-          <w:t>MAT 24:24</w:t>
-        </w:r>
-      </w:hyperlink>
-      <w:r>
-        <w:rPr>
-          <w:lang w:val="zh_TW" w:bidi="zh_TW"/>
-        </w:rPr>
-        <w:t xml:space="preserve"> · </w:t>
-      </w:r>
-      <w:hyperlink r:id="rId62">
-        <w:r>
-          <w:rPr>
-            <w:lang w:val="zh_TW" w:bidi="zh_TW"/>
-          </w:rPr>
-          <w:rPr>
-            <w:color w:val="0000EE"/>
-            <w:u w:val="single"/>
-          </w:rPr>
-          <w:t>MRK 13:22</w:t>
-        </w:r>
-      </w:hyperlink>
+      <w:r>
+        <w:rPr>
+          <w:lang w:val="zh_TW" w:bidi="zh_TW"/>
+        </w:rPr>
+        <w:t>MAT 24:24</w:t>
+      </w:r>
+      <w:r>
+        <w:rPr>
+          <w:lang w:val="zh_TW" w:bidi="zh_TW"/>
+        </w:rPr>
+        <w:t xml:space="preserve"> · </w:t>
+      </w:r>
+      <w:r>
+        <w:rPr>
+          <w:lang w:val="zh_TW" w:bidi="zh_TW"/>
+        </w:rPr>
+        <w:t>MRK 13:22</w:t>
+      </w:r>
       <w:r>
         <w:rPr>
           <w:lang w:val="zh_TW" w:bidi="zh_TW"/>
@@ -4516,18 +4132,12 @@
           <w:lang w:val="zh_TW" w:bidi="zh_TW"/>
         </w:rPr>
       </w:r>
-      <w:hyperlink r:id="rId79">
-        <w:r>
-          <w:rPr>
-            <w:lang w:val="zh_TW" w:bidi="zh_TW"/>
-          </w:rPr>
-          <w:rPr>
-            <w:color w:val="0000EE"/>
-            <w:u w:val="single"/>
-          </w:rPr>
-          <w:t>1TI 6:20</w:t>
-        </w:r>
-      </w:hyperlink>
+      <w:r>
+        <w:rPr>
+          <w:lang w:val="zh_TW" w:bidi="zh_TW"/>
+        </w:rPr>
+        <w:t>1TI 6:20</w:t>
+      </w:r>
       <w:r>
         <w:rPr>
           <w:lang w:val="zh_TW" w:bidi="zh_TW"/>
@@ -4725,7 +4335,7 @@
         </w:rPr>
         <w:t>「說謊」</w:t>
       </w:r>
-      <w:hyperlink r:id="rId31">
+      <w:hyperlink r:id="rId18">
         <w:r>
           <w:rPr>
             <w:lang w:val="zh_TW" w:bidi="zh_TW"/>
@@ -4755,18 +4365,12 @@
         </w:rPr>
         <w:t xml:space="preserve">有些語言可能必須重新調整 </w:t>
       </w:r>
-      <w:hyperlink r:id="rId80">
-        <w:r>
-          <w:rPr>
-            <w:lang w:val="zh_TW" w:bidi="zh_TW"/>
-          </w:rPr>
-          <w:rPr>
-            <w:color w:val="0000EE"/>
-            <w:u w:val="single"/>
-          </w:rPr>
-          <w:t>ROM 3:7</w:t>
-        </w:r>
-      </w:hyperlink>
+      <w:r>
+        <w:rPr>
+          <w:lang w:val="zh_TW" w:bidi="zh_TW"/>
+        </w:rPr>
+        <w:t>ROM 3:7</w:t>
+      </w:r>
       <w:r>
         <w:rPr>
           <w:lang w:val="zh_TW" w:bidi="zh_TW"/>
@@ -4781,18 +4385,12 @@
           <w:lang w:val="zh_TW" w:bidi="zh_TW"/>
         </w:rPr>
       </w:r>
-      <w:hyperlink r:id="rId80">
-        <w:r>
-          <w:rPr>
-            <w:lang w:val="zh_TW" w:bidi="zh_TW"/>
-          </w:rPr>
-          <w:rPr>
-            <w:color w:val="0000EE"/>
-            <w:u w:val="single"/>
-          </w:rPr>
-          <w:t>ROM 3:7</w:t>
-        </w:r>
-      </w:hyperlink>
+      <w:r>
+        <w:rPr>
+          <w:lang w:val="zh_TW" w:bidi="zh_TW"/>
+        </w:rPr>
+        <w:t>ROM 3:7</w:t>
+      </w:r>
       <w:r>
         <w:rPr>
           <w:lang w:val="zh_TW" w:bidi="zh_TW"/>
@@ -4998,180 +4596,120 @@
           <w:lang w:val="zh_TW" w:bidi="zh_TW"/>
         </w:rPr>
       </w:r>
-      <w:hyperlink r:id="rId69">
-        <w:r>
-          <w:rPr>
-            <w:lang w:val="zh_TW" w:bidi="zh_TW"/>
-          </w:rPr>
-          <w:rPr>
-            <w:color w:val="0000EE"/>
-            <w:u w:val="single"/>
-          </w:rPr>
-          <w:t>JHN 8:44</w:t>
-        </w:r>
-      </w:hyperlink>
-      <w:r>
-        <w:rPr>
-          <w:lang w:val="zh_TW" w:bidi="zh_TW"/>
-        </w:rPr>
-        <w:t xml:space="preserve"> · </w:t>
-      </w:r>
-      <w:hyperlink r:id="rId81">
-        <w:r>
-          <w:rPr>
-            <w:lang w:val="zh_TW" w:bidi="zh_TW"/>
-          </w:rPr>
-          <w:rPr>
-            <w:color w:val="0000EE"/>
-            <w:u w:val="single"/>
-          </w:rPr>
-          <w:t>JHN 8:55</w:t>
-        </w:r>
-      </w:hyperlink>
-      <w:r>
-        <w:rPr>
-          <w:lang w:val="zh_TW" w:bidi="zh_TW"/>
-        </w:rPr>
-        <w:t xml:space="preserve"> · </w:t>
-      </w:r>
-      <w:hyperlink r:id="rId82">
-        <w:r>
-          <w:rPr>
-            <w:lang w:val="zh_TW" w:bidi="zh_TW"/>
-          </w:rPr>
-          <w:rPr>
-            <w:color w:val="0000EE"/>
-            <w:u w:val="single"/>
-          </w:rPr>
-          <w:t>ROM 3:4</w:t>
-        </w:r>
-      </w:hyperlink>
-      <w:r>
-        <w:rPr>
-          <w:lang w:val="zh_TW" w:bidi="zh_TW"/>
-        </w:rPr>
-        <w:t xml:space="preserve"> · </w:t>
-      </w:r>
-      <w:hyperlink r:id="rId83">
-        <w:r>
-          <w:rPr>
-            <w:lang w:val="zh_TW" w:bidi="zh_TW"/>
-          </w:rPr>
-          <w:rPr>
-            <w:color w:val="0000EE"/>
-            <w:u w:val="single"/>
-          </w:rPr>
-          <w:t>1TI 1:10</w:t>
-        </w:r>
-      </w:hyperlink>
-      <w:r>
-        <w:rPr>
-          <w:lang w:val="zh_TW" w:bidi="zh_TW"/>
-        </w:rPr>
-        <w:t xml:space="preserve"> · </w:t>
-      </w:r>
-      <w:hyperlink r:id="rId84">
-        <w:r>
-          <w:rPr>
-            <w:lang w:val="zh_TW" w:bidi="zh_TW"/>
-          </w:rPr>
-          <w:rPr>
-            <w:color w:val="0000EE"/>
-            <w:u w:val="single"/>
-          </w:rPr>
-          <w:t>TIT 1:12</w:t>
-        </w:r>
-      </w:hyperlink>
-      <w:r>
-        <w:rPr>
-          <w:lang w:val="zh_TW" w:bidi="zh_TW"/>
-        </w:rPr>
-        <w:t xml:space="preserve"> · </w:t>
-      </w:r>
-      <w:hyperlink r:id="rId85">
-        <w:r>
-          <w:rPr>
-            <w:lang w:val="zh_TW" w:bidi="zh_TW"/>
-          </w:rPr>
-          <w:rPr>
-            <w:color w:val="0000EE"/>
-            <w:u w:val="single"/>
-          </w:rPr>
-          <w:t>1JN 1:10</w:t>
-        </w:r>
-      </w:hyperlink>
-      <w:r>
-        <w:rPr>
-          <w:lang w:val="zh_TW" w:bidi="zh_TW"/>
-        </w:rPr>
-        <w:t xml:space="preserve"> · </w:t>
-      </w:r>
-      <w:hyperlink r:id="rId86">
-        <w:r>
-          <w:rPr>
-            <w:lang w:val="zh_TW" w:bidi="zh_TW"/>
-          </w:rPr>
-          <w:rPr>
-            <w:color w:val="0000EE"/>
-            <w:u w:val="single"/>
-          </w:rPr>
-          <w:t>1JN 2:4</w:t>
-        </w:r>
-      </w:hyperlink>
-      <w:r>
-        <w:rPr>
-          <w:lang w:val="zh_TW" w:bidi="zh_TW"/>
-        </w:rPr>
-        <w:t xml:space="preserve"> · </w:t>
-      </w:r>
-      <w:hyperlink r:id="rId87">
-        <w:r>
-          <w:rPr>
-            <w:lang w:val="zh_TW" w:bidi="zh_TW"/>
-          </w:rPr>
-          <w:rPr>
-            <w:color w:val="0000EE"/>
-            <w:u w:val="single"/>
-          </w:rPr>
-          <w:t>1JN 2:22</w:t>
-        </w:r>
-      </w:hyperlink>
-      <w:r>
-        <w:rPr>
-          <w:lang w:val="zh_TW" w:bidi="zh_TW"/>
-        </w:rPr>
-        <w:t xml:space="preserve"> · </w:t>
-      </w:r>
-      <w:hyperlink r:id="rId88">
-        <w:r>
-          <w:rPr>
-            <w:lang w:val="zh_TW" w:bidi="zh_TW"/>
-          </w:rPr>
-          <w:rPr>
-            <w:color w:val="0000EE"/>
-            <w:u w:val="single"/>
-          </w:rPr>
-          <w:t>1JN 4:20</w:t>
-        </w:r>
-      </w:hyperlink>
-      <w:r>
-        <w:rPr>
-          <w:lang w:val="zh_TW" w:bidi="zh_TW"/>
-        </w:rPr>
-        <w:t xml:space="preserve"> · </w:t>
-      </w:r>
-      <w:hyperlink r:id="rId89">
-        <w:r>
-          <w:rPr>
-            <w:lang w:val="zh_TW" w:bidi="zh_TW"/>
-          </w:rPr>
-          <w:rPr>
-            <w:color w:val="0000EE"/>
-            <w:u w:val="single"/>
-          </w:rPr>
-          <w:t>1JN 5:10</w:t>
-        </w:r>
-      </w:hyperlink>
+      <w:r>
+        <w:rPr>
+          <w:lang w:val="zh_TW" w:bidi="zh_TW"/>
+        </w:rPr>
+        <w:t>JHN 8:44</w:t>
+      </w:r>
+      <w:r>
+        <w:rPr>
+          <w:lang w:val="zh_TW" w:bidi="zh_TW"/>
+        </w:rPr>
+        <w:t xml:space="preserve"> · </w:t>
+      </w:r>
+      <w:r>
+        <w:rPr>
+          <w:lang w:val="zh_TW" w:bidi="zh_TW"/>
+        </w:rPr>
+        <w:t>JHN 8:55</w:t>
+      </w:r>
+      <w:r>
+        <w:rPr>
+          <w:lang w:val="zh_TW" w:bidi="zh_TW"/>
+        </w:rPr>
+        <w:t xml:space="preserve"> · </w:t>
+      </w:r>
+      <w:r>
+        <w:rPr>
+          <w:lang w:val="zh_TW" w:bidi="zh_TW"/>
+        </w:rPr>
+        <w:t>ROM 3:4</w:t>
+      </w:r>
+      <w:r>
+        <w:rPr>
+          <w:lang w:val="zh_TW" w:bidi="zh_TW"/>
+        </w:rPr>
+        <w:t xml:space="preserve"> · </w:t>
+      </w:r>
+      <w:r>
+        <w:rPr>
+          <w:lang w:val="zh_TW" w:bidi="zh_TW"/>
+        </w:rPr>
+        <w:t>1TI 1:10</w:t>
+      </w:r>
+      <w:r>
+        <w:rPr>
+          <w:lang w:val="zh_TW" w:bidi="zh_TW"/>
+        </w:rPr>
+        <w:t xml:space="preserve"> · </w:t>
+      </w:r>
+      <w:r>
+        <w:rPr>
+          <w:lang w:val="zh_TW" w:bidi="zh_TW"/>
+        </w:rPr>
+        <w:t>TIT 1:12</w:t>
+      </w:r>
+      <w:r>
+        <w:rPr>
+          <w:lang w:val="zh_TW" w:bidi="zh_TW"/>
+        </w:rPr>
+        <w:t xml:space="preserve"> · </w:t>
+      </w:r>
+      <w:r>
+        <w:rPr>
+          <w:lang w:val="zh_TW" w:bidi="zh_TW"/>
+        </w:rPr>
+        <w:t>1JN 1:10</w:t>
+      </w:r>
+      <w:r>
+        <w:rPr>
+          <w:lang w:val="zh_TW" w:bidi="zh_TW"/>
+        </w:rPr>
+        <w:t xml:space="preserve"> · </w:t>
+      </w:r>
+      <w:r>
+        <w:rPr>
+          <w:lang w:val="zh_TW" w:bidi="zh_TW"/>
+        </w:rPr>
+        <w:t>1JN 2:4</w:t>
+      </w:r>
+      <w:r>
+        <w:rPr>
+          <w:lang w:val="zh_TW" w:bidi="zh_TW"/>
+        </w:rPr>
+        <w:t xml:space="preserve"> · </w:t>
+      </w:r>
+      <w:r>
+        <w:rPr>
+          <w:lang w:val="zh_TW" w:bidi="zh_TW"/>
+        </w:rPr>
+        <w:t>1JN 2:22</w:t>
+      </w:r>
+      <w:r>
+        <w:rPr>
+          <w:lang w:val="zh_TW" w:bidi="zh_TW"/>
+        </w:rPr>
+        <w:t xml:space="preserve"> · </w:t>
+      </w:r>
+      <w:r>
+        <w:rPr>
+          <w:lang w:val="zh_TW" w:bidi="zh_TW"/>
+        </w:rPr>
+        <w:t>1JN 4:20</w:t>
+      </w:r>
+      <w:r>
+        <w:rPr>
+          <w:lang w:val="zh_TW" w:bidi="zh_TW"/>
+        </w:rPr>
+        <w:t xml:space="preserve"> · </w:t>
+      </w:r>
+      <w:r>
+        <w:rPr>
+          <w:lang w:val="zh_TW" w:bidi="zh_TW"/>
+        </w:rPr>
+        <w:t>1JN 5:10</w:t>
+      </w:r>
       <w:r>
         <w:rPr>
           <w:lang w:val="zh_TW" w:bidi="zh_TW"/>
@@ -5369,18 +4907,12 @@
         </w:rPr>
         <w:t xml:space="preserve">在翻譯 </w:t>
       </w:r>
-      <w:hyperlink r:id="rId90">
-        <w:r>
-          <w:rPr>
-            <w:lang w:val="zh_TW" w:bidi="zh_TW"/>
-          </w:rPr>
-          <w:rPr>
-            <w:color w:val="0000EE"/>
-            <w:u w:val="single"/>
-          </w:rPr>
-          <w:t>1JN 1:1</w:t>
-        </w:r>
-      </w:hyperlink>
+      <w:r>
+        <w:rPr>
+          <w:lang w:val="zh_TW" w:bidi="zh_TW"/>
+        </w:rPr>
+        <w:t>1JN 1:1</w:t>
+      </w:r>
       <w:r>
         <w:rPr>
           <w:lang w:val="zh_TW" w:bidi="zh_TW"/>
@@ -5395,54 +4927,36 @@
           <w:lang w:val="zh_TW" w:bidi="zh_TW"/>
         </w:rPr>
       </w:r>
-      <w:hyperlink r:id="rId91">
-        <w:r>
-          <w:rPr>
-            <w:lang w:val="zh_TW" w:bidi="zh_TW"/>
-          </w:rPr>
-          <w:rPr>
-            <w:color w:val="0000EE"/>
-            <w:u w:val="single"/>
-          </w:rPr>
-          <w:t>LUK 24:39</w:t>
-        </w:r>
-      </w:hyperlink>
-      <w:r>
-        <w:rPr>
-          <w:lang w:val="zh_TW" w:bidi="zh_TW"/>
-        </w:rPr>
-        <w:t xml:space="preserve"> · </w:t>
-      </w:r>
-      <w:hyperlink r:id="rId92">
-        <w:r>
-          <w:rPr>
-            <w:lang w:val="zh_TW" w:bidi="zh_TW"/>
-          </w:rPr>
-          <w:rPr>
-            <w:color w:val="0000EE"/>
-            <w:u w:val="single"/>
-          </w:rPr>
-          <w:t>HEB 12:18</w:t>
-        </w:r>
-      </w:hyperlink>
-      <w:r>
-        <w:rPr>
-          <w:lang w:val="zh_TW" w:bidi="zh_TW"/>
-        </w:rPr>
-        <w:t xml:space="preserve"> · </w:t>
-      </w:r>
-      <w:hyperlink r:id="rId90">
-        <w:r>
-          <w:rPr>
-            <w:lang w:val="zh_TW" w:bidi="zh_TW"/>
-          </w:rPr>
-          <w:rPr>
-            <w:color w:val="0000EE"/>
-            <w:u w:val="single"/>
-          </w:rPr>
-          <w:t>1JN 1:1</w:t>
-        </w:r>
-      </w:hyperlink>
+      <w:r>
+        <w:rPr>
+          <w:lang w:val="zh_TW" w:bidi="zh_TW"/>
+        </w:rPr>
+        <w:t>LUK 24:39</w:t>
+      </w:r>
+      <w:r>
+        <w:rPr>
+          <w:lang w:val="zh_TW" w:bidi="zh_TW"/>
+        </w:rPr>
+        <w:t xml:space="preserve"> · </w:t>
+      </w:r>
+      <w:r>
+        <w:rPr>
+          <w:lang w:val="zh_TW" w:bidi="zh_TW"/>
+        </w:rPr>
+        <w:t>HEB 12:18</w:t>
+      </w:r>
+      <w:r>
+        <w:rPr>
+          <w:lang w:val="zh_TW" w:bidi="zh_TW"/>
+        </w:rPr>
+        <w:t xml:space="preserve"> · </w:t>
+      </w:r>
+      <w:r>
+        <w:rPr>
+          <w:lang w:val="zh_TW" w:bidi="zh_TW"/>
+        </w:rPr>
+        <w:t>1JN 1:1</w:t>
+      </w:r>
     </w:p>
     <w:p>
       <w:pPr/>
@@ -5519,7 +5033,7 @@
         </w:rPr>
         <w:t>[a]「觸摸,感覺」</w:t>
       </w:r>
-      <w:hyperlink r:id="rId93">
+      <w:hyperlink r:id="rId20">
         <w:r>
           <w:rPr>
             <w:lang w:val="zh_TW" w:bidi="zh_TW"/>
@@ -5545,18 +5059,12 @@
           <w:lang w:val="zh_TW" w:bidi="zh_TW"/>
         </w:rPr>
       </w:r>
-      <w:hyperlink r:id="rId94">
-        <w:r>
-          <w:rPr>
-            <w:lang w:val="zh_TW" w:bidi="zh_TW"/>
-          </w:rPr>
-          <w:rPr>
-            <w:color w:val="0000EE"/>
-            <w:u w:val="single"/>
-          </w:rPr>
-          <w:t>ACT 17:27</w:t>
-        </w:r>
-      </w:hyperlink>
+      <w:r>
+        <w:rPr>
+          <w:lang w:val="zh_TW" w:bidi="zh_TW"/>
+        </w:rPr>
+        <w:t>ACT 17:27</w:t>
+      </w:r>
       <w:r>
         <w:rPr>
           <w:lang w:val="zh_TW" w:bidi="zh_TW"/>
@@ -5742,25 +5250,19 @@
         </w:rPr>
         <w:t xml:space="preserve">「計算獸的數字」,就是計算名字中每個字母代表的數值之總和。關於 ψηφίζω 在 </w:t>
       </w:r>
-      <w:hyperlink r:id="rId95">
-        <w:r>
-          <w:rPr>
-            <w:lang w:val="zh_TW" w:bidi="zh_TW"/>
-          </w:rPr>
-          <w:rPr>
-            <w:color w:val="0000EE"/>
-            <w:u w:val="single"/>
-          </w:rPr>
-          <w:t>REV 13:18</w:t>
-        </w:r>
-      </w:hyperlink>
+      <w:r>
+        <w:rPr>
+          <w:lang w:val="zh_TW" w:bidi="zh_TW"/>
+        </w:rPr>
+        <w:t>REV 13:18</w:t>
+      </w:r>
       <w:r>
         <w:rPr>
           <w:lang w:val="zh_TW" w:bidi="zh_TW"/>
         </w:rPr>
         <w:t xml:space="preserve"> 中的另一種解釋,見 </w:t>
       </w:r>
-      <w:hyperlink r:id="rId96">
+      <w:hyperlink r:id="rId21">
         <w:r>
           <w:rPr>
             <w:lang w:val="zh_TW" w:bidi="zh_TW"/>
@@ -5786,36 +5288,24 @@
           <w:lang w:val="zh_TW" w:bidi="zh_TW"/>
         </w:rPr>
       </w:r>
-      <w:hyperlink r:id="rId97">
-        <w:r>
-          <w:rPr>
-            <w:lang w:val="zh_TW" w:bidi="zh_TW"/>
-          </w:rPr>
-          <w:rPr>
-            <w:color w:val="0000EE"/>
-            <w:u w:val="single"/>
-          </w:rPr>
-          <w:t>LUK 14:28</w:t>
-        </w:r>
-      </w:hyperlink>
-      <w:r>
-        <w:rPr>
-          <w:lang w:val="zh_TW" w:bidi="zh_TW"/>
-        </w:rPr>
-        <w:t xml:space="preserve"> · </w:t>
-      </w:r>
-      <w:hyperlink r:id="rId95">
-        <w:r>
-          <w:rPr>
-            <w:lang w:val="zh_TW" w:bidi="zh_TW"/>
-          </w:rPr>
-          <w:rPr>
-            <w:color w:val="0000EE"/>
-            <w:u w:val="single"/>
-          </w:rPr>
-          <w:t>REV 13:18</w:t>
-        </w:r>
-      </w:hyperlink>
+      <w:r>
+        <w:rPr>
+          <w:lang w:val="zh_TW" w:bidi="zh_TW"/>
+        </w:rPr>
+        <w:t>LUK 14:28</w:t>
+      </w:r>
+      <w:r>
+        <w:rPr>
+          <w:lang w:val="zh_TW" w:bidi="zh_TW"/>
+        </w:rPr>
+        <w:t xml:space="preserve"> · </w:t>
+      </w:r>
+      <w:r>
+        <w:rPr>
+          <w:lang w:val="zh_TW" w:bidi="zh_TW"/>
+        </w:rPr>
+        <w:t>REV 13:18</w:t>
+      </w:r>
     </w:p>
     <w:p>
       <w:pPr/>
@@ -5892,18 +5382,12 @@
         </w:rPr>
         <w:t>在某些語言中,</w:t>
       </w:r>
-      <w:hyperlink r:id="rId95">
-        <w:r>
-          <w:rPr>
-            <w:lang w:val="zh_TW" w:bidi="zh_TW"/>
-          </w:rPr>
-          <w:rPr>
-            <w:color w:val="0000EE"/>
-            <w:u w:val="single"/>
-          </w:rPr>
-          <w:t>REV 13:18</w:t>
-        </w:r>
-      </w:hyperlink>
+      <w:r>
+        <w:rPr>
+          <w:lang w:val="zh_TW" w:bidi="zh_TW"/>
+        </w:rPr>
+        <w:t>REV 13:18</w:t>
+      </w:r>
       <w:r>
         <w:rPr>
           <w:lang w:val="zh_TW" w:bidi="zh_TW"/>
@@ -5922,25 +5406,19 @@
         </w:rPr>
         <w:t xml:space="preserve"> 在 </w:t>
       </w:r>
-      <w:hyperlink r:id="rId95">
-        <w:r>
-          <w:rPr>
-            <w:lang w:val="zh_TW" w:bidi="zh_TW"/>
-          </w:rPr>
-          <w:rPr>
-            <w:color w:val="0000EE"/>
-            <w:u w:val="single"/>
-          </w:rPr>
-          <w:t>REV 13:18</w:t>
-        </w:r>
-      </w:hyperlink>
+      <w:r>
+        <w:rPr>
+          <w:lang w:val="zh_TW" w:bidi="zh_TW"/>
+        </w:rPr>
+        <w:t>REV 13:18</w:t>
+      </w:r>
       <w:r>
         <w:rPr>
           <w:lang w:val="zh_TW" w:bidi="zh_TW"/>
         </w:rPr>
         <w:t xml:space="preserve"> 中的另一種解釋,見 </w:t>
       </w:r>
-      <w:hyperlink r:id="rId98">
+      <w:hyperlink r:id="rId22">
         <w:r>
           <w:rPr>
             <w:lang w:val="zh_TW" w:bidi="zh_TW"/>
@@ -5966,18 +5444,12 @@
           <w:lang w:val="zh_TW" w:bidi="zh_TW"/>
         </w:rPr>
       </w:r>
-      <w:hyperlink r:id="rId95">
-        <w:r>
-          <w:rPr>
-            <w:lang w:val="zh_TW" w:bidi="zh_TW"/>
-          </w:rPr>
-          <w:rPr>
-            <w:color w:val="0000EE"/>
-            <w:u w:val="single"/>
-          </w:rPr>
-          <w:t>REV 13:18</w:t>
-        </w:r>
-      </w:hyperlink>
+      <w:r>
+        <w:rPr>
+          <w:lang w:val="zh_TW" w:bidi="zh_TW"/>
+        </w:rPr>
+        <w:t>REV 13:18</w:t>
+      </w:r>
       <w:r>
         <w:rPr>
           <w:lang w:val="zh_TW" w:bidi="zh_TW"/>
@@ -6175,18 +5647,12 @@
         </w:rPr>
         <w:t xml:space="preserve">在 </w:t>
       </w:r>
-      <w:hyperlink r:id="rId99">
-        <w:r>
-          <w:rPr>
-            <w:lang w:val="zh_TW" w:bidi="zh_TW"/>
-          </w:rPr>
-          <w:rPr>
-            <w:color w:val="0000EE"/>
-            <w:u w:val="single"/>
-          </w:rPr>
-          <w:t>REV 2:17</w:t>
-        </w:r>
-      </w:hyperlink>
+      <w:r>
+        <w:rPr>
+          <w:lang w:val="zh_TW" w:bidi="zh_TW"/>
+        </w:rPr>
+        <w:t>REV 2:17</w:t>
+      </w:r>
       <w:r>
         <w:rPr>
           <w:lang w:val="zh_TW" w:bidi="zh_TW"/>
@@ -6201,54 +5667,36 @@
           <w:lang w:val="zh_TW" w:bidi="zh_TW"/>
         </w:rPr>
       </w:r>
-      <w:hyperlink r:id="rId100">
-        <w:r>
-          <w:rPr>
-            <w:lang w:val="zh_TW" w:bidi="zh_TW"/>
-          </w:rPr>
-          <w:rPr>
-            <w:color w:val="0000EE"/>
-            <w:u w:val="single"/>
-          </w:rPr>
-          <w:t>ACT 26:10</w:t>
-        </w:r>
-      </w:hyperlink>
-      <w:r>
-        <w:rPr>
-          <w:lang w:val="zh_TW" w:bidi="zh_TW"/>
-        </w:rPr>
-        <w:t xml:space="preserve"> · </w:t>
-      </w:r>
-      <w:hyperlink r:id="rId99">
-        <w:r>
-          <w:rPr>
-            <w:lang w:val="zh_TW" w:bidi="zh_TW"/>
-          </w:rPr>
-          <w:rPr>
-            <w:color w:val="0000EE"/>
-            <w:u w:val="single"/>
-          </w:rPr>
-          <w:t>REV 2:17</w:t>
-        </w:r>
-      </w:hyperlink>
-      <w:r>
-        <w:rPr>
-          <w:lang w:val="zh_TW" w:bidi="zh_TW"/>
-        </w:rPr>
-        <w:t xml:space="preserve"> · </w:t>
-      </w:r>
-      <w:hyperlink r:id="rId99">
-        <w:r>
-          <w:rPr>
-            <w:lang w:val="zh_TW" w:bidi="zh_TW"/>
-          </w:rPr>
-          <w:rPr>
-            <w:color w:val="0000EE"/>
-            <w:u w:val="single"/>
-          </w:rPr>
-          <w:t>REV 2:17</w:t>
-        </w:r>
-      </w:hyperlink>
+      <w:r>
+        <w:rPr>
+          <w:lang w:val="zh_TW" w:bidi="zh_TW"/>
+        </w:rPr>
+        <w:t>ACT 26:10</w:t>
+      </w:r>
+      <w:r>
+        <w:rPr>
+          <w:lang w:val="zh_TW" w:bidi="zh_TW"/>
+        </w:rPr>
+        <w:t xml:space="preserve"> · </w:t>
+      </w:r>
+      <w:r>
+        <w:rPr>
+          <w:lang w:val="zh_TW" w:bidi="zh_TW"/>
+        </w:rPr>
+        <w:t>REV 2:17</w:t>
+      </w:r>
+      <w:r>
+        <w:rPr>
+          <w:lang w:val="zh_TW" w:bidi="zh_TW"/>
+        </w:rPr>
+        <w:t xml:space="preserve"> · </w:t>
+      </w:r>
+      <w:r>
+        <w:rPr>
+          <w:lang w:val="zh_TW" w:bidi="zh_TW"/>
+        </w:rPr>
+        <w:t>REV 2:17</w:t>
+      </w:r>
       <w:r>
         <w:rPr>
           <w:lang w:val="zh_TW" w:bidi="zh_TW"/>
@@ -6466,18 +5914,12 @@
           <w:lang w:val="zh_TW" w:bidi="zh_TW"/>
         </w:rPr>
       </w:r>
-      <w:hyperlink r:id="rId101">
-        <w:r>
-          <w:rPr>
-            <w:lang w:val="zh_TW" w:bidi="zh_TW"/>
-          </w:rPr>
-          <w:rPr>
-            <w:color w:val="0000EE"/>
-            <w:u w:val="single"/>
-          </w:rPr>
-          <w:t>2CO 12:20</w:t>
-        </w:r>
-      </w:hyperlink>
+      <w:r>
+        <w:rPr>
+          <w:lang w:val="zh_TW" w:bidi="zh_TW"/>
+        </w:rPr>
+        <w:t>2CO 12:20</w:t>
+      </w:r>
       <w:r>
         <w:rPr>
           <w:lang w:val="zh_TW" w:bidi="zh_TW"/>
@@ -6671,18 +6113,12 @@
           <w:lang w:val="zh_TW" w:bidi="zh_TW"/>
         </w:rPr>
       </w:r>
-      <w:hyperlink r:id="rId102">
-        <w:r>
-          <w:rPr>
-            <w:lang w:val="zh_TW" w:bidi="zh_TW"/>
-          </w:rPr>
-          <w:rPr>
-            <w:color w:val="0000EE"/>
-            <w:u w:val="single"/>
-          </w:rPr>
-          <w:t>ROM 1:29</w:t>
-        </w:r>
-      </w:hyperlink>
+      <w:r>
+        <w:rPr>
+          <w:lang w:val="zh_TW" w:bidi="zh_TW"/>
+        </w:rPr>
+        <w:t>ROM 1:29</w:t>
+      </w:r>
       <w:r>
         <w:rPr>
           <w:lang w:val="zh_TW" w:bidi="zh_TW"/>
@@ -6838,54 +6274,36 @@
         </w:rPr>
         <w:t xml:space="preserve"> </w:t>
       </w:r>
-      <w:hyperlink r:id="rId103">
-        <w:r>
-          <w:rPr>
-            <w:lang w:val="zh_TW" w:bidi="zh_TW"/>
-          </w:rPr>
-          <w:rPr>
-            <w:color w:val="0000EE"/>
-            <w:u w:val="single"/>
-          </w:rPr>
-          <w:t>MAT 15:27</w:t>
-        </w:r>
-      </w:hyperlink>
+      <w:r>
+        <w:rPr>
+          <w:lang w:val="zh_TW" w:bidi="zh_TW"/>
+        </w:rPr>
+        <w:t>MAT 15:27</w:t>
+      </w:r>
       <w:r>
         <w:rPr>
           <w:lang w:val="zh_TW" w:bidi="zh_TW"/>
         </w:rPr>
         <w:t>、</w:t>
       </w:r>
-      <w:hyperlink r:id="rId104">
-        <w:r>
-          <w:rPr>
-            <w:lang w:val="zh_TW" w:bidi="zh_TW"/>
-          </w:rPr>
-          <w:rPr>
-            <w:color w:val="0000EE"/>
-            <w:u w:val="single"/>
-          </w:rPr>
-          <w:t>MRK 7:28</w:t>
-        </w:r>
-      </w:hyperlink>
+      <w:r>
+        <w:rPr>
+          <w:lang w:val="zh_TW" w:bidi="zh_TW"/>
+        </w:rPr>
+        <w:t>MRK 7:28</w:t>
+      </w:r>
       <w:r>
         <w:rPr>
           <w:lang w:val="zh_TW" w:bidi="zh_TW"/>
         </w:rPr>
         <w:t xml:space="preserve"> 和 </w:t>
       </w:r>
-      <w:hyperlink r:id="rId105">
-        <w:r>
-          <w:rPr>
-            <w:lang w:val="zh_TW" w:bidi="zh_TW"/>
-          </w:rPr>
-          <w:rPr>
-            <w:color w:val="0000EE"/>
-            <w:u w:val="single"/>
-          </w:rPr>
-          <w:t>LUK 16:21</w:t>
-        </w:r>
-      </w:hyperlink>
+      <w:r>
+        <w:rPr>
+          <w:lang w:val="zh_TW" w:bidi="zh_TW"/>
+        </w:rPr>
+        <w:t>LUK 16:21</w:t>
+      </w:r>
       <w:r>
         <w:rPr>
           <w:lang w:val="zh_TW" w:bidi="zh_TW"/>
@@ -6899,18 +6317,12 @@
         </w:rPr>
         <w:t>這詞只出現在一處異文中:ἐπιθυμῶν χορτασθῆναι ἀπὸ τῶν ψιχίων τῶν πιπτόντων ἀπὸ τῆς τραπέζης「要吃從桌子上掉下來的零碎」</w:t>
       </w:r>
-      <w:hyperlink r:id="rId105">
-        <w:r>
-          <w:rPr>
-            <w:lang w:val="zh_TW" w:bidi="zh_TW"/>
-          </w:rPr>
-          <w:rPr>
-            <w:color w:val="0000EE"/>
-            <w:u w:val="single"/>
-          </w:rPr>
-          <w:t>LUK 16:21</w:t>
-        </w:r>
-      </w:hyperlink>
+      <w:r>
+        <w:rPr>
+          <w:lang w:val="zh_TW" w:bidi="zh_TW"/>
+        </w:rPr>
+        <w:t>LUK 16:21</w:t>
+      </w:r>
       <w:r>
         <w:rPr>
           <w:lang w:val="zh_TW" w:bidi="zh_TW"/>
@@ -6925,18 +6337,12 @@
           <w:lang w:val="zh_TW" w:bidi="zh_TW"/>
         </w:rPr>
       </w:r>
-      <w:hyperlink r:id="rId105">
-        <w:r>
-          <w:rPr>
-            <w:lang w:val="zh_TW" w:bidi="zh_TW"/>
-          </w:rPr>
-          <w:rPr>
-            <w:color w:val="0000EE"/>
-            <w:u w:val="single"/>
-          </w:rPr>
-          <w:t>LUK 16:21</w:t>
-        </w:r>
-      </w:hyperlink>
+      <w:r>
+        <w:rPr>
+          <w:lang w:val="zh_TW" w:bidi="zh_TW"/>
+        </w:rPr>
+        <w:t>LUK 16:21</w:t>
+      </w:r>
       <w:r>
         <w:rPr>
           <w:lang w:val="zh_TW" w:bidi="zh_TW"/>
@@ -7110,54 +6516,36 @@
         </w:rPr>
         <w:t xml:space="preserve"> </w:t>
       </w:r>
-      <w:hyperlink r:id="rId103">
-        <w:r>
-          <w:rPr>
-            <w:lang w:val="zh_TW" w:bidi="zh_TW"/>
-          </w:rPr>
-          <w:rPr>
-            <w:color w:val="0000EE"/>
-            <w:u w:val="single"/>
-          </w:rPr>
-          <w:t>MAT 15:27</w:t>
-        </w:r>
-      </w:hyperlink>
+      <w:r>
+        <w:rPr>
+          <w:lang w:val="zh_TW" w:bidi="zh_TW"/>
+        </w:rPr>
+        <w:t>MAT 15:27</w:t>
+      </w:r>
       <w:r>
         <w:rPr>
           <w:lang w:val="zh_TW" w:bidi="zh_TW"/>
         </w:rPr>
         <w:t>、</w:t>
       </w:r>
-      <w:hyperlink r:id="rId104">
-        <w:r>
-          <w:rPr>
-            <w:lang w:val="zh_TW" w:bidi="zh_TW"/>
-          </w:rPr>
-          <w:rPr>
-            <w:color w:val="0000EE"/>
-            <w:u w:val="single"/>
-          </w:rPr>
-          <w:t>MRK 7:28</w:t>
-        </w:r>
-      </w:hyperlink>
+      <w:r>
+        <w:rPr>
+          <w:lang w:val="zh_TW" w:bidi="zh_TW"/>
+        </w:rPr>
+        <w:t>MRK 7:28</w:t>
+      </w:r>
       <w:r>
         <w:rPr>
           <w:lang w:val="zh_TW" w:bidi="zh_TW"/>
         </w:rPr>
         <w:t xml:space="preserve"> 和 </w:t>
       </w:r>
-      <w:hyperlink r:id="rId105">
-        <w:r>
-          <w:rPr>
-            <w:lang w:val="zh_TW" w:bidi="zh_TW"/>
-          </w:rPr>
-          <w:rPr>
-            <w:color w:val="0000EE"/>
-            <w:u w:val="single"/>
-          </w:rPr>
-          <w:t>LUK 16:21</w:t>
-        </w:r>
-      </w:hyperlink>
+      <w:r>
+        <w:rPr>
+          <w:lang w:val="zh_TW" w:bidi="zh_TW"/>
+        </w:rPr>
+        <w:t>LUK 16:21</w:t>
+      </w:r>
       <w:r>
         <w:rPr>
           <w:lang w:val="zh_TW" w:bidi="zh_TW"/>
@@ -7172,36 +6560,24 @@
           <w:lang w:val="zh_TW" w:bidi="zh_TW"/>
         </w:rPr>
       </w:r>
-      <w:hyperlink r:id="rId103">
-        <w:r>
-          <w:rPr>
-            <w:lang w:val="zh_TW" w:bidi="zh_TW"/>
-          </w:rPr>
-          <w:rPr>
-            <w:color w:val="0000EE"/>
-            <w:u w:val="single"/>
-          </w:rPr>
-          <w:t>MAT 15:27</w:t>
-        </w:r>
-      </w:hyperlink>
-      <w:r>
-        <w:rPr>
-          <w:lang w:val="zh_TW" w:bidi="zh_TW"/>
-        </w:rPr>
-        <w:t xml:space="preserve"> · </w:t>
-      </w:r>
-      <w:hyperlink r:id="rId104">
-        <w:r>
-          <w:rPr>
-            <w:lang w:val="zh_TW" w:bidi="zh_TW"/>
-          </w:rPr>
-          <w:rPr>
-            <w:color w:val="0000EE"/>
-            <w:u w:val="single"/>
-          </w:rPr>
-          <w:t>MRK 7:28</w:t>
-        </w:r>
-      </w:hyperlink>
+      <w:r>
+        <w:rPr>
+          <w:lang w:val="zh_TW" w:bidi="zh_TW"/>
+        </w:rPr>
+        <w:t>MAT 15:27</w:t>
+      </w:r>
+      <w:r>
+        <w:rPr>
+          <w:lang w:val="zh_TW" w:bidi="zh_TW"/>
+        </w:rPr>
+        <w:t xml:space="preserve"> · </w:t>
+      </w:r>
+      <w:r>
+        <w:rPr>
+          <w:lang w:val="zh_TW" w:bidi="zh_TW"/>
+        </w:rPr>
+        <w:t>MRK 7:28</w:t>
+      </w:r>
       <w:r>
         <w:rPr>
           <w:lang w:val="zh_TW" w:bidi="zh_TW"/>
@@ -7387,18 +6763,12 @@
         </w:rPr>
         <w:t xml:space="preserve">在 </w:t>
       </w:r>
-      <w:hyperlink r:id="rId106">
-        <w:r>
-          <w:rPr>
-            <w:lang w:val="zh_TW" w:bidi="zh_TW"/>
-          </w:rPr>
-          <w:rPr>
-            <w:color w:val="0000EE"/>
-            <w:u w:val="single"/>
-          </w:rPr>
-          <w:t>PHP 1:27</w:t>
-        </w:r>
-      </w:hyperlink>
+      <w:r>
+        <w:rPr>
+          <w:lang w:val="zh_TW" w:bidi="zh_TW"/>
+        </w:rPr>
+        <w:t>PHP 1:27</w:t>
+      </w:r>
       <w:r>
         <w:rPr>
           <w:lang w:val="zh_TW" w:bidi="zh_TW"/>
@@ -7412,43 +6782,31 @@
         </w:rPr>
         <w:t>ψυχή[a] 經常解作「心」或「願望」。比較下文:περίλυπός ἐστιν ἡ ψυχή μου ἕως θανάτου「我的心很憂傷,幾乎要死」(</w:t>
       </w:r>
-      <w:hyperlink r:id="rId107">
-        <w:r>
-          <w:rPr>
-            <w:lang w:val="zh_TW" w:bidi="zh_TW"/>
-          </w:rPr>
-          <w:rPr>
-            <w:color w:val="0000EE"/>
-            <w:u w:val="single"/>
-          </w:rPr>
-          <w:t>MAT 26:38</w:t>
-        </w:r>
-      </w:hyperlink>
+      <w:r>
+        <w:rPr>
+          <w:lang w:val="zh_TW" w:bidi="zh_TW"/>
+        </w:rPr>
+        <w:t>MAT 26:38</w:t>
+      </w:r>
       <w:r>
         <w:rPr>
           <w:lang w:val="zh_TW" w:bidi="zh_TW"/>
         </w:rPr>
         <w:t>);ἵνα μὴ κάμητε ταῖς ψυχαῖς ὑμῶν ἐκλυόμενοι「你們的心就不會氣餒和放棄了」(</w:t>
       </w:r>
-      <w:hyperlink r:id="rId108">
-        <w:r>
-          <w:rPr>
-            <w:lang w:val="zh_TW" w:bidi="zh_TW"/>
-          </w:rPr>
-          <w:rPr>
-            <w:color w:val="0000EE"/>
-            <w:u w:val="single"/>
-          </w:rPr>
-          <w:t>HEB 12:3</w:t>
-        </w:r>
-      </w:hyperlink>
+      <w:r>
+        <w:rPr>
+          <w:lang w:val="zh_TW" w:bidi="zh_TW"/>
+        </w:rPr>
+        <w:t>HEB 12:3</w:t>
+      </w:r>
       <w:r>
         <w:rPr>
           <w:lang w:val="zh_TW" w:bidi="zh_TW"/>
         </w:rPr>
         <w:t xml:space="preserve">)(關於習語 κάμνω τῇ ψυχῇ 中的 ψυχή,見 </w:t>
       </w:r>
-      <w:hyperlink r:id="rId109">
+      <w:hyperlink r:id="rId23">
         <w:r>
           <w:rPr>
             <w:lang w:val="zh_TW" w:bidi="zh_TW"/>
@@ -7466,72 +6824,48 @@
         </w:rPr>
         <w:t>);ἀλλ ὡς δοῦλοι Χριστοῦ ποιοῦντες τὸ θέλημα τοῦ θεοῦ ἐκ ψυχῆς「但是,你們全心去做上帝要你們做的事,就像基督的僕人那樣」(</w:t>
       </w:r>
-      <w:hyperlink r:id="rId110">
-        <w:r>
-          <w:rPr>
-            <w:lang w:val="zh_TW" w:bidi="zh_TW"/>
-          </w:rPr>
-          <w:rPr>
-            <w:color w:val="0000EE"/>
-            <w:u w:val="single"/>
-          </w:rPr>
-          <w:t>EPH 6:6</w:t>
-        </w:r>
-      </w:hyperlink>
+      <w:r>
+        <w:rPr>
+          <w:lang w:val="zh_TW" w:bidi="zh_TW"/>
+        </w:rPr>
+        <w:t>EPH 6:6</w:t>
+      </w:r>
       <w:r>
         <w:rPr>
           <w:lang w:val="zh_TW" w:bidi="zh_TW"/>
         </w:rPr>
         <w:t xml:space="preserve">)。在這些經文中,ψυχή 事實上是指人的整體,因此 </w:t>
       </w:r>
-      <w:hyperlink r:id="rId107">
-        <w:r>
-          <w:rPr>
-            <w:lang w:val="zh_TW" w:bidi="zh_TW"/>
-          </w:rPr>
-          <w:rPr>
-            <w:color w:val="0000EE"/>
-            <w:u w:val="single"/>
-          </w:rPr>
-          <w:t>MAT 26:38</w:t>
-        </w:r>
-      </w:hyperlink>
+      <w:r>
+        <w:rPr>
+          <w:lang w:val="zh_TW" w:bidi="zh_TW"/>
+        </w:rPr>
+        <w:t>MAT 26:38</w:t>
+      </w:r>
       <w:r>
         <w:rPr>
           <w:lang w:val="zh_TW" w:bidi="zh_TW"/>
         </w:rPr>
         <w:t xml:space="preserve"> 可以貼切地譯成:「我的憂傷極大,幾乎要殺死我」。</w:t>
       </w:r>
-      <w:hyperlink r:id="rId108">
-        <w:r>
-          <w:rPr>
-            <w:lang w:val="zh_TW" w:bidi="zh_TW"/>
-          </w:rPr>
-          <w:rPr>
-            <w:color w:val="0000EE"/>
-            <w:u w:val="single"/>
-          </w:rPr>
-          <w:t>HEB 12:3</w:t>
-        </w:r>
-      </w:hyperlink>
+      <w:r>
+        <w:rPr>
+          <w:lang w:val="zh_TW" w:bidi="zh_TW"/>
+        </w:rPr>
+        <w:t>HEB 12:3</w:t>
+      </w:r>
       <w:r>
         <w:rPr>
           <w:lang w:val="zh_TW" w:bidi="zh_TW"/>
         </w:rPr>
         <w:t xml:space="preserve"> 也可以譯成:「因此,你們不要灰心放棄」;</w:t>
       </w:r>
-      <w:hyperlink r:id="rId110">
-        <w:r>
-          <w:rPr>
-            <w:lang w:val="zh_TW" w:bidi="zh_TW"/>
-          </w:rPr>
-          <w:rPr>
-            <w:color w:val="0000EE"/>
-            <w:u w:val="single"/>
-          </w:rPr>
-          <w:t>EPH 6:6</w:t>
-        </w:r>
-      </w:hyperlink>
+      <w:r>
+        <w:rPr>
+          <w:lang w:val="zh_TW" w:bidi="zh_TW"/>
+        </w:rPr>
+        <w:t>EPH 6:6</w:t>
+      </w:r>
       <w:r>
         <w:rPr>
           <w:lang w:val="zh_TW" w:bidi="zh_TW"/>
@@ -7545,7 +6879,7 @@
         </w:rPr>
         <w:t>關於 ψυχή 指個體的人,見 ψυχή[c] (</w:t>
       </w:r>
-      <w:hyperlink r:id="rId111">
+      <w:hyperlink r:id="rId24">
         <w:r>
           <w:rPr>
             <w:lang w:val="zh_TW" w:bidi="zh_TW"/>
@@ -7563,18 +6897,12 @@
         </w:rPr>
         <w:t xml:space="preserve">),例如 </w:t>
       </w:r>
-      <w:hyperlink r:id="rId112">
-        <w:r>
-          <w:rPr>
-            <w:lang w:val="zh_TW" w:bidi="zh_TW"/>
-          </w:rPr>
-          <w:rPr>
-            <w:color w:val="0000EE"/>
-            <w:u w:val="single"/>
-          </w:rPr>
-          <w:t>MAT 11:29</w:t>
-        </w:r>
-      </w:hyperlink>
+      <w:r>
+        <w:rPr>
+          <w:lang w:val="zh_TW" w:bidi="zh_TW"/>
+        </w:rPr>
+        <w:t>MAT 11:29</w:t>
+      </w:r>
       <w:r>
         <w:rPr>
           <w:lang w:val="zh_TW" w:bidi="zh_TW"/>
@@ -7588,18 +6916,12 @@
         </w:rPr>
         <w:t>即使是在那些 ψυχή 指死後存在的經文中,這個詞也可能是喻指人。例如,</w:t>
       </w:r>
-      <w:hyperlink r:id="rId113">
-        <w:r>
-          <w:rPr>
-            <w:lang w:val="zh_TW" w:bidi="zh_TW"/>
-          </w:rPr>
-          <w:rPr>
-            <w:color w:val="0000EE"/>
-            <w:u w:val="single"/>
-          </w:rPr>
-          <w:t>ACT 2:27</w:t>
-        </w:r>
-      </w:hyperlink>
+      <w:r>
+        <w:rPr>
+          <w:lang w:val="zh_TW" w:bidi="zh_TW"/>
+        </w:rPr>
+        <w:t>ACT 2:27</w:t>
+      </w:r>
       <w:r>
         <w:rPr>
           <w:lang w:val="zh_TW" w:bidi="zh_TW"/>
@@ -7613,7 +6935,7 @@
         </w:rPr>
         <w:t>翻譯者需要區分 ψυχή[a] 和 ψυχή[b];ψυχή[a] 指心理能力,ψυχή[b] 指肉體的生命、生活的原則(</w:t>
       </w:r>
-      <w:hyperlink r:id="rId114">
+      <w:hyperlink r:id="rId25">
         <w:r>
           <w:rPr>
             <w:lang w:val="zh_TW" w:bidi="zh_TW"/>
@@ -7631,36 +6953,24 @@
         </w:rPr>
         <w:t xml:space="preserve">)。例如,注意 </w:t>
       </w:r>
-      <w:hyperlink r:id="rId115">
-        <w:r>
-          <w:rPr>
-            <w:lang w:val="zh_TW" w:bidi="zh_TW"/>
-          </w:rPr>
-          <w:rPr>
-            <w:color w:val="0000EE"/>
-            <w:u w:val="single"/>
-          </w:rPr>
-          <w:t>HEB 4:12</w:t>
-        </w:r>
-      </w:hyperlink>
+      <w:r>
+        <w:rPr>
+          <w:lang w:val="zh_TW" w:bidi="zh_TW"/>
+        </w:rPr>
+        <w:t>HEB 4:12</w:t>
+      </w:r>
       <w:r>
         <w:rPr>
           <w:lang w:val="zh_TW" w:bidi="zh_TW"/>
         </w:rPr>
         <w:t xml:space="preserve"> 中的 ψυχή[b](διϊκνούμενος ἄχρι μερισμοῦ ψυχῆς καὶ πνεύματος「它一直切入到肉體生命和靈性相交會的地方」)。另外,注意 </w:t>
       </w:r>
-      <w:hyperlink r:id="rId116">
-        <w:r>
-          <w:rPr>
-            <w:lang w:val="zh_TW" w:bidi="zh_TW"/>
-          </w:rPr>
-          <w:rPr>
-            <w:color w:val="0000EE"/>
-            <w:u w:val="single"/>
-          </w:rPr>
-          <w:t>1TH 5:23</w:t>
-        </w:r>
-      </w:hyperlink>
+      <w:r>
+        <w:rPr>
+          <w:lang w:val="zh_TW" w:bidi="zh_TW"/>
+        </w:rPr>
+        <w:t>1TH 5:23</w:t>
+      </w:r>
       <w:r>
         <w:rPr>
           <w:lang w:val="zh_TW" w:bidi="zh_TW"/>
@@ -7686,7 +6996,7 @@
         </w:rPr>
         <w:t xml:space="preserve"> (</w:t>
       </w:r>
-      <w:hyperlink r:id="rId117">
+      <w:hyperlink r:id="rId26">
         <w:r>
           <w:rPr>
             <w:lang w:val="zh_TW" w:bidi="zh_TW"/>
@@ -7716,7 +7026,7 @@
         </w:rPr>
         <w:t xml:space="preserve"> (</w:t>
       </w:r>
-      <w:hyperlink r:id="rId118">
+      <w:hyperlink r:id="rId27">
         <w:r>
           <w:rPr>
             <w:lang w:val="zh_TW" w:bidi="zh_TW"/>
@@ -7734,18 +7044,12 @@
         </w:rPr>
         <w:t xml:space="preserve">) 相對比,例如 </w:t>
       </w:r>
-      <w:hyperlink r:id="rId119">
-        <w:r>
-          <w:rPr>
-            <w:lang w:val="zh_TW" w:bidi="zh_TW"/>
-          </w:rPr>
-          <w:rPr>
-            <w:color w:val="0000EE"/>
-            <w:u w:val="single"/>
-          </w:rPr>
-          <w:t>MAT 22:37</w:t>
-        </w:r>
-      </w:hyperlink>
+      <w:r>
+        <w:rPr>
+          <w:lang w:val="zh_TW" w:bidi="zh_TW"/>
+        </w:rPr>
+        <w:t>MAT 22:37</w:t>
+      </w:r>
       <w:r>
         <w:rPr>
           <w:lang w:val="zh_TW" w:bidi="zh_TW"/>
@@ -7776,18 +7080,12 @@
         </w:rPr>
         <w:t xml:space="preserve"> 這三個詞彙,只是強調人性的整體,不可能做出任何清楚的區分。當然,所指對象有明顯的重疊。</w:t>
       </w:r>
-      <w:hyperlink r:id="rId119">
-        <w:r>
-          <w:rPr>
-            <w:lang w:val="zh_TW" w:bidi="zh_TW"/>
-          </w:rPr>
-          <w:rPr>
-            <w:color w:val="0000EE"/>
-            <w:u w:val="single"/>
-          </w:rPr>
-          <w:t>MAT 22:37</w:t>
-        </w:r>
-      </w:hyperlink>
+      <w:r>
+        <w:rPr>
+          <w:lang w:val="zh_TW" w:bidi="zh_TW"/>
+        </w:rPr>
+        <w:t>MAT 22:37</w:t>
+      </w:r>
       <w:r>
         <w:rPr>
           <w:lang w:val="zh_TW" w:bidi="zh_TW"/>
@@ -7826,558 +7124,372 @@
           <w:lang w:val="zh_TW" w:bidi="zh_TW"/>
         </w:rPr>
       </w:r>
-      <w:hyperlink r:id="rId120">
-        <w:r>
-          <w:rPr>
-            <w:lang w:val="zh_TW" w:bidi="zh_TW"/>
-          </w:rPr>
-          <w:rPr>
-            <w:color w:val="0000EE"/>
-            <w:u w:val="single"/>
-          </w:rPr>
-          <w:t>MAT 10:28</w:t>
-        </w:r>
-      </w:hyperlink>
-      <w:r>
-        <w:rPr>
-          <w:lang w:val="zh_TW" w:bidi="zh_TW"/>
-        </w:rPr>
-        <w:t xml:space="preserve"> · </w:t>
-      </w:r>
-      <w:hyperlink r:id="rId120">
-        <w:r>
-          <w:rPr>
-            <w:lang w:val="zh_TW" w:bidi="zh_TW"/>
-          </w:rPr>
-          <w:rPr>
-            <w:color w:val="0000EE"/>
-            <w:u w:val="single"/>
-          </w:rPr>
-          <w:t>MAT 10:28</w:t>
-        </w:r>
-      </w:hyperlink>
-      <w:r>
-        <w:rPr>
-          <w:lang w:val="zh_TW" w:bidi="zh_TW"/>
-        </w:rPr>
-        <w:t xml:space="preserve"> · </w:t>
-      </w:r>
-      <w:hyperlink r:id="rId112">
-        <w:r>
-          <w:rPr>
-            <w:lang w:val="zh_TW" w:bidi="zh_TW"/>
-          </w:rPr>
-          <w:rPr>
-            <w:color w:val="0000EE"/>
-            <w:u w:val="single"/>
-          </w:rPr>
-          <w:t>MAT 11:29</w:t>
-        </w:r>
-      </w:hyperlink>
-      <w:r>
-        <w:rPr>
-          <w:lang w:val="zh_TW" w:bidi="zh_TW"/>
-        </w:rPr>
-        <w:t xml:space="preserve"> · </w:t>
-      </w:r>
-      <w:hyperlink r:id="rId121">
-        <w:r>
-          <w:rPr>
-            <w:lang w:val="zh_TW" w:bidi="zh_TW"/>
-          </w:rPr>
-          <w:rPr>
-            <w:color w:val="0000EE"/>
-            <w:u w:val="single"/>
-          </w:rPr>
-          <w:t>MAT 12:18</w:t>
-        </w:r>
-      </w:hyperlink>
-      <w:r>
-        <w:rPr>
-          <w:lang w:val="zh_TW" w:bidi="zh_TW"/>
-        </w:rPr>
-        <w:t xml:space="preserve"> · </w:t>
-      </w:r>
-      <w:hyperlink r:id="rId119">
-        <w:r>
-          <w:rPr>
-            <w:lang w:val="zh_TW" w:bidi="zh_TW"/>
-          </w:rPr>
-          <w:rPr>
-            <w:color w:val="0000EE"/>
-            <w:u w:val="single"/>
-          </w:rPr>
-          <w:t>MAT 22:37</w:t>
-        </w:r>
-      </w:hyperlink>
-      <w:r>
-        <w:rPr>
-          <w:lang w:val="zh_TW" w:bidi="zh_TW"/>
-        </w:rPr>
-        <w:t xml:space="preserve"> · </w:t>
-      </w:r>
-      <w:hyperlink r:id="rId107">
-        <w:r>
-          <w:rPr>
-            <w:lang w:val="zh_TW" w:bidi="zh_TW"/>
-          </w:rPr>
-          <w:rPr>
-            <w:color w:val="0000EE"/>
-            <w:u w:val="single"/>
-          </w:rPr>
-          <w:t>MAT 26:38</w:t>
-        </w:r>
-      </w:hyperlink>
-      <w:r>
-        <w:rPr>
-          <w:lang w:val="zh_TW" w:bidi="zh_TW"/>
-        </w:rPr>
-        <w:t xml:space="preserve"> · </w:t>
-      </w:r>
-      <w:hyperlink r:id="rId122">
-        <w:r>
-          <w:rPr>
-            <w:lang w:val="zh_TW" w:bidi="zh_TW"/>
-          </w:rPr>
-          <w:rPr>
-            <w:color w:val="0000EE"/>
-            <w:u w:val="single"/>
-          </w:rPr>
-          <w:t>MRK 12:30</w:t>
-        </w:r>
-      </w:hyperlink>
-      <w:r>
-        <w:rPr>
-          <w:lang w:val="zh_TW" w:bidi="zh_TW"/>
-        </w:rPr>
-        <w:t xml:space="preserve"> · </w:t>
-      </w:r>
-      <w:hyperlink r:id="rId123">
-        <w:r>
-          <w:rPr>
-            <w:lang w:val="zh_TW" w:bidi="zh_TW"/>
-          </w:rPr>
-          <w:rPr>
-            <w:color w:val="0000EE"/>
-            <w:u w:val="single"/>
-          </w:rPr>
-          <w:t>MRK 14:34</w:t>
-        </w:r>
-      </w:hyperlink>
-      <w:r>
-        <w:rPr>
-          <w:lang w:val="zh_TW" w:bidi="zh_TW"/>
-        </w:rPr>
-        <w:t xml:space="preserve"> · </w:t>
-      </w:r>
-      <w:hyperlink r:id="rId124">
-        <w:r>
-          <w:rPr>
-            <w:lang w:val="zh_TW" w:bidi="zh_TW"/>
-          </w:rPr>
-          <w:rPr>
-            <w:color w:val="0000EE"/>
-            <w:u w:val="single"/>
-          </w:rPr>
-          <w:t>LUK 1:46</w:t>
-        </w:r>
-      </w:hyperlink>
-      <w:r>
-        <w:rPr>
-          <w:lang w:val="zh_TW" w:bidi="zh_TW"/>
-        </w:rPr>
-        <w:t xml:space="preserve"> · </w:t>
-      </w:r>
-      <w:hyperlink r:id="rId125">
-        <w:r>
-          <w:rPr>
-            <w:lang w:val="zh_TW" w:bidi="zh_TW"/>
-          </w:rPr>
-          <w:rPr>
-            <w:color w:val="0000EE"/>
-            <w:u w:val="single"/>
-          </w:rPr>
-          <w:t>LUK 10:27</w:t>
-        </w:r>
-      </w:hyperlink>
-      <w:r>
-        <w:rPr>
-          <w:lang w:val="zh_TW" w:bidi="zh_TW"/>
-        </w:rPr>
-        <w:t xml:space="preserve"> · </w:t>
-      </w:r>
-      <w:hyperlink r:id="rId126">
-        <w:r>
-          <w:rPr>
-            <w:lang w:val="zh_TW" w:bidi="zh_TW"/>
-          </w:rPr>
-          <w:rPr>
-            <w:color w:val="0000EE"/>
-            <w:u w:val="single"/>
-          </w:rPr>
-          <w:t>LUK 12:19</w:t>
-        </w:r>
-      </w:hyperlink>
-      <w:r>
-        <w:rPr>
-          <w:lang w:val="zh_TW" w:bidi="zh_TW"/>
-        </w:rPr>
-        <w:t xml:space="preserve"> · </w:t>
-      </w:r>
-      <w:hyperlink r:id="rId126">
-        <w:r>
-          <w:rPr>
-            <w:lang w:val="zh_TW" w:bidi="zh_TW"/>
-          </w:rPr>
-          <w:rPr>
-            <w:color w:val="0000EE"/>
-            <w:u w:val="single"/>
-          </w:rPr>
-          <w:t>LUK 12:19</w:t>
-        </w:r>
-      </w:hyperlink>
-      <w:r>
-        <w:rPr>
-          <w:lang w:val="zh_TW" w:bidi="zh_TW"/>
-        </w:rPr>
-        <w:t xml:space="preserve"> · </w:t>
-      </w:r>
-      <w:hyperlink r:id="rId127">
-        <w:r>
-          <w:rPr>
-            <w:lang w:val="zh_TW" w:bidi="zh_TW"/>
-          </w:rPr>
-          <w:rPr>
-            <w:color w:val="0000EE"/>
-            <w:u w:val="single"/>
-          </w:rPr>
-          <w:t>JHN 12:27</w:t>
-        </w:r>
-      </w:hyperlink>
-      <w:r>
-        <w:rPr>
-          <w:lang w:val="zh_TW" w:bidi="zh_TW"/>
-        </w:rPr>
-        <w:t xml:space="preserve"> · </w:t>
-      </w:r>
-      <w:hyperlink r:id="rId113">
-        <w:r>
-          <w:rPr>
-            <w:lang w:val="zh_TW" w:bidi="zh_TW"/>
-          </w:rPr>
-          <w:rPr>
-            <w:color w:val="0000EE"/>
-            <w:u w:val="single"/>
-          </w:rPr>
-          <w:t>ACT 2:27</w:t>
-        </w:r>
-      </w:hyperlink>
-      <w:r>
-        <w:rPr>
-          <w:lang w:val="zh_TW" w:bidi="zh_TW"/>
-        </w:rPr>
-        <w:t xml:space="preserve"> · </w:t>
-      </w:r>
-      <w:hyperlink r:id="rId128">
-        <w:r>
-          <w:rPr>
-            <w:lang w:val="zh_TW" w:bidi="zh_TW"/>
-          </w:rPr>
-          <w:rPr>
-            <w:color w:val="0000EE"/>
-            <w:u w:val="single"/>
-          </w:rPr>
-          <w:t>ACT 4:32</w:t>
-        </w:r>
-      </w:hyperlink>
-      <w:r>
-        <w:rPr>
-          <w:lang w:val="zh_TW" w:bidi="zh_TW"/>
-        </w:rPr>
-        <w:t xml:space="preserve"> · </w:t>
-      </w:r>
-      <w:hyperlink r:id="rId129">
-        <w:r>
-          <w:rPr>
-            <w:lang w:val="zh_TW" w:bidi="zh_TW"/>
-          </w:rPr>
-          <w:rPr>
-            <w:color w:val="0000EE"/>
-            <w:u w:val="single"/>
-          </w:rPr>
-          <w:t>ACT 14:22</w:t>
-        </w:r>
-      </w:hyperlink>
-      <w:r>
-        <w:rPr>
-          <w:lang w:val="zh_TW" w:bidi="zh_TW"/>
-        </w:rPr>
-        <w:t xml:space="preserve"> · </w:t>
-      </w:r>
-      <w:hyperlink r:id="rId130">
-        <w:r>
-          <w:rPr>
-            <w:lang w:val="zh_TW" w:bidi="zh_TW"/>
-          </w:rPr>
-          <w:rPr>
-            <w:color w:val="0000EE"/>
-            <w:u w:val="single"/>
-          </w:rPr>
-          <w:t>ACT 15:24</w:t>
-        </w:r>
-      </w:hyperlink>
-      <w:r>
-        <w:rPr>
-          <w:lang w:val="zh_TW" w:bidi="zh_TW"/>
-        </w:rPr>
-        <w:t xml:space="preserve"> · </w:t>
-      </w:r>
-      <w:hyperlink r:id="rId131">
-        <w:r>
-          <w:rPr>
-            <w:lang w:val="zh_TW" w:bidi="zh_TW"/>
-          </w:rPr>
-          <w:rPr>
-            <w:color w:val="0000EE"/>
-            <w:u w:val="single"/>
-          </w:rPr>
-          <w:t>2CO 12:15</w:t>
-        </w:r>
-      </w:hyperlink>
-      <w:r>
-        <w:rPr>
-          <w:lang w:val="zh_TW" w:bidi="zh_TW"/>
-        </w:rPr>
-        <w:t xml:space="preserve"> · </w:t>
-      </w:r>
-      <w:hyperlink r:id="rId110">
-        <w:r>
-          <w:rPr>
-            <w:lang w:val="zh_TW" w:bidi="zh_TW"/>
-          </w:rPr>
-          <w:rPr>
-            <w:color w:val="0000EE"/>
-            <w:u w:val="single"/>
-          </w:rPr>
-          <w:t>EPH 6:6</w:t>
-        </w:r>
-      </w:hyperlink>
-      <w:r>
-        <w:rPr>
-          <w:lang w:val="zh_TW" w:bidi="zh_TW"/>
-        </w:rPr>
-        <w:t xml:space="preserve"> · </w:t>
-      </w:r>
-      <w:hyperlink r:id="rId106">
-        <w:r>
-          <w:rPr>
-            <w:lang w:val="zh_TW" w:bidi="zh_TW"/>
-          </w:rPr>
-          <w:rPr>
-            <w:color w:val="0000EE"/>
-            <w:u w:val="single"/>
-          </w:rPr>
-          <w:t>PHP 1:27</w:t>
-        </w:r>
-      </w:hyperlink>
-      <w:r>
-        <w:rPr>
-          <w:lang w:val="zh_TW" w:bidi="zh_TW"/>
-        </w:rPr>
-        <w:t xml:space="preserve"> · </w:t>
-      </w:r>
-      <w:hyperlink r:id="rId132">
-        <w:r>
-          <w:rPr>
-            <w:lang w:val="zh_TW" w:bidi="zh_TW"/>
-          </w:rPr>
-          <w:rPr>
-            <w:color w:val="0000EE"/>
-            <w:u w:val="single"/>
-          </w:rPr>
-          <w:t>COL 3:23</w:t>
-        </w:r>
-      </w:hyperlink>
-      <w:r>
-        <w:rPr>
-          <w:lang w:val="zh_TW" w:bidi="zh_TW"/>
-        </w:rPr>
-        <w:t xml:space="preserve"> · </w:t>
-      </w:r>
-      <w:hyperlink r:id="rId116">
-        <w:r>
-          <w:rPr>
-            <w:lang w:val="zh_TW" w:bidi="zh_TW"/>
-          </w:rPr>
-          <w:rPr>
-            <w:color w:val="0000EE"/>
-            <w:u w:val="single"/>
-          </w:rPr>
-          <w:t>1TH 5:23</w:t>
-        </w:r>
-      </w:hyperlink>
-      <w:r>
-        <w:rPr>
-          <w:lang w:val="zh_TW" w:bidi="zh_TW"/>
-        </w:rPr>
-        <w:t xml:space="preserve"> · </w:t>
-      </w:r>
-      <w:hyperlink r:id="rId115">
-        <w:r>
-          <w:rPr>
-            <w:lang w:val="zh_TW" w:bidi="zh_TW"/>
-          </w:rPr>
-          <w:rPr>
-            <w:color w:val="0000EE"/>
-            <w:u w:val="single"/>
-          </w:rPr>
-          <w:t>HEB 4:12</w:t>
-        </w:r>
-      </w:hyperlink>
-      <w:r>
-        <w:rPr>
-          <w:lang w:val="zh_TW" w:bidi="zh_TW"/>
-        </w:rPr>
-        <w:t xml:space="preserve"> · </w:t>
-      </w:r>
-      <w:hyperlink r:id="rId133">
-        <w:r>
-          <w:rPr>
-            <w:lang w:val="zh_TW" w:bidi="zh_TW"/>
-          </w:rPr>
-          <w:rPr>
-            <w:color w:val="0000EE"/>
-            <w:u w:val="single"/>
-          </w:rPr>
-          <w:t>HEB 10:39</w:t>
-        </w:r>
-      </w:hyperlink>
-      <w:r>
-        <w:rPr>
-          <w:lang w:val="zh_TW" w:bidi="zh_TW"/>
-        </w:rPr>
-        <w:t xml:space="preserve"> · </w:t>
-      </w:r>
-      <w:hyperlink r:id="rId108">
-        <w:r>
-          <w:rPr>
-            <w:lang w:val="zh_TW" w:bidi="zh_TW"/>
-          </w:rPr>
-          <w:rPr>
-            <w:color w:val="0000EE"/>
-            <w:u w:val="single"/>
-          </w:rPr>
-          <w:t>HEB 12:3</w:t>
-        </w:r>
-      </w:hyperlink>
-      <w:r>
-        <w:rPr>
-          <w:lang w:val="zh_TW" w:bidi="zh_TW"/>
-        </w:rPr>
-        <w:t xml:space="preserve"> · </w:t>
-      </w:r>
-      <w:hyperlink r:id="rId134">
-        <w:r>
-          <w:rPr>
-            <w:lang w:val="zh_TW" w:bidi="zh_TW"/>
-          </w:rPr>
-          <w:rPr>
-            <w:color w:val="0000EE"/>
-            <w:u w:val="single"/>
-          </w:rPr>
-          <w:t>1PE 2:11</w:t>
-        </w:r>
-      </w:hyperlink>
-      <w:r>
-        <w:rPr>
-          <w:lang w:val="zh_TW" w:bidi="zh_TW"/>
-        </w:rPr>
-        <w:t xml:space="preserve"> · </w:t>
-      </w:r>
-      <w:hyperlink r:id="rId135">
-        <w:r>
-          <w:rPr>
-            <w:lang w:val="zh_TW" w:bidi="zh_TW"/>
-          </w:rPr>
-          <w:rPr>
-            <w:color w:val="0000EE"/>
-            <w:u w:val="single"/>
-          </w:rPr>
-          <w:t>1PE 2:25</w:t>
-        </w:r>
-      </w:hyperlink>
-      <w:r>
-        <w:rPr>
-          <w:lang w:val="zh_TW" w:bidi="zh_TW"/>
-        </w:rPr>
-        <w:t xml:space="preserve"> · </w:t>
-      </w:r>
-      <w:hyperlink r:id="rId136">
-        <w:r>
-          <w:rPr>
-            <w:lang w:val="zh_TW" w:bidi="zh_TW"/>
-          </w:rPr>
-          <w:rPr>
-            <w:color w:val="0000EE"/>
-            <w:u w:val="single"/>
-          </w:rPr>
-          <w:t>3JN 1:2</w:t>
-        </w:r>
-      </w:hyperlink>
-      <w:r>
-        <w:rPr>
-          <w:lang w:val="zh_TW" w:bidi="zh_TW"/>
-        </w:rPr>
-        <w:t xml:space="preserve"> · </w:t>
-      </w:r>
-      <w:hyperlink r:id="rId137">
-        <w:r>
-          <w:rPr>
-            <w:lang w:val="zh_TW" w:bidi="zh_TW"/>
-          </w:rPr>
-          <w:rPr>
-            <w:color w:val="0000EE"/>
-            <w:u w:val="single"/>
-          </w:rPr>
-          <w:t>REV 6:9</w:t>
-        </w:r>
-      </w:hyperlink>
-      <w:r>
-        <w:rPr>
-          <w:lang w:val="zh_TW" w:bidi="zh_TW"/>
-        </w:rPr>
-        <w:t xml:space="preserve"> · </w:t>
-      </w:r>
-      <w:hyperlink r:id="rId138">
-        <w:r>
-          <w:rPr>
-            <w:lang w:val="zh_TW" w:bidi="zh_TW"/>
-          </w:rPr>
-          <w:rPr>
-            <w:color w:val="0000EE"/>
-            <w:u w:val="single"/>
-          </w:rPr>
-          <w:t>REV 18:14</w:t>
-        </w:r>
-      </w:hyperlink>
-      <w:r>
-        <w:rPr>
-          <w:lang w:val="zh_TW" w:bidi="zh_TW"/>
-        </w:rPr>
-        <w:t xml:space="preserve"> · </w:t>
-      </w:r>
-      <w:hyperlink r:id="rId139">
-        <w:r>
-          <w:rPr>
-            <w:lang w:val="zh_TW" w:bidi="zh_TW"/>
-          </w:rPr>
-          <w:rPr>
-            <w:color w:val="0000EE"/>
-            <w:u w:val="single"/>
-          </w:rPr>
-          <w:t>REV 20:4</w:t>
-        </w:r>
-      </w:hyperlink>
+      <w:r>
+        <w:rPr>
+          <w:lang w:val="zh_TW" w:bidi="zh_TW"/>
+        </w:rPr>
+        <w:t>MAT 10:28</w:t>
+      </w:r>
+      <w:r>
+        <w:rPr>
+          <w:lang w:val="zh_TW" w:bidi="zh_TW"/>
+        </w:rPr>
+        <w:t xml:space="preserve"> · </w:t>
+      </w:r>
+      <w:r>
+        <w:rPr>
+          <w:lang w:val="zh_TW" w:bidi="zh_TW"/>
+        </w:rPr>
+        <w:t>MAT 10:28</w:t>
+      </w:r>
+      <w:r>
+        <w:rPr>
+          <w:lang w:val="zh_TW" w:bidi="zh_TW"/>
+        </w:rPr>
+        <w:t xml:space="preserve"> · </w:t>
+      </w:r>
+      <w:r>
+        <w:rPr>
+          <w:lang w:val="zh_TW" w:bidi="zh_TW"/>
+        </w:rPr>
+        <w:t>MAT 11:29</w:t>
+      </w:r>
+      <w:r>
+        <w:rPr>
+          <w:lang w:val="zh_TW" w:bidi="zh_TW"/>
+        </w:rPr>
+        <w:t xml:space="preserve"> · </w:t>
+      </w:r>
+      <w:r>
+        <w:rPr>
+          <w:lang w:val="zh_TW" w:bidi="zh_TW"/>
+        </w:rPr>
+        <w:t>MAT 12:18</w:t>
+      </w:r>
+      <w:r>
+        <w:rPr>
+          <w:lang w:val="zh_TW" w:bidi="zh_TW"/>
+        </w:rPr>
+        <w:t xml:space="preserve"> · </w:t>
+      </w:r>
+      <w:r>
+        <w:rPr>
+          <w:lang w:val="zh_TW" w:bidi="zh_TW"/>
+        </w:rPr>
+        <w:t>MAT 22:37</w:t>
+      </w:r>
+      <w:r>
+        <w:rPr>
+          <w:lang w:val="zh_TW" w:bidi="zh_TW"/>
+        </w:rPr>
+        <w:t xml:space="preserve"> · </w:t>
+      </w:r>
+      <w:r>
+        <w:rPr>
+          <w:lang w:val="zh_TW" w:bidi="zh_TW"/>
+        </w:rPr>
+        <w:t>MAT 26:38</w:t>
+      </w:r>
+      <w:r>
+        <w:rPr>
+          <w:lang w:val="zh_TW" w:bidi="zh_TW"/>
+        </w:rPr>
+        <w:t xml:space="preserve"> · </w:t>
+      </w:r>
+      <w:r>
+        <w:rPr>
+          <w:lang w:val="zh_TW" w:bidi="zh_TW"/>
+        </w:rPr>
+        <w:t>MRK 12:30</w:t>
+      </w:r>
+      <w:r>
+        <w:rPr>
+          <w:lang w:val="zh_TW" w:bidi="zh_TW"/>
+        </w:rPr>
+        <w:t xml:space="preserve"> · </w:t>
+      </w:r>
+      <w:r>
+        <w:rPr>
+          <w:lang w:val="zh_TW" w:bidi="zh_TW"/>
+        </w:rPr>
+        <w:t>MRK 14:34</w:t>
+      </w:r>
+      <w:r>
+        <w:rPr>
+          <w:lang w:val="zh_TW" w:bidi="zh_TW"/>
+        </w:rPr>
+        <w:t xml:space="preserve"> · </w:t>
+      </w:r>
+      <w:r>
+        <w:rPr>
+          <w:lang w:val="zh_TW" w:bidi="zh_TW"/>
+        </w:rPr>
+        <w:t>LUK 1:46</w:t>
+      </w:r>
+      <w:r>
+        <w:rPr>
+          <w:lang w:val="zh_TW" w:bidi="zh_TW"/>
+        </w:rPr>
+        <w:t xml:space="preserve"> · </w:t>
+      </w:r>
+      <w:r>
+        <w:rPr>
+          <w:lang w:val="zh_TW" w:bidi="zh_TW"/>
+        </w:rPr>
+        <w:t>LUK 10:27</w:t>
+      </w:r>
+      <w:r>
+        <w:rPr>
+          <w:lang w:val="zh_TW" w:bidi="zh_TW"/>
+        </w:rPr>
+        <w:t xml:space="preserve"> · </w:t>
+      </w:r>
+      <w:r>
+        <w:rPr>
+          <w:lang w:val="zh_TW" w:bidi="zh_TW"/>
+        </w:rPr>
+        <w:t>LUK 12:19</w:t>
+      </w:r>
+      <w:r>
+        <w:rPr>
+          <w:lang w:val="zh_TW" w:bidi="zh_TW"/>
+        </w:rPr>
+        <w:t xml:space="preserve"> · </w:t>
+      </w:r>
+      <w:r>
+        <w:rPr>
+          <w:lang w:val="zh_TW" w:bidi="zh_TW"/>
+        </w:rPr>
+        <w:t>LUK 12:19</w:t>
+      </w:r>
+      <w:r>
+        <w:rPr>
+          <w:lang w:val="zh_TW" w:bidi="zh_TW"/>
+        </w:rPr>
+        <w:t xml:space="preserve"> · </w:t>
+      </w:r>
+      <w:r>
+        <w:rPr>
+          <w:lang w:val="zh_TW" w:bidi="zh_TW"/>
+        </w:rPr>
+        <w:t>JHN 12:27</w:t>
+      </w:r>
+      <w:r>
+        <w:rPr>
+          <w:lang w:val="zh_TW" w:bidi="zh_TW"/>
+        </w:rPr>
+        <w:t xml:space="preserve"> · </w:t>
+      </w:r>
+      <w:r>
+        <w:rPr>
+          <w:lang w:val="zh_TW" w:bidi="zh_TW"/>
+        </w:rPr>
+        <w:t>ACT 2:27</w:t>
+      </w:r>
+      <w:r>
+        <w:rPr>
+          <w:lang w:val="zh_TW" w:bidi="zh_TW"/>
+        </w:rPr>
+        <w:t xml:space="preserve"> · </w:t>
+      </w:r>
+      <w:r>
+        <w:rPr>
+          <w:lang w:val="zh_TW" w:bidi="zh_TW"/>
+        </w:rPr>
+        <w:t>ACT 4:32</w:t>
+      </w:r>
+      <w:r>
+        <w:rPr>
+          <w:lang w:val="zh_TW" w:bidi="zh_TW"/>
+        </w:rPr>
+        <w:t xml:space="preserve"> · </w:t>
+      </w:r>
+      <w:r>
+        <w:rPr>
+          <w:lang w:val="zh_TW" w:bidi="zh_TW"/>
+        </w:rPr>
+        <w:t>ACT 14:22</w:t>
+      </w:r>
+      <w:r>
+        <w:rPr>
+          <w:lang w:val="zh_TW" w:bidi="zh_TW"/>
+        </w:rPr>
+        <w:t xml:space="preserve"> · </w:t>
+      </w:r>
+      <w:r>
+        <w:rPr>
+          <w:lang w:val="zh_TW" w:bidi="zh_TW"/>
+        </w:rPr>
+        <w:t>ACT 15:24</w:t>
+      </w:r>
+      <w:r>
+        <w:rPr>
+          <w:lang w:val="zh_TW" w:bidi="zh_TW"/>
+        </w:rPr>
+        <w:t xml:space="preserve"> · </w:t>
+      </w:r>
+      <w:r>
+        <w:rPr>
+          <w:lang w:val="zh_TW" w:bidi="zh_TW"/>
+        </w:rPr>
+        <w:t>2CO 12:15</w:t>
+      </w:r>
+      <w:r>
+        <w:rPr>
+          <w:lang w:val="zh_TW" w:bidi="zh_TW"/>
+        </w:rPr>
+        <w:t xml:space="preserve"> · </w:t>
+      </w:r>
+      <w:r>
+        <w:rPr>
+          <w:lang w:val="zh_TW" w:bidi="zh_TW"/>
+        </w:rPr>
+        <w:t>EPH 6:6</w:t>
+      </w:r>
+      <w:r>
+        <w:rPr>
+          <w:lang w:val="zh_TW" w:bidi="zh_TW"/>
+        </w:rPr>
+        <w:t xml:space="preserve"> · </w:t>
+      </w:r>
+      <w:r>
+        <w:rPr>
+          <w:lang w:val="zh_TW" w:bidi="zh_TW"/>
+        </w:rPr>
+        <w:t>PHP 1:27</w:t>
+      </w:r>
+      <w:r>
+        <w:rPr>
+          <w:lang w:val="zh_TW" w:bidi="zh_TW"/>
+        </w:rPr>
+        <w:t xml:space="preserve"> · </w:t>
+      </w:r>
+      <w:r>
+        <w:rPr>
+          <w:lang w:val="zh_TW" w:bidi="zh_TW"/>
+        </w:rPr>
+        <w:t>COL 3:23</w:t>
+      </w:r>
+      <w:r>
+        <w:rPr>
+          <w:lang w:val="zh_TW" w:bidi="zh_TW"/>
+        </w:rPr>
+        <w:t xml:space="preserve"> · </w:t>
+      </w:r>
+      <w:r>
+        <w:rPr>
+          <w:lang w:val="zh_TW" w:bidi="zh_TW"/>
+        </w:rPr>
+        <w:t>1TH 5:23</w:t>
+      </w:r>
+      <w:r>
+        <w:rPr>
+          <w:lang w:val="zh_TW" w:bidi="zh_TW"/>
+        </w:rPr>
+        <w:t xml:space="preserve"> · </w:t>
+      </w:r>
+      <w:r>
+        <w:rPr>
+          <w:lang w:val="zh_TW" w:bidi="zh_TW"/>
+        </w:rPr>
+        <w:t>HEB 4:12</w:t>
+      </w:r>
+      <w:r>
+        <w:rPr>
+          <w:lang w:val="zh_TW" w:bidi="zh_TW"/>
+        </w:rPr>
+        <w:t xml:space="preserve"> · </w:t>
+      </w:r>
+      <w:r>
+        <w:rPr>
+          <w:lang w:val="zh_TW" w:bidi="zh_TW"/>
+        </w:rPr>
+        <w:t>HEB 10:39</w:t>
+      </w:r>
+      <w:r>
+        <w:rPr>
+          <w:lang w:val="zh_TW" w:bidi="zh_TW"/>
+        </w:rPr>
+        <w:t xml:space="preserve"> · </w:t>
+      </w:r>
+      <w:r>
+        <w:rPr>
+          <w:lang w:val="zh_TW" w:bidi="zh_TW"/>
+        </w:rPr>
+        <w:t>HEB 12:3</w:t>
+      </w:r>
+      <w:r>
+        <w:rPr>
+          <w:lang w:val="zh_TW" w:bidi="zh_TW"/>
+        </w:rPr>
+        <w:t xml:space="preserve"> · </w:t>
+      </w:r>
+      <w:r>
+        <w:rPr>
+          <w:lang w:val="zh_TW" w:bidi="zh_TW"/>
+        </w:rPr>
+        <w:t>1PE 2:11</w:t>
+      </w:r>
+      <w:r>
+        <w:rPr>
+          <w:lang w:val="zh_TW" w:bidi="zh_TW"/>
+        </w:rPr>
+        <w:t xml:space="preserve"> · </w:t>
+      </w:r>
+      <w:r>
+        <w:rPr>
+          <w:lang w:val="zh_TW" w:bidi="zh_TW"/>
+        </w:rPr>
+        <w:t>1PE 2:25</w:t>
+      </w:r>
+      <w:r>
+        <w:rPr>
+          <w:lang w:val="zh_TW" w:bidi="zh_TW"/>
+        </w:rPr>
+        <w:t xml:space="preserve"> · </w:t>
+      </w:r>
+      <w:r>
+        <w:rPr>
+          <w:lang w:val="zh_TW" w:bidi="zh_TW"/>
+        </w:rPr>
+        <w:t>3JN 1:2</w:t>
+      </w:r>
+      <w:r>
+        <w:rPr>
+          <w:lang w:val="zh_TW" w:bidi="zh_TW"/>
+        </w:rPr>
+        <w:t xml:space="preserve"> · </w:t>
+      </w:r>
+      <w:r>
+        <w:rPr>
+          <w:lang w:val="zh_TW" w:bidi="zh_TW"/>
+        </w:rPr>
+        <w:t>REV 6:9</w:t>
+      </w:r>
+      <w:r>
+        <w:rPr>
+          <w:lang w:val="zh_TW" w:bidi="zh_TW"/>
+        </w:rPr>
+        <w:t xml:space="preserve"> · </w:t>
+      </w:r>
+      <w:r>
+        <w:rPr>
+          <w:lang w:val="zh_TW" w:bidi="zh_TW"/>
+        </w:rPr>
+        <w:t>REV 18:14</w:t>
+      </w:r>
+      <w:r>
+        <w:rPr>
+          <w:lang w:val="zh_TW" w:bidi="zh_TW"/>
+        </w:rPr>
+        <w:t xml:space="preserve"> · </w:t>
+      </w:r>
+      <w:r>
+        <w:rPr>
+          <w:lang w:val="zh_TW" w:bidi="zh_TW"/>
+        </w:rPr>
+        <w:t>REV 20:4</w:t>
+      </w:r>
     </w:p>
     <w:p>
       <w:pPr/>
@@ -8454,18 +7566,12 @@
         </w:rPr>
         <w:t xml:space="preserve">在翻譯 </w:t>
       </w:r>
-      <w:hyperlink r:id="rId140">
-        <w:r>
-          <w:rPr>
-            <w:lang w:val="zh_TW" w:bidi="zh_TW"/>
-          </w:rPr>
-          <w:rPr>
-            <w:color w:val="0000EE"/>
-            <w:u w:val="single"/>
-          </w:rPr>
-          <w:t>ROM 11:3</w:t>
-        </w:r>
-      </w:hyperlink>
+      <w:r>
+        <w:rPr>
+          <w:lang w:val="zh_TW" w:bidi="zh_TW"/>
+        </w:rPr>
+        <w:t>ROM 11:3</w:t>
+      </w:r>
       <w:r>
         <w:rPr>
           <w:lang w:val="zh_TW" w:bidi="zh_TW"/>
@@ -8487,702 +7593,468 @@
           <w:lang w:val="zh_TW" w:bidi="zh_TW"/>
         </w:rPr>
       </w:r>
-      <w:hyperlink r:id="rId141">
-        <w:r>
-          <w:rPr>
-            <w:lang w:val="zh_TW" w:bidi="zh_TW"/>
-          </w:rPr>
-          <w:rPr>
-            <w:color w:val="0000EE"/>
-            <w:u w:val="single"/>
-          </w:rPr>
-          <w:t>MAT 2:20</w:t>
-        </w:r>
-      </w:hyperlink>
-      <w:r>
-        <w:rPr>
-          <w:lang w:val="zh_TW" w:bidi="zh_TW"/>
-        </w:rPr>
-        <w:t xml:space="preserve"> · </w:t>
-      </w:r>
-      <w:hyperlink r:id="rId142">
-        <w:r>
-          <w:rPr>
-            <w:lang w:val="zh_TW" w:bidi="zh_TW"/>
-          </w:rPr>
-          <w:rPr>
-            <w:color w:val="0000EE"/>
-            <w:u w:val="single"/>
-          </w:rPr>
-          <w:t>MAT 6:25</w:t>
-        </w:r>
-      </w:hyperlink>
-      <w:r>
-        <w:rPr>
-          <w:lang w:val="zh_TW" w:bidi="zh_TW"/>
-        </w:rPr>
-        <w:t xml:space="preserve"> · </w:t>
-      </w:r>
-      <w:hyperlink r:id="rId142">
-        <w:r>
-          <w:rPr>
-            <w:lang w:val="zh_TW" w:bidi="zh_TW"/>
-          </w:rPr>
-          <w:rPr>
-            <w:color w:val="0000EE"/>
-            <w:u w:val="single"/>
-          </w:rPr>
-          <w:t>MAT 6:25</w:t>
-        </w:r>
-      </w:hyperlink>
-      <w:r>
-        <w:rPr>
-          <w:lang w:val="zh_TW" w:bidi="zh_TW"/>
-        </w:rPr>
-        <w:t xml:space="preserve"> · </w:t>
-      </w:r>
-      <w:hyperlink r:id="rId143">
-        <w:r>
-          <w:rPr>
-            <w:lang w:val="zh_TW" w:bidi="zh_TW"/>
-          </w:rPr>
-          <w:rPr>
-            <w:color w:val="0000EE"/>
-            <w:u w:val="single"/>
-          </w:rPr>
-          <w:t>MAT 10:39</w:t>
-        </w:r>
-      </w:hyperlink>
-      <w:r>
-        <w:rPr>
-          <w:lang w:val="zh_TW" w:bidi="zh_TW"/>
-        </w:rPr>
-        <w:t xml:space="preserve"> · </w:t>
-      </w:r>
-      <w:hyperlink r:id="rId143">
-        <w:r>
-          <w:rPr>
-            <w:lang w:val="zh_TW" w:bidi="zh_TW"/>
-          </w:rPr>
-          <w:rPr>
-            <w:color w:val="0000EE"/>
-            <w:u w:val="single"/>
-          </w:rPr>
-          <w:t>MAT 10:39</w:t>
-        </w:r>
-      </w:hyperlink>
-      <w:r>
-        <w:rPr>
-          <w:lang w:val="zh_TW" w:bidi="zh_TW"/>
-        </w:rPr>
-        <w:t xml:space="preserve"> · </w:t>
-      </w:r>
-      <w:hyperlink r:id="rId144">
-        <w:r>
-          <w:rPr>
-            <w:lang w:val="zh_TW" w:bidi="zh_TW"/>
-          </w:rPr>
-          <w:rPr>
-            <w:color w:val="0000EE"/>
-            <w:u w:val="single"/>
-          </w:rPr>
-          <w:t>MAT 16:25</w:t>
-        </w:r>
-      </w:hyperlink>
-      <w:r>
-        <w:rPr>
-          <w:lang w:val="zh_TW" w:bidi="zh_TW"/>
-        </w:rPr>
-        <w:t xml:space="preserve"> · </w:t>
-      </w:r>
-      <w:hyperlink r:id="rId144">
-        <w:r>
-          <w:rPr>
-            <w:lang w:val="zh_TW" w:bidi="zh_TW"/>
-          </w:rPr>
-          <w:rPr>
-            <w:color w:val="0000EE"/>
-            <w:u w:val="single"/>
-          </w:rPr>
-          <w:t>MAT 16:25</w:t>
-        </w:r>
-      </w:hyperlink>
-      <w:r>
-        <w:rPr>
-          <w:lang w:val="zh_TW" w:bidi="zh_TW"/>
-        </w:rPr>
-        <w:t xml:space="preserve"> · </w:t>
-      </w:r>
-      <w:hyperlink r:id="rId145">
-        <w:r>
-          <w:rPr>
-            <w:lang w:val="zh_TW" w:bidi="zh_TW"/>
-          </w:rPr>
-          <w:rPr>
-            <w:color w:val="0000EE"/>
-            <w:u w:val="single"/>
-          </w:rPr>
-          <w:t>MAT 16:26</w:t>
-        </w:r>
-      </w:hyperlink>
-      <w:r>
-        <w:rPr>
-          <w:lang w:val="zh_TW" w:bidi="zh_TW"/>
-        </w:rPr>
-        <w:t xml:space="preserve"> · </w:t>
-      </w:r>
-      <w:hyperlink r:id="rId145">
-        <w:r>
-          <w:rPr>
-            <w:lang w:val="zh_TW" w:bidi="zh_TW"/>
-          </w:rPr>
-          <w:rPr>
-            <w:color w:val="0000EE"/>
-            <w:u w:val="single"/>
-          </w:rPr>
-          <w:t>MAT 16:26</w:t>
-        </w:r>
-      </w:hyperlink>
-      <w:r>
-        <w:rPr>
-          <w:lang w:val="zh_TW" w:bidi="zh_TW"/>
-        </w:rPr>
-        <w:t xml:space="preserve"> · </w:t>
-      </w:r>
-      <w:hyperlink r:id="rId146">
-        <w:r>
-          <w:rPr>
-            <w:lang w:val="zh_TW" w:bidi="zh_TW"/>
-          </w:rPr>
-          <w:rPr>
-            <w:color w:val="0000EE"/>
-            <w:u w:val="single"/>
-          </w:rPr>
-          <w:t>MAT 20:28</w:t>
-        </w:r>
-      </w:hyperlink>
-      <w:r>
-        <w:rPr>
-          <w:lang w:val="zh_TW" w:bidi="zh_TW"/>
-        </w:rPr>
-        <w:t xml:space="preserve"> · </w:t>
-      </w:r>
-      <w:hyperlink r:id="rId147">
-        <w:r>
-          <w:rPr>
-            <w:lang w:val="zh_TW" w:bidi="zh_TW"/>
-          </w:rPr>
-          <w:rPr>
-            <w:color w:val="0000EE"/>
-            <w:u w:val="single"/>
-          </w:rPr>
-          <w:t>MRK 3:4</w:t>
-        </w:r>
-      </w:hyperlink>
-      <w:r>
-        <w:rPr>
-          <w:lang w:val="zh_TW" w:bidi="zh_TW"/>
-        </w:rPr>
-        <w:t xml:space="preserve"> · </w:t>
-      </w:r>
-      <w:hyperlink r:id="rId148">
-        <w:r>
-          <w:rPr>
-            <w:lang w:val="zh_TW" w:bidi="zh_TW"/>
-          </w:rPr>
-          <w:rPr>
-            <w:color w:val="0000EE"/>
-            <w:u w:val="single"/>
-          </w:rPr>
-          <w:t>MRK 8:35</w:t>
-        </w:r>
-      </w:hyperlink>
-      <w:r>
-        <w:rPr>
-          <w:lang w:val="zh_TW" w:bidi="zh_TW"/>
-        </w:rPr>
-        <w:t xml:space="preserve"> · </w:t>
-      </w:r>
-      <w:hyperlink r:id="rId148">
-        <w:r>
-          <w:rPr>
-            <w:lang w:val="zh_TW" w:bidi="zh_TW"/>
-          </w:rPr>
-          <w:rPr>
-            <w:color w:val="0000EE"/>
-            <w:u w:val="single"/>
-          </w:rPr>
-          <w:t>MRK 8:35</w:t>
-        </w:r>
-      </w:hyperlink>
-      <w:r>
-        <w:rPr>
-          <w:lang w:val="zh_TW" w:bidi="zh_TW"/>
-        </w:rPr>
-        <w:t xml:space="preserve"> · </w:t>
-      </w:r>
-      <w:hyperlink r:id="rId149">
-        <w:r>
-          <w:rPr>
-            <w:lang w:val="zh_TW" w:bidi="zh_TW"/>
-          </w:rPr>
-          <w:rPr>
-            <w:color w:val="0000EE"/>
-            <w:u w:val="single"/>
-          </w:rPr>
-          <w:t>MRK 8:36</w:t>
-        </w:r>
-      </w:hyperlink>
-      <w:r>
-        <w:rPr>
-          <w:lang w:val="zh_TW" w:bidi="zh_TW"/>
-        </w:rPr>
-        <w:t xml:space="preserve"> · </w:t>
-      </w:r>
-      <w:hyperlink r:id="rId150">
-        <w:r>
-          <w:rPr>
-            <w:lang w:val="zh_TW" w:bidi="zh_TW"/>
-          </w:rPr>
-          <w:rPr>
-            <w:color w:val="0000EE"/>
-            <w:u w:val="single"/>
-          </w:rPr>
-          <w:t>MRK 8:37</w:t>
-        </w:r>
-      </w:hyperlink>
-      <w:r>
-        <w:rPr>
-          <w:lang w:val="zh_TW" w:bidi="zh_TW"/>
-        </w:rPr>
-        <w:t xml:space="preserve"> · </w:t>
-      </w:r>
-      <w:hyperlink r:id="rId151">
-        <w:r>
-          <w:rPr>
-            <w:lang w:val="zh_TW" w:bidi="zh_TW"/>
-          </w:rPr>
-          <w:rPr>
-            <w:color w:val="0000EE"/>
-            <w:u w:val="single"/>
-          </w:rPr>
-          <w:t>MRK 10:45</w:t>
-        </w:r>
-      </w:hyperlink>
-      <w:r>
-        <w:rPr>
-          <w:lang w:val="zh_TW" w:bidi="zh_TW"/>
-        </w:rPr>
-        <w:t xml:space="preserve"> · </w:t>
-      </w:r>
-      <w:hyperlink r:id="rId152">
-        <w:r>
-          <w:rPr>
-            <w:lang w:val="zh_TW" w:bidi="zh_TW"/>
-          </w:rPr>
-          <w:rPr>
-            <w:color w:val="0000EE"/>
-            <w:u w:val="single"/>
-          </w:rPr>
-          <w:t>LUK 9:24</w:t>
-        </w:r>
-      </w:hyperlink>
-      <w:r>
-        <w:rPr>
-          <w:lang w:val="zh_TW" w:bidi="zh_TW"/>
-        </w:rPr>
-        <w:t xml:space="preserve"> · </w:t>
-      </w:r>
-      <w:hyperlink r:id="rId152">
-        <w:r>
-          <w:rPr>
-            <w:lang w:val="zh_TW" w:bidi="zh_TW"/>
-          </w:rPr>
-          <w:rPr>
-            <w:color w:val="0000EE"/>
-            <w:u w:val="single"/>
-          </w:rPr>
-          <w:t>LUK 9:24</w:t>
-        </w:r>
-      </w:hyperlink>
-      <w:r>
-        <w:rPr>
-          <w:lang w:val="zh_TW" w:bidi="zh_TW"/>
-        </w:rPr>
-        <w:t xml:space="preserve"> · </w:t>
-      </w:r>
-      <w:hyperlink r:id="rId153">
-        <w:r>
-          <w:rPr>
-            <w:lang w:val="zh_TW" w:bidi="zh_TW"/>
-          </w:rPr>
-          <w:rPr>
-            <w:color w:val="0000EE"/>
-            <w:u w:val="single"/>
-          </w:rPr>
-          <w:t>LUK 12:20</w:t>
-        </w:r>
-      </w:hyperlink>
-      <w:r>
-        <w:rPr>
-          <w:lang w:val="zh_TW" w:bidi="zh_TW"/>
-        </w:rPr>
-        <w:t xml:space="preserve"> · </w:t>
-      </w:r>
-      <w:hyperlink r:id="rId154">
-        <w:r>
-          <w:rPr>
-            <w:lang w:val="zh_TW" w:bidi="zh_TW"/>
-          </w:rPr>
-          <w:rPr>
-            <w:color w:val="0000EE"/>
-            <w:u w:val="single"/>
-          </w:rPr>
-          <w:t>LUK 12:22</w:t>
-        </w:r>
-      </w:hyperlink>
-      <w:r>
-        <w:rPr>
-          <w:lang w:val="zh_TW" w:bidi="zh_TW"/>
-        </w:rPr>
-        <w:t xml:space="preserve"> · </w:t>
-      </w:r>
-      <w:hyperlink r:id="rId155">
-        <w:r>
-          <w:rPr>
-            <w:lang w:val="zh_TW" w:bidi="zh_TW"/>
-          </w:rPr>
-          <w:rPr>
-            <w:color w:val="0000EE"/>
-            <w:u w:val="single"/>
-          </w:rPr>
-          <w:t>LUK 12:23</w:t>
-        </w:r>
-      </w:hyperlink>
-      <w:r>
-        <w:rPr>
-          <w:lang w:val="zh_TW" w:bidi="zh_TW"/>
-        </w:rPr>
-        <w:t xml:space="preserve"> · </w:t>
-      </w:r>
-      <w:hyperlink r:id="rId156">
-        <w:r>
-          <w:rPr>
-            <w:lang w:val="zh_TW" w:bidi="zh_TW"/>
-          </w:rPr>
-          <w:rPr>
-            <w:color w:val="0000EE"/>
-            <w:u w:val="single"/>
-          </w:rPr>
-          <w:t>LUK 14:26</w:t>
-        </w:r>
-      </w:hyperlink>
-      <w:r>
-        <w:rPr>
-          <w:lang w:val="zh_TW" w:bidi="zh_TW"/>
-        </w:rPr>
-        <w:t xml:space="preserve"> · </w:t>
-      </w:r>
-      <w:hyperlink r:id="rId157">
-        <w:r>
-          <w:rPr>
-            <w:lang w:val="zh_TW" w:bidi="zh_TW"/>
-          </w:rPr>
-          <w:rPr>
-            <w:color w:val="0000EE"/>
-            <w:u w:val="single"/>
-          </w:rPr>
-          <w:t>JHN 12:25</w:t>
-        </w:r>
-      </w:hyperlink>
-      <w:r>
-        <w:rPr>
-          <w:lang w:val="zh_TW" w:bidi="zh_TW"/>
-        </w:rPr>
-        <w:t xml:space="preserve"> · </w:t>
-      </w:r>
-      <w:hyperlink r:id="rId157">
-        <w:r>
-          <w:rPr>
-            <w:lang w:val="zh_TW" w:bidi="zh_TW"/>
-          </w:rPr>
-          <w:rPr>
-            <w:color w:val="0000EE"/>
-            <w:u w:val="single"/>
-          </w:rPr>
-          <w:t>JHN 12:25</w:t>
-        </w:r>
-      </w:hyperlink>
-      <w:r>
-        <w:rPr>
-          <w:lang w:val="zh_TW" w:bidi="zh_TW"/>
-        </w:rPr>
-        <w:t xml:space="preserve"> · </w:t>
-      </w:r>
-      <w:hyperlink r:id="rId158">
-        <w:r>
-          <w:rPr>
-            <w:lang w:val="zh_TW" w:bidi="zh_TW"/>
-          </w:rPr>
-          <w:rPr>
-            <w:color w:val="0000EE"/>
-            <w:u w:val="single"/>
-          </w:rPr>
-          <w:t>ACT 20:10</w:t>
-        </w:r>
-      </w:hyperlink>
-      <w:r>
-        <w:rPr>
-          <w:lang w:val="zh_TW" w:bidi="zh_TW"/>
-        </w:rPr>
-        <w:t xml:space="preserve"> · </w:t>
-      </w:r>
-      <w:hyperlink r:id="rId159">
-        <w:r>
-          <w:rPr>
-            <w:lang w:val="zh_TW" w:bidi="zh_TW"/>
-          </w:rPr>
-          <w:rPr>
-            <w:color w:val="0000EE"/>
-            <w:u w:val="single"/>
-          </w:rPr>
-          <w:t>ACT 20:24</w:t>
-        </w:r>
-      </w:hyperlink>
-      <w:r>
-        <w:rPr>
-          <w:lang w:val="zh_TW" w:bidi="zh_TW"/>
-        </w:rPr>
-        <w:t xml:space="preserve"> · </w:t>
-      </w:r>
-      <w:hyperlink r:id="rId160">
-        <w:r>
-          <w:rPr>
-            <w:lang w:val="zh_TW" w:bidi="zh_TW"/>
-          </w:rPr>
-          <w:rPr>
-            <w:color w:val="0000EE"/>
-            <w:u w:val="single"/>
-          </w:rPr>
-          <w:t>ACT 27:10</w:t>
-        </w:r>
-      </w:hyperlink>
-      <w:r>
-        <w:rPr>
-          <w:lang w:val="zh_TW" w:bidi="zh_TW"/>
-        </w:rPr>
-        <w:t xml:space="preserve"> · </w:t>
-      </w:r>
-      <w:hyperlink r:id="rId161">
-        <w:r>
-          <w:rPr>
-            <w:lang w:val="zh_TW" w:bidi="zh_TW"/>
-          </w:rPr>
-          <w:rPr>
-            <w:color w:val="0000EE"/>
-            <w:u w:val="single"/>
-          </w:rPr>
-          <w:t>ACT 27:22</w:t>
-        </w:r>
-      </w:hyperlink>
-      <w:r>
-        <w:rPr>
-          <w:lang w:val="zh_TW" w:bidi="zh_TW"/>
-        </w:rPr>
-        <w:t xml:space="preserve"> · </w:t>
-      </w:r>
-      <w:hyperlink r:id="rId140">
-        <w:r>
-          <w:rPr>
-            <w:lang w:val="zh_TW" w:bidi="zh_TW"/>
-          </w:rPr>
-          <w:rPr>
-            <w:color w:val="0000EE"/>
-            <w:u w:val="single"/>
-          </w:rPr>
-          <w:t>ROM 11:3</w:t>
-        </w:r>
-      </w:hyperlink>
-      <w:r>
-        <w:rPr>
-          <w:lang w:val="zh_TW" w:bidi="zh_TW"/>
-        </w:rPr>
-        <w:t xml:space="preserve"> · </w:t>
-      </w:r>
-      <w:hyperlink r:id="rId162">
-        <w:r>
-          <w:rPr>
-            <w:lang w:val="zh_TW" w:bidi="zh_TW"/>
-          </w:rPr>
-          <w:rPr>
-            <w:color w:val="0000EE"/>
-            <w:u w:val="single"/>
-          </w:rPr>
-          <w:t>ROM 16:4</w:t>
-        </w:r>
-      </w:hyperlink>
-      <w:r>
-        <w:rPr>
-          <w:lang w:val="zh_TW" w:bidi="zh_TW"/>
-        </w:rPr>
-        <w:t xml:space="preserve"> · </w:t>
-      </w:r>
-      <w:hyperlink r:id="rId163">
-        <w:r>
-          <w:rPr>
-            <w:lang w:val="zh_TW" w:bidi="zh_TW"/>
-          </w:rPr>
-          <w:rPr>
-            <w:color w:val="0000EE"/>
-            <w:u w:val="single"/>
-          </w:rPr>
-          <w:t>2CO 1:23</w:t>
-        </w:r>
-      </w:hyperlink>
-      <w:r>
-        <w:rPr>
-          <w:lang w:val="zh_TW" w:bidi="zh_TW"/>
-        </w:rPr>
-        <w:t xml:space="preserve"> · </w:t>
-      </w:r>
-      <w:hyperlink r:id="rId164">
-        <w:r>
-          <w:rPr>
-            <w:lang w:val="zh_TW" w:bidi="zh_TW"/>
-          </w:rPr>
-          <w:rPr>
-            <w:color w:val="0000EE"/>
-            <w:u w:val="single"/>
-          </w:rPr>
-          <w:t>PHP 2:30</w:t>
-        </w:r>
-      </w:hyperlink>
-      <w:r>
-        <w:rPr>
-          <w:lang w:val="zh_TW" w:bidi="zh_TW"/>
-        </w:rPr>
-        <w:t xml:space="preserve"> · </w:t>
-      </w:r>
-      <w:hyperlink r:id="rId116">
-        <w:r>
-          <w:rPr>
-            <w:lang w:val="zh_TW" w:bidi="zh_TW"/>
-          </w:rPr>
-          <w:rPr>
-            <w:color w:val="0000EE"/>
-            <w:u w:val="single"/>
-          </w:rPr>
-          <w:t>1TH 5:23</w:t>
-        </w:r>
-      </w:hyperlink>
-      <w:r>
-        <w:rPr>
-          <w:lang w:val="zh_TW" w:bidi="zh_TW"/>
-        </w:rPr>
-        <w:t xml:space="preserve"> · </w:t>
-      </w:r>
-      <w:hyperlink r:id="rId115">
-        <w:r>
-          <w:rPr>
-            <w:lang w:val="zh_TW" w:bidi="zh_TW"/>
-          </w:rPr>
-          <w:rPr>
-            <w:color w:val="0000EE"/>
-            <w:u w:val="single"/>
-          </w:rPr>
-          <w:t>HEB 4:12</w:t>
-        </w:r>
-      </w:hyperlink>
-      <w:r>
-        <w:rPr>
-          <w:lang w:val="zh_TW" w:bidi="zh_TW"/>
-        </w:rPr>
-        <w:t xml:space="preserve"> · </w:t>
-      </w:r>
-      <w:hyperlink r:id="rId165">
-        <w:r>
-          <w:rPr>
-            <w:lang w:val="zh_TW" w:bidi="zh_TW"/>
-          </w:rPr>
-          <w:rPr>
-            <w:color w:val="0000EE"/>
-            <w:u w:val="single"/>
-          </w:rPr>
-          <w:t>HEB 6:19</w:t>
-        </w:r>
-      </w:hyperlink>
-      <w:r>
-        <w:rPr>
-          <w:lang w:val="zh_TW" w:bidi="zh_TW"/>
-        </w:rPr>
-        <w:t xml:space="preserve"> · </w:t>
-      </w:r>
-      <w:hyperlink r:id="rId166">
-        <w:r>
-          <w:rPr>
-            <w:lang w:val="zh_TW" w:bidi="zh_TW"/>
-          </w:rPr>
-          <w:rPr>
-            <w:color w:val="0000EE"/>
-            <w:u w:val="single"/>
-          </w:rPr>
-          <w:t>HEB 13:17</w:t>
-        </w:r>
-      </w:hyperlink>
-      <w:r>
-        <w:rPr>
-          <w:lang w:val="zh_TW" w:bidi="zh_TW"/>
-        </w:rPr>
-        <w:t xml:space="preserve"> · </w:t>
-      </w:r>
-      <w:hyperlink r:id="rId167">
-        <w:r>
-          <w:rPr>
-            <w:lang w:val="zh_TW" w:bidi="zh_TW"/>
-          </w:rPr>
-          <w:rPr>
-            <w:color w:val="0000EE"/>
-            <w:u w:val="single"/>
-          </w:rPr>
-          <w:t>JAS 1:21</w:t>
-        </w:r>
-      </w:hyperlink>
-      <w:r>
-        <w:rPr>
-          <w:lang w:val="zh_TW" w:bidi="zh_TW"/>
-        </w:rPr>
-        <w:t xml:space="preserve"> · </w:t>
-      </w:r>
-      <w:hyperlink r:id="rId168">
-        <w:r>
-          <w:rPr>
-            <w:lang w:val="zh_TW" w:bidi="zh_TW"/>
-          </w:rPr>
-          <w:rPr>
-            <w:color w:val="0000EE"/>
-            <w:u w:val="single"/>
-          </w:rPr>
-          <w:t>REV 8:9</w:t>
-        </w:r>
-      </w:hyperlink>
-      <w:r>
-        <w:rPr>
-          <w:lang w:val="zh_TW" w:bidi="zh_TW"/>
-        </w:rPr>
-        <w:t xml:space="preserve"> · </w:t>
-      </w:r>
-      <w:hyperlink r:id="rId169">
-        <w:r>
-          <w:rPr>
-            <w:lang w:val="zh_TW" w:bidi="zh_TW"/>
-          </w:rPr>
-          <w:rPr>
-            <w:color w:val="0000EE"/>
-            <w:u w:val="single"/>
-          </w:rPr>
-          <w:t>REV 12:11</w:t>
-        </w:r>
-      </w:hyperlink>
+      <w:r>
+        <w:rPr>
+          <w:lang w:val="zh_TW" w:bidi="zh_TW"/>
+        </w:rPr>
+        <w:t>MAT 2:20</w:t>
+      </w:r>
+      <w:r>
+        <w:rPr>
+          <w:lang w:val="zh_TW" w:bidi="zh_TW"/>
+        </w:rPr>
+        <w:t xml:space="preserve"> · </w:t>
+      </w:r>
+      <w:r>
+        <w:rPr>
+          <w:lang w:val="zh_TW" w:bidi="zh_TW"/>
+        </w:rPr>
+        <w:t>MAT 6:25</w:t>
+      </w:r>
+      <w:r>
+        <w:rPr>
+          <w:lang w:val="zh_TW" w:bidi="zh_TW"/>
+        </w:rPr>
+        <w:t xml:space="preserve"> · </w:t>
+      </w:r>
+      <w:r>
+        <w:rPr>
+          <w:lang w:val="zh_TW" w:bidi="zh_TW"/>
+        </w:rPr>
+        <w:t>MAT 6:25</w:t>
+      </w:r>
+      <w:r>
+        <w:rPr>
+          <w:lang w:val="zh_TW" w:bidi="zh_TW"/>
+        </w:rPr>
+        <w:t xml:space="preserve"> · </w:t>
+      </w:r>
+      <w:r>
+        <w:rPr>
+          <w:lang w:val="zh_TW" w:bidi="zh_TW"/>
+        </w:rPr>
+        <w:t>MAT 10:39</w:t>
+      </w:r>
+      <w:r>
+        <w:rPr>
+          <w:lang w:val="zh_TW" w:bidi="zh_TW"/>
+        </w:rPr>
+        <w:t xml:space="preserve"> · </w:t>
+      </w:r>
+      <w:r>
+        <w:rPr>
+          <w:lang w:val="zh_TW" w:bidi="zh_TW"/>
+        </w:rPr>
+        <w:t>MAT 10:39</w:t>
+      </w:r>
+      <w:r>
+        <w:rPr>
+          <w:lang w:val="zh_TW" w:bidi="zh_TW"/>
+        </w:rPr>
+        <w:t xml:space="preserve"> · </w:t>
+      </w:r>
+      <w:r>
+        <w:rPr>
+          <w:lang w:val="zh_TW" w:bidi="zh_TW"/>
+        </w:rPr>
+        <w:t>MAT 16:25</w:t>
+      </w:r>
+      <w:r>
+        <w:rPr>
+          <w:lang w:val="zh_TW" w:bidi="zh_TW"/>
+        </w:rPr>
+        <w:t xml:space="preserve"> · </w:t>
+      </w:r>
+      <w:r>
+        <w:rPr>
+          <w:lang w:val="zh_TW" w:bidi="zh_TW"/>
+        </w:rPr>
+        <w:t>MAT 16:25</w:t>
+      </w:r>
+      <w:r>
+        <w:rPr>
+          <w:lang w:val="zh_TW" w:bidi="zh_TW"/>
+        </w:rPr>
+        <w:t xml:space="preserve"> · </w:t>
+      </w:r>
+      <w:r>
+        <w:rPr>
+          <w:lang w:val="zh_TW" w:bidi="zh_TW"/>
+        </w:rPr>
+        <w:t>MAT 16:26</w:t>
+      </w:r>
+      <w:r>
+        <w:rPr>
+          <w:lang w:val="zh_TW" w:bidi="zh_TW"/>
+        </w:rPr>
+        <w:t xml:space="preserve"> · </w:t>
+      </w:r>
+      <w:r>
+        <w:rPr>
+          <w:lang w:val="zh_TW" w:bidi="zh_TW"/>
+        </w:rPr>
+        <w:t>MAT 16:26</w:t>
+      </w:r>
+      <w:r>
+        <w:rPr>
+          <w:lang w:val="zh_TW" w:bidi="zh_TW"/>
+        </w:rPr>
+        <w:t xml:space="preserve"> · </w:t>
+      </w:r>
+      <w:r>
+        <w:rPr>
+          <w:lang w:val="zh_TW" w:bidi="zh_TW"/>
+        </w:rPr>
+        <w:t>MAT 20:28</w:t>
+      </w:r>
+      <w:r>
+        <w:rPr>
+          <w:lang w:val="zh_TW" w:bidi="zh_TW"/>
+        </w:rPr>
+        <w:t xml:space="preserve"> · </w:t>
+      </w:r>
+      <w:r>
+        <w:rPr>
+          <w:lang w:val="zh_TW" w:bidi="zh_TW"/>
+        </w:rPr>
+        <w:t>MRK 3:4</w:t>
+      </w:r>
+      <w:r>
+        <w:rPr>
+          <w:lang w:val="zh_TW" w:bidi="zh_TW"/>
+        </w:rPr>
+        <w:t xml:space="preserve"> · </w:t>
+      </w:r>
+      <w:r>
+        <w:rPr>
+          <w:lang w:val="zh_TW" w:bidi="zh_TW"/>
+        </w:rPr>
+        <w:t>MRK 8:35</w:t>
+      </w:r>
+      <w:r>
+        <w:rPr>
+          <w:lang w:val="zh_TW" w:bidi="zh_TW"/>
+        </w:rPr>
+        <w:t xml:space="preserve"> · </w:t>
+      </w:r>
+      <w:r>
+        <w:rPr>
+          <w:lang w:val="zh_TW" w:bidi="zh_TW"/>
+        </w:rPr>
+        <w:t>MRK 8:35</w:t>
+      </w:r>
+      <w:r>
+        <w:rPr>
+          <w:lang w:val="zh_TW" w:bidi="zh_TW"/>
+        </w:rPr>
+        <w:t xml:space="preserve"> · </w:t>
+      </w:r>
+      <w:r>
+        <w:rPr>
+          <w:lang w:val="zh_TW" w:bidi="zh_TW"/>
+        </w:rPr>
+        <w:t>MRK 8:36</w:t>
+      </w:r>
+      <w:r>
+        <w:rPr>
+          <w:lang w:val="zh_TW" w:bidi="zh_TW"/>
+        </w:rPr>
+        <w:t xml:space="preserve"> · </w:t>
+      </w:r>
+      <w:r>
+        <w:rPr>
+          <w:lang w:val="zh_TW" w:bidi="zh_TW"/>
+        </w:rPr>
+        <w:t>MRK 8:37</w:t>
+      </w:r>
+      <w:r>
+        <w:rPr>
+          <w:lang w:val="zh_TW" w:bidi="zh_TW"/>
+        </w:rPr>
+        <w:t xml:space="preserve"> · </w:t>
+      </w:r>
+      <w:r>
+        <w:rPr>
+          <w:lang w:val="zh_TW" w:bidi="zh_TW"/>
+        </w:rPr>
+        <w:t>MRK 10:45</w:t>
+      </w:r>
+      <w:r>
+        <w:rPr>
+          <w:lang w:val="zh_TW" w:bidi="zh_TW"/>
+        </w:rPr>
+        <w:t xml:space="preserve"> · </w:t>
+      </w:r>
+      <w:r>
+        <w:rPr>
+          <w:lang w:val="zh_TW" w:bidi="zh_TW"/>
+        </w:rPr>
+        <w:t>LUK 9:24</w:t>
+      </w:r>
+      <w:r>
+        <w:rPr>
+          <w:lang w:val="zh_TW" w:bidi="zh_TW"/>
+        </w:rPr>
+        <w:t xml:space="preserve"> · </w:t>
+      </w:r>
+      <w:r>
+        <w:rPr>
+          <w:lang w:val="zh_TW" w:bidi="zh_TW"/>
+        </w:rPr>
+        <w:t>LUK 9:24</w:t>
+      </w:r>
+      <w:r>
+        <w:rPr>
+          <w:lang w:val="zh_TW" w:bidi="zh_TW"/>
+        </w:rPr>
+        <w:t xml:space="preserve"> · </w:t>
+      </w:r>
+      <w:r>
+        <w:rPr>
+          <w:lang w:val="zh_TW" w:bidi="zh_TW"/>
+        </w:rPr>
+        <w:t>LUK 12:20</w:t>
+      </w:r>
+      <w:r>
+        <w:rPr>
+          <w:lang w:val="zh_TW" w:bidi="zh_TW"/>
+        </w:rPr>
+        <w:t xml:space="preserve"> · </w:t>
+      </w:r>
+      <w:r>
+        <w:rPr>
+          <w:lang w:val="zh_TW" w:bidi="zh_TW"/>
+        </w:rPr>
+        <w:t>LUK 12:22</w:t>
+      </w:r>
+      <w:r>
+        <w:rPr>
+          <w:lang w:val="zh_TW" w:bidi="zh_TW"/>
+        </w:rPr>
+        <w:t xml:space="preserve"> · </w:t>
+      </w:r>
+      <w:r>
+        <w:rPr>
+          <w:lang w:val="zh_TW" w:bidi="zh_TW"/>
+        </w:rPr>
+        <w:t>LUK 12:23</w:t>
+      </w:r>
+      <w:r>
+        <w:rPr>
+          <w:lang w:val="zh_TW" w:bidi="zh_TW"/>
+        </w:rPr>
+        <w:t xml:space="preserve"> · </w:t>
+      </w:r>
+      <w:r>
+        <w:rPr>
+          <w:lang w:val="zh_TW" w:bidi="zh_TW"/>
+        </w:rPr>
+        <w:t>LUK 14:26</w:t>
+      </w:r>
+      <w:r>
+        <w:rPr>
+          <w:lang w:val="zh_TW" w:bidi="zh_TW"/>
+        </w:rPr>
+        <w:t xml:space="preserve"> · </w:t>
+      </w:r>
+      <w:r>
+        <w:rPr>
+          <w:lang w:val="zh_TW" w:bidi="zh_TW"/>
+        </w:rPr>
+        <w:t>JHN 12:25</w:t>
+      </w:r>
+      <w:r>
+        <w:rPr>
+          <w:lang w:val="zh_TW" w:bidi="zh_TW"/>
+        </w:rPr>
+        <w:t xml:space="preserve"> · </w:t>
+      </w:r>
+      <w:r>
+        <w:rPr>
+          <w:lang w:val="zh_TW" w:bidi="zh_TW"/>
+        </w:rPr>
+        <w:t>JHN 12:25</w:t>
+      </w:r>
+      <w:r>
+        <w:rPr>
+          <w:lang w:val="zh_TW" w:bidi="zh_TW"/>
+        </w:rPr>
+        <w:t xml:space="preserve"> · </w:t>
+      </w:r>
+      <w:r>
+        <w:rPr>
+          <w:lang w:val="zh_TW" w:bidi="zh_TW"/>
+        </w:rPr>
+        <w:t>ACT 20:10</w:t>
+      </w:r>
+      <w:r>
+        <w:rPr>
+          <w:lang w:val="zh_TW" w:bidi="zh_TW"/>
+        </w:rPr>
+        <w:t xml:space="preserve"> · </w:t>
+      </w:r>
+      <w:r>
+        <w:rPr>
+          <w:lang w:val="zh_TW" w:bidi="zh_TW"/>
+        </w:rPr>
+        <w:t>ACT 20:24</w:t>
+      </w:r>
+      <w:r>
+        <w:rPr>
+          <w:lang w:val="zh_TW" w:bidi="zh_TW"/>
+        </w:rPr>
+        <w:t xml:space="preserve"> · </w:t>
+      </w:r>
+      <w:r>
+        <w:rPr>
+          <w:lang w:val="zh_TW" w:bidi="zh_TW"/>
+        </w:rPr>
+        <w:t>ACT 27:10</w:t>
+      </w:r>
+      <w:r>
+        <w:rPr>
+          <w:lang w:val="zh_TW" w:bidi="zh_TW"/>
+        </w:rPr>
+        <w:t xml:space="preserve"> · </w:t>
+      </w:r>
+      <w:r>
+        <w:rPr>
+          <w:lang w:val="zh_TW" w:bidi="zh_TW"/>
+        </w:rPr>
+        <w:t>ACT 27:22</w:t>
+      </w:r>
+      <w:r>
+        <w:rPr>
+          <w:lang w:val="zh_TW" w:bidi="zh_TW"/>
+        </w:rPr>
+        <w:t xml:space="preserve"> · </w:t>
+      </w:r>
+      <w:r>
+        <w:rPr>
+          <w:lang w:val="zh_TW" w:bidi="zh_TW"/>
+        </w:rPr>
+        <w:t>ROM 11:3</w:t>
+      </w:r>
+      <w:r>
+        <w:rPr>
+          <w:lang w:val="zh_TW" w:bidi="zh_TW"/>
+        </w:rPr>
+        <w:t xml:space="preserve"> · </w:t>
+      </w:r>
+      <w:r>
+        <w:rPr>
+          <w:lang w:val="zh_TW" w:bidi="zh_TW"/>
+        </w:rPr>
+        <w:t>ROM 16:4</w:t>
+      </w:r>
+      <w:r>
+        <w:rPr>
+          <w:lang w:val="zh_TW" w:bidi="zh_TW"/>
+        </w:rPr>
+        <w:t xml:space="preserve"> · </w:t>
+      </w:r>
+      <w:r>
+        <w:rPr>
+          <w:lang w:val="zh_TW" w:bidi="zh_TW"/>
+        </w:rPr>
+        <w:t>2CO 1:23</w:t>
+      </w:r>
+      <w:r>
+        <w:rPr>
+          <w:lang w:val="zh_TW" w:bidi="zh_TW"/>
+        </w:rPr>
+        <w:t xml:space="preserve"> · </w:t>
+      </w:r>
+      <w:r>
+        <w:rPr>
+          <w:lang w:val="zh_TW" w:bidi="zh_TW"/>
+        </w:rPr>
+        <w:t>PHP 2:30</w:t>
+      </w:r>
+      <w:r>
+        <w:rPr>
+          <w:lang w:val="zh_TW" w:bidi="zh_TW"/>
+        </w:rPr>
+        <w:t xml:space="preserve"> · </w:t>
+      </w:r>
+      <w:r>
+        <w:rPr>
+          <w:lang w:val="zh_TW" w:bidi="zh_TW"/>
+        </w:rPr>
+        <w:t>1TH 5:23</w:t>
+      </w:r>
+      <w:r>
+        <w:rPr>
+          <w:lang w:val="zh_TW" w:bidi="zh_TW"/>
+        </w:rPr>
+        <w:t xml:space="preserve"> · </w:t>
+      </w:r>
+      <w:r>
+        <w:rPr>
+          <w:lang w:val="zh_TW" w:bidi="zh_TW"/>
+        </w:rPr>
+        <w:t>HEB 4:12</w:t>
+      </w:r>
+      <w:r>
+        <w:rPr>
+          <w:lang w:val="zh_TW" w:bidi="zh_TW"/>
+        </w:rPr>
+        <w:t xml:space="preserve"> · </w:t>
+      </w:r>
+      <w:r>
+        <w:rPr>
+          <w:lang w:val="zh_TW" w:bidi="zh_TW"/>
+        </w:rPr>
+        <w:t>HEB 6:19</w:t>
+      </w:r>
+      <w:r>
+        <w:rPr>
+          <w:lang w:val="zh_TW" w:bidi="zh_TW"/>
+        </w:rPr>
+        <w:t xml:space="preserve"> · </w:t>
+      </w:r>
+      <w:r>
+        <w:rPr>
+          <w:lang w:val="zh_TW" w:bidi="zh_TW"/>
+        </w:rPr>
+        <w:t>HEB 13:17</w:t>
+      </w:r>
+      <w:r>
+        <w:rPr>
+          <w:lang w:val="zh_TW" w:bidi="zh_TW"/>
+        </w:rPr>
+        <w:t xml:space="preserve"> · </w:t>
+      </w:r>
+      <w:r>
+        <w:rPr>
+          <w:lang w:val="zh_TW" w:bidi="zh_TW"/>
+        </w:rPr>
+        <w:t>JAS 1:21</w:t>
+      </w:r>
+      <w:r>
+        <w:rPr>
+          <w:lang w:val="zh_TW" w:bidi="zh_TW"/>
+        </w:rPr>
+        <w:t xml:space="preserve"> · </w:t>
+      </w:r>
+      <w:r>
+        <w:rPr>
+          <w:lang w:val="zh_TW" w:bidi="zh_TW"/>
+        </w:rPr>
+        <w:t>REV 8:9</w:t>
+      </w:r>
+      <w:r>
+        <w:rPr>
+          <w:lang w:val="zh_TW" w:bidi="zh_TW"/>
+        </w:rPr>
+        <w:t xml:space="preserve"> · </w:t>
+      </w:r>
+      <w:r>
+        <w:rPr>
+          <w:lang w:val="zh_TW" w:bidi="zh_TW"/>
+        </w:rPr>
+        <w:t>REV 12:11</w:t>
+      </w:r>
     </w:p>
     <w:p>
       <w:pPr/>
@@ -9259,7 +8131,7 @@
         </w:rPr>
         <w:t>[a]「內心,心志」</w:t>
       </w:r>
-      <w:hyperlink r:id="rId170">
+      <w:hyperlink r:id="rId28">
         <w:r>
           <w:rPr>
             <w:lang w:val="zh_TW" w:bidi="zh_TW"/>
@@ -9292,342 +8164,228 @@
           <w:lang w:val="zh_TW" w:bidi="zh_TW"/>
         </w:rPr>
       </w:r>
-      <w:hyperlink r:id="rId171">
-        <w:r>
-          <w:rPr>
-            <w:lang w:val="zh_TW" w:bidi="zh_TW"/>
-          </w:rPr>
-          <w:rPr>
-            <w:color w:val="0000EE"/>
-            <w:u w:val="single"/>
-          </w:rPr>
-          <w:t>LUK 6:9</w:t>
-        </w:r>
-      </w:hyperlink>
-      <w:r>
-        <w:rPr>
-          <w:lang w:val="zh_TW" w:bidi="zh_TW"/>
-        </w:rPr>
-        <w:t xml:space="preserve"> · </w:t>
-      </w:r>
-      <w:hyperlink r:id="rId172">
-        <w:r>
-          <w:rPr>
-            <w:lang w:val="zh_TW" w:bidi="zh_TW"/>
-          </w:rPr>
-          <w:rPr>
-            <w:color w:val="0000EE"/>
-            <w:u w:val="single"/>
-          </w:rPr>
-          <w:t>JHN 10:24</w:t>
-        </w:r>
-      </w:hyperlink>
-      <w:r>
-        <w:rPr>
-          <w:lang w:val="zh_TW" w:bidi="zh_TW"/>
-        </w:rPr>
-        <w:t xml:space="preserve"> · </w:t>
-      </w:r>
-      <w:hyperlink r:id="rId173">
-        <w:r>
-          <w:rPr>
-            <w:lang w:val="zh_TW" w:bidi="zh_TW"/>
-          </w:rPr>
-          <w:rPr>
-            <w:color w:val="0000EE"/>
-            <w:u w:val="single"/>
-          </w:rPr>
-          <w:t>ACT 2:41</w:t>
-        </w:r>
-      </w:hyperlink>
-      <w:r>
-        <w:rPr>
-          <w:lang w:val="zh_TW" w:bidi="zh_TW"/>
-        </w:rPr>
-        <w:t xml:space="preserve"> · </w:t>
-      </w:r>
-      <w:hyperlink r:id="rId174">
-        <w:r>
-          <w:rPr>
-            <w:lang w:val="zh_TW" w:bidi="zh_TW"/>
-          </w:rPr>
-          <w:rPr>
-            <w:color w:val="0000EE"/>
-            <w:u w:val="single"/>
-          </w:rPr>
-          <w:t>ACT 2:43</w:t>
-        </w:r>
-      </w:hyperlink>
-      <w:r>
-        <w:rPr>
-          <w:lang w:val="zh_TW" w:bidi="zh_TW"/>
-        </w:rPr>
-        <w:t xml:space="preserve"> · </w:t>
-      </w:r>
-      <w:hyperlink r:id="rId175">
-        <w:r>
-          <w:rPr>
-            <w:lang w:val="zh_TW" w:bidi="zh_TW"/>
-          </w:rPr>
-          <w:rPr>
-            <w:color w:val="0000EE"/>
-            <w:u w:val="single"/>
-          </w:rPr>
-          <w:t>ACT 3:23</w:t>
-        </w:r>
-      </w:hyperlink>
-      <w:r>
-        <w:rPr>
-          <w:lang w:val="zh_TW" w:bidi="zh_TW"/>
-        </w:rPr>
-        <w:t xml:space="preserve"> · </w:t>
-      </w:r>
-      <w:hyperlink r:id="rId176">
-        <w:r>
-          <w:rPr>
-            <w:lang w:val="zh_TW" w:bidi="zh_TW"/>
-          </w:rPr>
-          <w:rPr>
-            <w:color w:val="0000EE"/>
-            <w:u w:val="single"/>
-          </w:rPr>
-          <w:t>ACT 7:14</w:t>
-        </w:r>
-      </w:hyperlink>
-      <w:r>
-        <w:rPr>
-          <w:lang w:val="zh_TW" w:bidi="zh_TW"/>
-        </w:rPr>
-        <w:t xml:space="preserve"> · </w:t>
-      </w:r>
-      <w:hyperlink r:id="rId177">
-        <w:r>
-          <w:rPr>
-            <w:lang w:val="zh_TW" w:bidi="zh_TW"/>
-          </w:rPr>
-          <w:rPr>
-            <w:color w:val="0000EE"/>
-            <w:u w:val="single"/>
-          </w:rPr>
-          <w:t>ACT 27:37</w:t>
-        </w:r>
-      </w:hyperlink>
-      <w:r>
-        <w:rPr>
-          <w:lang w:val="zh_TW" w:bidi="zh_TW"/>
-        </w:rPr>
-        <w:t xml:space="preserve"> · </w:t>
-      </w:r>
-      <w:hyperlink r:id="rId178">
-        <w:r>
-          <w:rPr>
-            <w:lang w:val="zh_TW" w:bidi="zh_TW"/>
-          </w:rPr>
-          <w:rPr>
-            <w:color w:val="0000EE"/>
-            <w:u w:val="single"/>
-          </w:rPr>
-          <w:t>ROM 2:9</w:t>
-        </w:r>
-      </w:hyperlink>
-      <w:r>
-        <w:rPr>
-          <w:lang w:val="zh_TW" w:bidi="zh_TW"/>
-        </w:rPr>
-        <w:t xml:space="preserve"> · </w:t>
-      </w:r>
-      <w:hyperlink r:id="rId179">
-        <w:r>
-          <w:rPr>
-            <w:lang w:val="zh_TW" w:bidi="zh_TW"/>
-          </w:rPr>
-          <w:rPr>
-            <w:color w:val="0000EE"/>
-            <w:u w:val="single"/>
-          </w:rPr>
-          <w:t>ROM 13:1</w:t>
-        </w:r>
-      </w:hyperlink>
-      <w:r>
-        <w:rPr>
-          <w:lang w:val="zh_TW" w:bidi="zh_TW"/>
-        </w:rPr>
-        <w:t xml:space="preserve"> · </w:t>
-      </w:r>
-      <w:hyperlink r:id="rId180">
-        <w:r>
-          <w:rPr>
-            <w:lang w:val="zh_TW" w:bidi="zh_TW"/>
-          </w:rPr>
-          <w:rPr>
-            <w:color w:val="0000EE"/>
-            <w:u w:val="single"/>
-          </w:rPr>
-          <w:t>1CO 15:45</w:t>
-        </w:r>
-      </w:hyperlink>
-      <w:r>
-        <w:rPr>
-          <w:lang w:val="zh_TW" w:bidi="zh_TW"/>
-        </w:rPr>
-        <w:t xml:space="preserve"> · </w:t>
-      </w:r>
-      <w:hyperlink r:id="rId181">
-        <w:r>
-          <w:rPr>
-            <w:lang w:val="zh_TW" w:bidi="zh_TW"/>
-          </w:rPr>
-          <w:rPr>
-            <w:color w:val="0000EE"/>
-            <w:u w:val="single"/>
-          </w:rPr>
-          <w:t>1TH 2:8</w:t>
-        </w:r>
-      </w:hyperlink>
-      <w:r>
-        <w:rPr>
-          <w:lang w:val="zh_TW" w:bidi="zh_TW"/>
-        </w:rPr>
-        <w:t xml:space="preserve"> · </w:t>
-      </w:r>
-      <w:hyperlink r:id="rId182">
-        <w:r>
-          <w:rPr>
-            <w:lang w:val="zh_TW" w:bidi="zh_TW"/>
-          </w:rPr>
-          <w:rPr>
-            <w:color w:val="0000EE"/>
-            <w:u w:val="single"/>
-          </w:rPr>
-          <w:t>HEB 10:38</w:t>
-        </w:r>
-      </w:hyperlink>
-      <w:r>
-        <w:rPr>
-          <w:lang w:val="zh_TW" w:bidi="zh_TW"/>
-        </w:rPr>
-        <w:t xml:space="preserve"> · </w:t>
-      </w:r>
-      <w:hyperlink r:id="rId183">
-        <w:r>
-          <w:rPr>
-            <w:lang w:val="zh_TW" w:bidi="zh_TW"/>
-          </w:rPr>
-          <w:rPr>
-            <w:color w:val="0000EE"/>
-            <w:u w:val="single"/>
-          </w:rPr>
-          <w:t>JAS 5:20</w:t>
-        </w:r>
-      </w:hyperlink>
-      <w:r>
-        <w:rPr>
-          <w:lang w:val="zh_TW" w:bidi="zh_TW"/>
-        </w:rPr>
-        <w:t xml:space="preserve"> · </w:t>
-      </w:r>
-      <w:hyperlink r:id="rId184">
-        <w:r>
-          <w:rPr>
-            <w:lang w:val="zh_TW" w:bidi="zh_TW"/>
-          </w:rPr>
-          <w:rPr>
-            <w:color w:val="0000EE"/>
-            <w:u w:val="single"/>
-          </w:rPr>
-          <w:t>1PE 1:9</w:t>
-        </w:r>
-      </w:hyperlink>
-      <w:r>
-        <w:rPr>
-          <w:lang w:val="zh_TW" w:bidi="zh_TW"/>
-        </w:rPr>
-        <w:t xml:space="preserve"> · </w:t>
-      </w:r>
-      <w:hyperlink r:id="rId185">
-        <w:r>
-          <w:rPr>
-            <w:lang w:val="zh_TW" w:bidi="zh_TW"/>
-          </w:rPr>
-          <w:rPr>
-            <w:color w:val="0000EE"/>
-            <w:u w:val="single"/>
-          </w:rPr>
-          <w:t>1PE 1:22</w:t>
-        </w:r>
-      </w:hyperlink>
-      <w:r>
-        <w:rPr>
-          <w:lang w:val="zh_TW" w:bidi="zh_TW"/>
-        </w:rPr>
-        <w:t xml:space="preserve"> · </w:t>
-      </w:r>
-      <w:hyperlink r:id="rId186">
-        <w:r>
-          <w:rPr>
-            <w:lang w:val="zh_TW" w:bidi="zh_TW"/>
-          </w:rPr>
-          <w:rPr>
-            <w:color w:val="0000EE"/>
-            <w:u w:val="single"/>
-          </w:rPr>
-          <w:t>1PE 3:20</w:t>
-        </w:r>
-      </w:hyperlink>
-      <w:r>
-        <w:rPr>
-          <w:lang w:val="zh_TW" w:bidi="zh_TW"/>
-        </w:rPr>
-        <w:t xml:space="preserve"> · </w:t>
-      </w:r>
-      <w:hyperlink r:id="rId187">
-        <w:r>
-          <w:rPr>
-            <w:lang w:val="zh_TW" w:bidi="zh_TW"/>
-          </w:rPr>
-          <w:rPr>
-            <w:color w:val="0000EE"/>
-            <w:u w:val="single"/>
-          </w:rPr>
-          <w:t>1PE 4:19</w:t>
-        </w:r>
-      </w:hyperlink>
-      <w:r>
-        <w:rPr>
-          <w:lang w:val="zh_TW" w:bidi="zh_TW"/>
-        </w:rPr>
-        <w:t xml:space="preserve"> · </w:t>
-      </w:r>
-      <w:hyperlink r:id="rId188">
-        <w:r>
-          <w:rPr>
-            <w:lang w:val="zh_TW" w:bidi="zh_TW"/>
-          </w:rPr>
-          <w:rPr>
-            <w:color w:val="0000EE"/>
-            <w:u w:val="single"/>
-          </w:rPr>
-          <w:t>2PE 2:14</w:t>
-        </w:r>
-      </w:hyperlink>
-      <w:r>
-        <w:rPr>
-          <w:lang w:val="zh_TW" w:bidi="zh_TW"/>
-        </w:rPr>
-        <w:t xml:space="preserve"> · </w:t>
-      </w:r>
-      <w:hyperlink r:id="rId189">
-        <w:r>
-          <w:rPr>
-            <w:lang w:val="zh_TW" w:bidi="zh_TW"/>
-          </w:rPr>
-          <w:rPr>
-            <w:color w:val="0000EE"/>
-            <w:u w:val="single"/>
-          </w:rPr>
-          <w:t>REV 18:13</w:t>
-        </w:r>
-      </w:hyperlink>
+      <w:r>
+        <w:rPr>
+          <w:lang w:val="zh_TW" w:bidi="zh_TW"/>
+        </w:rPr>
+        <w:t>LUK 6:9</w:t>
+      </w:r>
+      <w:r>
+        <w:rPr>
+          <w:lang w:val="zh_TW" w:bidi="zh_TW"/>
+        </w:rPr>
+        <w:t xml:space="preserve"> · </w:t>
+      </w:r>
+      <w:r>
+        <w:rPr>
+          <w:lang w:val="zh_TW" w:bidi="zh_TW"/>
+        </w:rPr>
+        <w:t>JHN 10:24</w:t>
+      </w:r>
+      <w:r>
+        <w:rPr>
+          <w:lang w:val="zh_TW" w:bidi="zh_TW"/>
+        </w:rPr>
+        <w:t xml:space="preserve"> · </w:t>
+      </w:r>
+      <w:r>
+        <w:rPr>
+          <w:lang w:val="zh_TW" w:bidi="zh_TW"/>
+        </w:rPr>
+        <w:t>ACT 2:41</w:t>
+      </w:r>
+      <w:r>
+        <w:rPr>
+          <w:lang w:val="zh_TW" w:bidi="zh_TW"/>
+        </w:rPr>
+        <w:t xml:space="preserve"> · </w:t>
+      </w:r>
+      <w:r>
+        <w:rPr>
+          <w:lang w:val="zh_TW" w:bidi="zh_TW"/>
+        </w:rPr>
+        <w:t>ACT 2:43</w:t>
+      </w:r>
+      <w:r>
+        <w:rPr>
+          <w:lang w:val="zh_TW" w:bidi="zh_TW"/>
+        </w:rPr>
+        <w:t xml:space="preserve"> · </w:t>
+      </w:r>
+      <w:r>
+        <w:rPr>
+          <w:lang w:val="zh_TW" w:bidi="zh_TW"/>
+        </w:rPr>
+        <w:t>ACT 3:23</w:t>
+      </w:r>
+      <w:r>
+        <w:rPr>
+          <w:lang w:val="zh_TW" w:bidi="zh_TW"/>
+        </w:rPr>
+        <w:t xml:space="preserve"> · </w:t>
+      </w:r>
+      <w:r>
+        <w:rPr>
+          <w:lang w:val="zh_TW" w:bidi="zh_TW"/>
+        </w:rPr>
+        <w:t>ACT 7:14</w:t>
+      </w:r>
+      <w:r>
+        <w:rPr>
+          <w:lang w:val="zh_TW" w:bidi="zh_TW"/>
+        </w:rPr>
+        <w:t xml:space="preserve"> · </w:t>
+      </w:r>
+      <w:r>
+        <w:rPr>
+          <w:lang w:val="zh_TW" w:bidi="zh_TW"/>
+        </w:rPr>
+        <w:t>ACT 27:37</w:t>
+      </w:r>
+      <w:r>
+        <w:rPr>
+          <w:lang w:val="zh_TW" w:bidi="zh_TW"/>
+        </w:rPr>
+        <w:t xml:space="preserve"> · </w:t>
+      </w:r>
+      <w:r>
+        <w:rPr>
+          <w:lang w:val="zh_TW" w:bidi="zh_TW"/>
+        </w:rPr>
+        <w:t>ROM 2:9</w:t>
+      </w:r>
+      <w:r>
+        <w:rPr>
+          <w:lang w:val="zh_TW" w:bidi="zh_TW"/>
+        </w:rPr>
+        <w:t xml:space="preserve"> · </w:t>
+      </w:r>
+      <w:r>
+        <w:rPr>
+          <w:lang w:val="zh_TW" w:bidi="zh_TW"/>
+        </w:rPr>
+        <w:t>ROM 13:1</w:t>
+      </w:r>
+      <w:r>
+        <w:rPr>
+          <w:lang w:val="zh_TW" w:bidi="zh_TW"/>
+        </w:rPr>
+        <w:t xml:space="preserve"> · </w:t>
+      </w:r>
+      <w:r>
+        <w:rPr>
+          <w:lang w:val="zh_TW" w:bidi="zh_TW"/>
+        </w:rPr>
+        <w:t>1CO 15:45</w:t>
+      </w:r>
+      <w:r>
+        <w:rPr>
+          <w:lang w:val="zh_TW" w:bidi="zh_TW"/>
+        </w:rPr>
+        <w:t xml:space="preserve"> · </w:t>
+      </w:r>
+      <w:r>
+        <w:rPr>
+          <w:lang w:val="zh_TW" w:bidi="zh_TW"/>
+        </w:rPr>
+        <w:t>1TH 2:8</w:t>
+      </w:r>
+      <w:r>
+        <w:rPr>
+          <w:lang w:val="zh_TW" w:bidi="zh_TW"/>
+        </w:rPr>
+        <w:t xml:space="preserve"> · </w:t>
+      </w:r>
+      <w:r>
+        <w:rPr>
+          <w:lang w:val="zh_TW" w:bidi="zh_TW"/>
+        </w:rPr>
+        <w:t>HEB 10:38</w:t>
+      </w:r>
+      <w:r>
+        <w:rPr>
+          <w:lang w:val="zh_TW" w:bidi="zh_TW"/>
+        </w:rPr>
+        <w:t xml:space="preserve"> · </w:t>
+      </w:r>
+      <w:r>
+        <w:rPr>
+          <w:lang w:val="zh_TW" w:bidi="zh_TW"/>
+        </w:rPr>
+        <w:t>JAS 5:20</w:t>
+      </w:r>
+      <w:r>
+        <w:rPr>
+          <w:lang w:val="zh_TW" w:bidi="zh_TW"/>
+        </w:rPr>
+        <w:t xml:space="preserve"> · </w:t>
+      </w:r>
+      <w:r>
+        <w:rPr>
+          <w:lang w:val="zh_TW" w:bidi="zh_TW"/>
+        </w:rPr>
+        <w:t>1PE 1:9</w:t>
+      </w:r>
+      <w:r>
+        <w:rPr>
+          <w:lang w:val="zh_TW" w:bidi="zh_TW"/>
+        </w:rPr>
+        <w:t xml:space="preserve"> · </w:t>
+      </w:r>
+      <w:r>
+        <w:rPr>
+          <w:lang w:val="zh_TW" w:bidi="zh_TW"/>
+        </w:rPr>
+        <w:t>1PE 1:22</w:t>
+      </w:r>
+      <w:r>
+        <w:rPr>
+          <w:lang w:val="zh_TW" w:bidi="zh_TW"/>
+        </w:rPr>
+        <w:t xml:space="preserve"> · </w:t>
+      </w:r>
+      <w:r>
+        <w:rPr>
+          <w:lang w:val="zh_TW" w:bidi="zh_TW"/>
+        </w:rPr>
+        <w:t>1PE 3:20</w:t>
+      </w:r>
+      <w:r>
+        <w:rPr>
+          <w:lang w:val="zh_TW" w:bidi="zh_TW"/>
+        </w:rPr>
+        <w:t xml:space="preserve"> · </w:t>
+      </w:r>
+      <w:r>
+        <w:rPr>
+          <w:lang w:val="zh_TW" w:bidi="zh_TW"/>
+        </w:rPr>
+        <w:t>1PE 4:19</w:t>
+      </w:r>
+      <w:r>
+        <w:rPr>
+          <w:lang w:val="zh_TW" w:bidi="zh_TW"/>
+        </w:rPr>
+        <w:t xml:space="preserve"> · </w:t>
+      </w:r>
+      <w:r>
+        <w:rPr>
+          <w:lang w:val="zh_TW" w:bidi="zh_TW"/>
+        </w:rPr>
+        <w:t>2PE 2:14</w:t>
+      </w:r>
+      <w:r>
+        <w:rPr>
+          <w:lang w:val="zh_TW" w:bidi="zh_TW"/>
+        </w:rPr>
+        <w:t xml:space="preserve"> · </w:t>
+      </w:r>
+      <w:r>
+        <w:rPr>
+          <w:lang w:val="zh_TW" w:bidi="zh_TW"/>
+        </w:rPr>
+        <w:t>REV 18:13</w:t>
+      </w:r>
     </w:p>
     <w:p>
       <w:pPr/>
@@ -9731,18 +8489,12 @@
         </w:rPr>
         <w:t xml:space="preserve">雖然短語 ψυχὴ ζωῆς 的意思很籠統,但這詞在 </w:t>
       </w:r>
-      <w:hyperlink r:id="rId190">
-        <w:r>
-          <w:rPr>
-            <w:lang w:val="zh_TW" w:bidi="zh_TW"/>
-          </w:rPr>
-          <w:rPr>
-            <w:color w:val="0000EE"/>
-            <w:u w:val="single"/>
-          </w:rPr>
-          <w:t>REV 16:3</w:t>
-        </w:r>
-      </w:hyperlink>
+      <w:r>
+        <w:rPr>
+          <w:lang w:val="zh_TW" w:bidi="zh_TW"/>
+        </w:rPr>
+        <w:t>REV 16:3</w:t>
+      </w:r>
       <w:r>
         <w:rPr>
           <w:lang w:val="zh_TW" w:bidi="zh_TW"/>
@@ -9757,18 +8509,12 @@
           <w:lang w:val="zh_TW" w:bidi="zh_TW"/>
         </w:rPr>
       </w:r>
-      <w:hyperlink r:id="rId190">
-        <w:r>
-          <w:rPr>
-            <w:lang w:val="zh_TW" w:bidi="zh_TW"/>
-          </w:rPr>
-          <w:rPr>
-            <w:color w:val="0000EE"/>
-            <w:u w:val="single"/>
-          </w:rPr>
-          <w:t>REV 16:3</w:t>
-        </w:r>
-      </w:hyperlink>
+      <w:r>
+        <w:rPr>
+          <w:lang w:val="zh_TW" w:bidi="zh_TW"/>
+        </w:rPr>
+        <w:t>REV 16:3</w:t>
+      </w:r>
     </w:p>
     <w:p>
       <w:pPr/>
@@ -9868,18 +8614,12 @@
           <w:lang w:val="zh_TW" w:bidi="zh_TW"/>
         </w:rPr>
       </w:r>
-      <w:hyperlink r:id="rId191">
-        <w:r>
-          <w:rPr>
-            <w:lang w:val="zh_TW" w:bidi="zh_TW"/>
-          </w:rPr>
-          <w:rPr>
-            <w:color w:val="0000EE"/>
-            <w:u w:val="single"/>
-          </w:rPr>
-          <w:t>2PE 2:8</w:t>
-        </w:r>
-      </w:hyperlink>
+      <w:r>
+        <w:rPr>
+          <w:lang w:val="zh_TW" w:bidi="zh_TW"/>
+        </w:rPr>
+        <w:t>2PE 2:8</w:t>
+      </w:r>
     </w:p>
     <w:p>
       <w:pPr/>
@@ -9979,18 +8719,12 @@
           <w:lang w:val="zh_TW" w:bidi="zh_TW"/>
         </w:rPr>
       </w:r>
-      <w:hyperlink r:id="rId192">
-        <w:r>
-          <w:rPr>
-            <w:lang w:val="zh_TW" w:bidi="zh_TW"/>
-          </w:rPr>
-          <w:rPr>
-            <w:color w:val="0000EE"/>
-            <w:u w:val="single"/>
-          </w:rPr>
-          <w:t>ACT 14:2</w:t>
-        </w:r>
-      </w:hyperlink>
+      <w:r>
+        <w:rPr>
+          <w:lang w:val="zh_TW" w:bidi="zh_TW"/>
+        </w:rPr>
+        <w:t>ACT 14:2</w:t>
+      </w:r>
     </w:p>
     <w:p>
       <w:pPr/>
@@ -10090,18 +8824,12 @@
           <w:lang w:val="zh_TW" w:bidi="zh_TW"/>
         </w:rPr>
       </w:r>
-      <w:hyperlink r:id="rId108">
-        <w:r>
-          <w:rPr>
-            <w:lang w:val="zh_TW" w:bidi="zh_TW"/>
-          </w:rPr>
-          <w:rPr>
-            <w:color w:val="0000EE"/>
-            <w:u w:val="single"/>
-          </w:rPr>
-          <w:t>HEB 12:3</w:t>
-        </w:r>
-      </w:hyperlink>
+      <w:r>
+        <w:rPr>
+          <w:lang w:val="zh_TW" w:bidi="zh_TW"/>
+        </w:rPr>
+        <w:t>HEB 12:3</w:t>
+      </w:r>
     </w:p>
     <w:p>
       <w:pPr/>
@@ -10201,18 +8929,12 @@
           <w:lang w:val="zh_TW" w:bidi="zh_TW"/>
         </w:rPr>
       </w:r>
-      <w:hyperlink r:id="rId193">
-        <w:r>
-          <w:rPr>
-            <w:lang w:val="zh_TW" w:bidi="zh_TW"/>
-          </w:rPr>
-          <w:rPr>
-            <w:color w:val="0000EE"/>
-            <w:u w:val="single"/>
-          </w:rPr>
-          <w:t>LUK 21:19</w:t>
-        </w:r>
-      </w:hyperlink>
+      <w:r>
+        <w:rPr>
+          <w:lang w:val="zh_TW" w:bidi="zh_TW"/>
+        </w:rPr>
+        <w:t>LUK 21:19</w:t>
+      </w:r>
     </w:p>
     <w:p>
       <w:pPr/>
@@ -10324,18 +9046,12 @@
           <w:lang w:val="zh_TW" w:bidi="zh_TW"/>
         </w:rPr>
       </w:r>
-      <w:hyperlink r:id="rId194">
-        <w:r>
-          <w:rPr>
-            <w:lang w:val="zh_TW" w:bidi="zh_TW"/>
-          </w:rPr>
-          <w:rPr>
-            <w:color w:val="0000EE"/>
-            <w:u w:val="single"/>
-          </w:rPr>
-          <w:t>ACT 15:26</w:t>
-        </w:r>
-      </w:hyperlink>
+      <w:r>
+        <w:rPr>
+          <w:lang w:val="zh_TW" w:bidi="zh_TW"/>
+        </w:rPr>
+        <w:t>ACT 15:26</w:t>
+      </w:r>
     </w:p>
     <w:p>
       <w:pPr/>
@@ -10435,18 +9151,12 @@
           <w:lang w:val="zh_TW" w:bidi="zh_TW"/>
         </w:rPr>
       </w:r>
-      <w:hyperlink r:id="rId195">
-        <w:r>
-          <w:rPr>
-            <w:lang w:val="zh_TW" w:bidi="zh_TW"/>
-          </w:rPr>
-          <w:rPr>
-            <w:color w:val="0000EE"/>
-            <w:u w:val="single"/>
-          </w:rPr>
-          <w:t>LUK 17:33</w:t>
-        </w:r>
-      </w:hyperlink>
+      <w:r>
+        <w:rPr>
+          <w:lang w:val="zh_TW" w:bidi="zh_TW"/>
+        </w:rPr>
+        <w:t>LUK 17:33</w:t>
+      </w:r>
     </w:p>
     <w:p>
       <w:pPr/>
@@ -10546,18 +9256,12 @@
           <w:lang w:val="zh_TW" w:bidi="zh_TW"/>
         </w:rPr>
       </w:r>
-      <w:hyperlink r:id="rId196">
-        <w:r>
-          <w:rPr>
-            <w:lang w:val="zh_TW" w:bidi="zh_TW"/>
-          </w:rPr>
-          <w:rPr>
-            <w:color w:val="0000EE"/>
-            <w:u w:val="single"/>
-          </w:rPr>
-          <w:t>LUK 2:35</w:t>
-        </w:r>
-      </w:hyperlink>
+      <w:r>
+        <w:rPr>
+          <w:lang w:val="zh_TW" w:bidi="zh_TW"/>
+        </w:rPr>
+        <w:t>LUK 2:35</w:t>
+      </w:r>
     </w:p>
     <w:p>
       <w:pPr/>
@@ -10669,144 +9373,96 @@
           <w:lang w:val="zh_TW" w:bidi="zh_TW"/>
         </w:rPr>
       </w:r>
-      <w:hyperlink r:id="rId197">
-        <w:r>
-          <w:rPr>
-            <w:lang w:val="zh_TW" w:bidi="zh_TW"/>
-          </w:rPr>
-          <w:rPr>
-            <w:color w:val="0000EE"/>
-            <w:u w:val="single"/>
-          </w:rPr>
-          <w:t>JHN 10:11</w:t>
-        </w:r>
-      </w:hyperlink>
-      <w:r>
-        <w:rPr>
-          <w:lang w:val="zh_TW" w:bidi="zh_TW"/>
-        </w:rPr>
-        <w:t xml:space="preserve"> · </w:t>
-      </w:r>
-      <w:hyperlink r:id="rId198">
-        <w:r>
-          <w:rPr>
-            <w:lang w:val="zh_TW" w:bidi="zh_TW"/>
-          </w:rPr>
-          <w:rPr>
-            <w:color w:val="0000EE"/>
-            <w:u w:val="single"/>
-          </w:rPr>
-          <w:t>JHN 10:15</w:t>
-        </w:r>
-      </w:hyperlink>
-      <w:r>
-        <w:rPr>
-          <w:lang w:val="zh_TW" w:bidi="zh_TW"/>
-        </w:rPr>
-        <w:t xml:space="preserve"> · </w:t>
-      </w:r>
-      <w:hyperlink r:id="rId199">
-        <w:r>
-          <w:rPr>
-            <w:lang w:val="zh_TW" w:bidi="zh_TW"/>
-          </w:rPr>
-          <w:rPr>
-            <w:color w:val="0000EE"/>
-            <w:u w:val="single"/>
-          </w:rPr>
-          <w:t>JHN 10:17</w:t>
-        </w:r>
-      </w:hyperlink>
-      <w:r>
-        <w:rPr>
-          <w:lang w:val="zh_TW" w:bidi="zh_TW"/>
-        </w:rPr>
-        <w:t xml:space="preserve"> · </w:t>
-      </w:r>
-      <w:hyperlink r:id="rId200">
-        <w:r>
-          <w:rPr>
-            <w:lang w:val="zh_TW" w:bidi="zh_TW"/>
-          </w:rPr>
-          <w:rPr>
-            <w:color w:val="0000EE"/>
-            <w:u w:val="single"/>
-          </w:rPr>
-          <w:t>JHN 13:37</w:t>
-        </w:r>
-      </w:hyperlink>
-      <w:r>
-        <w:rPr>
-          <w:lang w:val="zh_TW" w:bidi="zh_TW"/>
-        </w:rPr>
-        <w:t xml:space="preserve"> · </w:t>
-      </w:r>
-      <w:hyperlink r:id="rId201">
-        <w:r>
-          <w:rPr>
-            <w:lang w:val="zh_TW" w:bidi="zh_TW"/>
-          </w:rPr>
-          <w:rPr>
-            <w:color w:val="0000EE"/>
-            <w:u w:val="single"/>
-          </w:rPr>
-          <w:t>JHN 13:38</w:t>
-        </w:r>
-      </w:hyperlink>
-      <w:r>
-        <w:rPr>
-          <w:lang w:val="zh_TW" w:bidi="zh_TW"/>
-        </w:rPr>
-        <w:t xml:space="preserve"> · </w:t>
-      </w:r>
-      <w:hyperlink r:id="rId202">
-        <w:r>
-          <w:rPr>
-            <w:lang w:val="zh_TW" w:bidi="zh_TW"/>
-          </w:rPr>
-          <w:rPr>
-            <w:color w:val="0000EE"/>
-            <w:u w:val="single"/>
-          </w:rPr>
-          <w:t>JHN 15:13</w:t>
-        </w:r>
-      </w:hyperlink>
-      <w:r>
-        <w:rPr>
-          <w:lang w:val="zh_TW" w:bidi="zh_TW"/>
-        </w:rPr>
-        <w:t xml:space="preserve"> · </w:t>
-      </w:r>
-      <w:hyperlink r:id="rId203">
-        <w:r>
-          <w:rPr>
-            <w:lang w:val="zh_TW" w:bidi="zh_TW"/>
-          </w:rPr>
-          <w:rPr>
-            <w:color w:val="0000EE"/>
-            <w:u w:val="single"/>
-          </w:rPr>
-          <w:t>1JN 3:16</w:t>
-        </w:r>
-      </w:hyperlink>
-      <w:r>
-        <w:rPr>
-          <w:lang w:val="zh_TW" w:bidi="zh_TW"/>
-        </w:rPr>
-        <w:t xml:space="preserve"> · </w:t>
-      </w:r>
-      <w:hyperlink r:id="rId203">
-        <w:r>
-          <w:rPr>
-            <w:lang w:val="zh_TW" w:bidi="zh_TW"/>
-          </w:rPr>
-          <w:rPr>
-            <w:color w:val="0000EE"/>
-            <w:u w:val="single"/>
-          </w:rPr>
-          <w:t>1JN 3:16</w:t>
-        </w:r>
-      </w:hyperlink>
+      <w:r>
+        <w:rPr>
+          <w:lang w:val="zh_TW" w:bidi="zh_TW"/>
+        </w:rPr>
+        <w:t>JHN 10:11</w:t>
+      </w:r>
+      <w:r>
+        <w:rPr>
+          <w:lang w:val="zh_TW" w:bidi="zh_TW"/>
+        </w:rPr>
+        <w:t xml:space="preserve"> · </w:t>
+      </w:r>
+      <w:r>
+        <w:rPr>
+          <w:lang w:val="zh_TW" w:bidi="zh_TW"/>
+        </w:rPr>
+        <w:t>JHN 10:15</w:t>
+      </w:r>
+      <w:r>
+        <w:rPr>
+          <w:lang w:val="zh_TW" w:bidi="zh_TW"/>
+        </w:rPr>
+        <w:t xml:space="preserve"> · </w:t>
+      </w:r>
+      <w:r>
+        <w:rPr>
+          <w:lang w:val="zh_TW" w:bidi="zh_TW"/>
+        </w:rPr>
+        <w:t>JHN 10:17</w:t>
+      </w:r>
+      <w:r>
+        <w:rPr>
+          <w:lang w:val="zh_TW" w:bidi="zh_TW"/>
+        </w:rPr>
+        <w:t xml:space="preserve"> · </w:t>
+      </w:r>
+      <w:r>
+        <w:rPr>
+          <w:lang w:val="zh_TW" w:bidi="zh_TW"/>
+        </w:rPr>
+        <w:t>JHN 13:37</w:t>
+      </w:r>
+      <w:r>
+        <w:rPr>
+          <w:lang w:val="zh_TW" w:bidi="zh_TW"/>
+        </w:rPr>
+        <w:t xml:space="preserve"> · </w:t>
+      </w:r>
+      <w:r>
+        <w:rPr>
+          <w:lang w:val="zh_TW" w:bidi="zh_TW"/>
+        </w:rPr>
+        <w:t>JHN 13:38</w:t>
+      </w:r>
+      <w:r>
+        <w:rPr>
+          <w:lang w:val="zh_TW" w:bidi="zh_TW"/>
+        </w:rPr>
+        <w:t xml:space="preserve"> · </w:t>
+      </w:r>
+      <w:r>
+        <w:rPr>
+          <w:lang w:val="zh_TW" w:bidi="zh_TW"/>
+        </w:rPr>
+        <w:t>JHN 15:13</w:t>
+      </w:r>
+      <w:r>
+        <w:rPr>
+          <w:lang w:val="zh_TW" w:bidi="zh_TW"/>
+        </w:rPr>
+        <w:t xml:space="preserve"> · </w:t>
+      </w:r>
+      <w:r>
+        <w:rPr>
+          <w:lang w:val="zh_TW" w:bidi="zh_TW"/>
+        </w:rPr>
+        <w:t>1JN 3:16</w:t>
+      </w:r>
+      <w:r>
+        <w:rPr>
+          <w:lang w:val="zh_TW" w:bidi="zh_TW"/>
+        </w:rPr>
+        <w:t xml:space="preserve"> · </w:t>
+      </w:r>
+      <w:r>
+        <w:rPr>
+          <w:lang w:val="zh_TW" w:bidi="zh_TW"/>
+        </w:rPr>
+        <w:t>1JN 3:16</w:t>
+      </w:r>
     </w:p>
     <w:p>
       <w:pPr/>
@@ -10828,7 +9484,7 @@
         </w:rPr>
         <w:t xml:space="preserve"> 在「人」這個子域中，許多指「人」的表達都是基於人的肢體或身體部分的轉喻。這樣的轉喻修辭可見於σὰρξ καὶ αἷμα（</w:t>
       </w:r>
-      <w:hyperlink r:id="rId204">
+      <w:hyperlink r:id="rId29">
         <w:r>
           <w:rPr>
             <w:lang w:val="zh_TW" w:bidi="zh_TW"/>
@@ -10846,7 +9502,7 @@
         </w:rPr>
         <w:t>）、γόνυ[b]（</w:t>
       </w:r>
-      <w:hyperlink r:id="rId205">
+      <w:hyperlink r:id="rId30">
         <w:r>
           <w:rPr>
             <w:lang w:val="zh_TW" w:bidi="zh_TW"/>
@@ -10864,7 +9520,7 @@
         </w:rPr>
         <w:t>）、χείρ[b]（</w:t>
       </w:r>
-      <w:hyperlink r:id="rId206">
+      <w:hyperlink r:id="rId31">
         <w:r>
           <w:rPr>
             <w:lang w:val="zh_TW" w:bidi="zh_TW"/>
@@ -10882,7 +9538,7 @@
         </w:rPr>
         <w:t>）、γλῶσσα[g]（</w:t>
       </w:r>
-      <w:hyperlink r:id="rId207">
+      <w:hyperlink r:id="rId32">
         <w:r>
           <w:rPr>
             <w:lang w:val="zh_TW" w:bidi="zh_TW"/>
@@ -10900,7 +9556,7 @@
         </w:rPr>
         <w:t>）、ὄνομα[b]（</w:t>
       </w:r>
-      <w:hyperlink r:id="rId208">
+      <w:hyperlink r:id="rId33">
         <w:r>
           <w:rPr>
             <w:lang w:val="zh_TW" w:bidi="zh_TW"/>
@@ -10918,7 +9574,7 @@
         </w:rPr>
         <w:t>）和ψυχή[c]（</w:t>
       </w:r>
-      <w:hyperlink r:id="rId111">
+      <w:hyperlink r:id="rId24">
         <w:r>
           <w:rPr>
             <w:lang w:val="zh_TW" w:bidi="zh_TW"/>
@@ -10955,18 +9611,12 @@
         </w:rPr>
         <w:t xml:space="preserve"> 希臘文術語ψυχή通常解釋為「靈魂」，但是在英語中，它的意思通常等同於heart（「心」）。在</w:t>
       </w:r>
-      <w:hyperlink r:id="rId191">
-        <w:r>
-          <w:rPr>
-            <w:lang w:val="zh_TW" w:bidi="zh_TW"/>
-          </w:rPr>
-          <w:rPr>
-            <w:color w:val="0000EE"/>
-            <w:u w:val="single"/>
-          </w:rPr>
-          <w:t>2PE 2:8</w:t>
-        </w:r>
-      </w:hyperlink>
+      <w:r>
+        <w:rPr>
+          <w:lang w:val="zh_TW" w:bidi="zh_TW"/>
+        </w:rPr>
+        <w:t>2PE 2:8</w:t>
+      </w:r>
       <w:r>
         <w:rPr>
           <w:lang w:val="zh_TW" w:bidi="zh_TW"/>
@@ -11170,18 +9820,12 @@
         </w:rPr>
         <w:t>在一些語言中,</w:t>
       </w:r>
-      <w:hyperlink r:id="rId209">
-        <w:r>
-          <w:rPr>
-            <w:lang w:val="zh_TW" w:bidi="zh_TW"/>
-          </w:rPr>
-          <w:rPr>
-            <w:color w:val="0000EE"/>
-            <w:u w:val="single"/>
-          </w:rPr>
-          <w:t>1CO 15:44</w:t>
-        </w:r>
-      </w:hyperlink>
+      <w:r>
+        <w:rPr>
+          <w:lang w:val="zh_TW" w:bidi="zh_TW"/>
+        </w:rPr>
+        <w:t>1CO 15:44</w:t>
+      </w:r>
       <w:r>
         <w:rPr>
           <w:lang w:val="zh_TW" w:bidi="zh_TW"/>
@@ -11196,54 +9840,36 @@
           <w:lang w:val="zh_TW" w:bidi="zh_TW"/>
         </w:rPr>
       </w:r>
-      <w:hyperlink r:id="rId209">
-        <w:r>
-          <w:rPr>
-            <w:lang w:val="zh_TW" w:bidi="zh_TW"/>
-          </w:rPr>
-          <w:rPr>
-            <w:color w:val="0000EE"/>
-            <w:u w:val="single"/>
-          </w:rPr>
-          <w:t>1CO 15:44</w:t>
-        </w:r>
-      </w:hyperlink>
-      <w:r>
-        <w:rPr>
-          <w:lang w:val="zh_TW" w:bidi="zh_TW"/>
-        </w:rPr>
-        <w:t xml:space="preserve"> · </w:t>
-      </w:r>
-      <w:hyperlink r:id="rId209">
-        <w:r>
-          <w:rPr>
-            <w:lang w:val="zh_TW" w:bidi="zh_TW"/>
-          </w:rPr>
-          <w:rPr>
-            <w:color w:val="0000EE"/>
-            <w:u w:val="single"/>
-          </w:rPr>
-          <w:t>1CO 15:44</w:t>
-        </w:r>
-      </w:hyperlink>
-      <w:r>
-        <w:rPr>
-          <w:lang w:val="zh_TW" w:bidi="zh_TW"/>
-        </w:rPr>
-        <w:t xml:space="preserve"> · </w:t>
-      </w:r>
-      <w:hyperlink r:id="rId210">
-        <w:r>
-          <w:rPr>
-            <w:lang w:val="zh_TW" w:bidi="zh_TW"/>
-          </w:rPr>
-          <w:rPr>
-            <w:color w:val="0000EE"/>
-            <w:u w:val="single"/>
-          </w:rPr>
-          <w:t>1CO 15:46</w:t>
-        </w:r>
-      </w:hyperlink>
+      <w:r>
+        <w:rPr>
+          <w:lang w:val="zh_TW" w:bidi="zh_TW"/>
+        </w:rPr>
+        <w:t>1CO 15:44</w:t>
+      </w:r>
+      <w:r>
+        <w:rPr>
+          <w:lang w:val="zh_TW" w:bidi="zh_TW"/>
+        </w:rPr>
+        <w:t xml:space="preserve"> · </w:t>
+      </w:r>
+      <w:r>
+        <w:rPr>
+          <w:lang w:val="zh_TW" w:bidi="zh_TW"/>
+        </w:rPr>
+        <w:t>1CO 15:44</w:t>
+      </w:r>
+      <w:r>
+        <w:rPr>
+          <w:lang w:val="zh_TW" w:bidi="zh_TW"/>
+        </w:rPr>
+        <w:t xml:space="preserve"> · </w:t>
+      </w:r>
+      <w:r>
+        <w:rPr>
+          <w:lang w:val="zh_TW" w:bidi="zh_TW"/>
+        </w:rPr>
+        <w:t>1CO 15:46</w:t>
+      </w:r>
     </w:p>
     <w:p>
       <w:pPr/>
@@ -11332,7 +9958,7 @@
         </w:rPr>
         <w:t>[c] 「天生的;人的」</w:t>
       </w:r>
-      <w:hyperlink r:id="rId211">
+      <w:hyperlink r:id="rId34">
         <w:r>
           <w:rPr>
             <w:lang w:val="zh_TW" w:bidi="zh_TW"/>
@@ -11374,25 +10000,19 @@
         </w:rPr>
         <w:t xml:space="preserve"> 在 </w:t>
       </w:r>
-      <w:hyperlink r:id="rId212">
-        <w:r>
-          <w:rPr>
-            <w:lang w:val="zh_TW" w:bidi="zh_TW"/>
-          </w:rPr>
-          <w:rPr>
-            <w:color w:val="0000EE"/>
-            <w:u w:val="single"/>
-          </w:rPr>
-          <w:t>1CO 2:14</w:t>
-        </w:r>
-      </w:hyperlink>
+      <w:r>
+        <w:rPr>
+          <w:lang w:val="zh_TW" w:bidi="zh_TW"/>
+        </w:rPr>
+        <w:t>1CO 2:14</w:t>
+      </w:r>
       <w:r>
         <w:rPr>
           <w:lang w:val="zh_TW" w:bidi="zh_TW"/>
         </w:rPr>
         <w:t xml:space="preserve"> 中的另一種解釋,見 </w:t>
       </w:r>
-      <w:hyperlink r:id="rId213">
+      <w:hyperlink r:id="rId35">
         <w:r>
           <w:rPr>
             <w:lang w:val="zh_TW" w:bidi="zh_TW"/>
@@ -11418,18 +10038,12 @@
           <w:lang w:val="zh_TW" w:bidi="zh_TW"/>
         </w:rPr>
       </w:r>
-      <w:hyperlink r:id="rId212">
-        <w:r>
-          <w:rPr>
-            <w:lang w:val="zh_TW" w:bidi="zh_TW"/>
-          </w:rPr>
-          <w:rPr>
-            <w:color w:val="0000EE"/>
-            <w:u w:val="single"/>
-          </w:rPr>
-          <w:t>1CO 2:14</w:t>
-        </w:r>
-      </w:hyperlink>
+      <w:r>
+        <w:rPr>
+          <w:lang w:val="zh_TW" w:bidi="zh_TW"/>
+        </w:rPr>
+        <w:t>1CO 2:14</w:t>
+      </w:r>
     </w:p>
     <w:p>
       <w:pPr/>
@@ -11506,7 +10120,7 @@
         </w:rPr>
         <w:t>[a]「內心」</w:t>
       </w:r>
-      <w:hyperlink r:id="rId170">
+      <w:hyperlink r:id="rId28">
         <w:r>
           <w:rPr>
             <w:lang w:val="zh_TW" w:bidi="zh_TW"/>
@@ -11536,25 +10150,19 @@
         </w:rPr>
         <w:t xml:space="preserve">在一些語言中,「不屬靈的人」可以簡單地翻譯為:「不受上帝的靈引導的人」,或「不遵從上帝的靈來生活的人」。關於 ψυχικός 在 </w:t>
       </w:r>
-      <w:hyperlink r:id="rId212">
-        <w:r>
-          <w:rPr>
-            <w:lang w:val="zh_TW" w:bidi="zh_TW"/>
-          </w:rPr>
-          <w:rPr>
-            <w:color w:val="0000EE"/>
-            <w:u w:val="single"/>
-          </w:rPr>
-          <w:t>1CO 2:14</w:t>
-        </w:r>
-      </w:hyperlink>
+      <w:r>
+        <w:rPr>
+          <w:lang w:val="zh_TW" w:bidi="zh_TW"/>
+        </w:rPr>
+        <w:t>1CO 2:14</w:t>
+      </w:r>
       <w:r>
         <w:rPr>
           <w:lang w:val="zh_TW" w:bidi="zh_TW"/>
         </w:rPr>
         <w:t xml:space="preserve"> 中的另一種解釋,見 </w:t>
       </w:r>
-      <w:hyperlink r:id="rId214">
+      <w:hyperlink r:id="rId36">
         <w:r>
           <w:rPr>
             <w:lang w:val="zh_TW" w:bidi="zh_TW"/>
@@ -11580,54 +10188,36 @@
           <w:lang w:val="zh_TW" w:bidi="zh_TW"/>
         </w:rPr>
       </w:r>
-      <w:hyperlink r:id="rId212">
-        <w:r>
-          <w:rPr>
-            <w:lang w:val="zh_TW" w:bidi="zh_TW"/>
-          </w:rPr>
-          <w:rPr>
-            <w:color w:val="0000EE"/>
-            <w:u w:val="single"/>
-          </w:rPr>
-          <w:t>1CO 2:14</w:t>
-        </w:r>
-      </w:hyperlink>
-      <w:r>
-        <w:rPr>
-          <w:lang w:val="zh_TW" w:bidi="zh_TW"/>
-        </w:rPr>
-        <w:t xml:space="preserve"> · </w:t>
-      </w:r>
-      <w:hyperlink r:id="rId215">
-        <w:r>
-          <w:rPr>
-            <w:lang w:val="zh_TW" w:bidi="zh_TW"/>
-          </w:rPr>
-          <w:rPr>
-            <w:color w:val="0000EE"/>
-            <w:u w:val="single"/>
-          </w:rPr>
-          <w:t>JAS 3:15</w:t>
-        </w:r>
-      </w:hyperlink>
-      <w:r>
-        <w:rPr>
-          <w:lang w:val="zh_TW" w:bidi="zh_TW"/>
-        </w:rPr>
-        <w:t xml:space="preserve"> · </w:t>
-      </w:r>
-      <w:hyperlink r:id="rId216">
-        <w:r>
-          <w:rPr>
-            <w:lang w:val="zh_TW" w:bidi="zh_TW"/>
-          </w:rPr>
-          <w:rPr>
-            <w:color w:val="0000EE"/>
-            <w:u w:val="single"/>
-          </w:rPr>
-          <w:t>JUD 1:19</w:t>
-        </w:r>
-      </w:hyperlink>
+      <w:r>
+        <w:rPr>
+          <w:lang w:val="zh_TW" w:bidi="zh_TW"/>
+        </w:rPr>
+        <w:t>1CO 2:14</w:t>
+      </w:r>
+      <w:r>
+        <w:rPr>
+          <w:lang w:val="zh_TW" w:bidi="zh_TW"/>
+        </w:rPr>
+        <w:t xml:space="preserve"> · </w:t>
+      </w:r>
+      <w:r>
+        <w:rPr>
+          <w:lang w:val="zh_TW" w:bidi="zh_TW"/>
+        </w:rPr>
+        <w:t>JAS 3:15</w:t>
+      </w:r>
+      <w:r>
+        <w:rPr>
+          <w:lang w:val="zh_TW" w:bidi="zh_TW"/>
+        </w:rPr>
+        <w:t xml:space="preserve"> · </w:t>
+      </w:r>
+      <w:r>
+        <w:rPr>
+          <w:lang w:val="zh_TW" w:bidi="zh_TW"/>
+        </w:rPr>
+        <w:t>JUD 1:19</w:t>
+      </w:r>
       <w:r>
         <w:rPr>
           <w:lang w:val="zh_TW" w:bidi="zh_TW"/>
@@ -11821,54 +10411,36 @@
           <w:lang w:val="zh_TW" w:bidi="zh_TW"/>
         </w:rPr>
       </w:r>
-      <w:hyperlink r:id="rId217">
-        <w:r>
-          <w:rPr>
-            <w:lang w:val="zh_TW" w:bidi="zh_TW"/>
-          </w:rPr>
-          <w:rPr>
-            <w:color w:val="0000EE"/>
-            <w:u w:val="single"/>
-          </w:rPr>
-          <w:t>JHN 18:18</w:t>
-        </w:r>
-      </w:hyperlink>
-      <w:r>
-        <w:rPr>
-          <w:lang w:val="zh_TW" w:bidi="zh_TW"/>
-        </w:rPr>
-        <w:t xml:space="preserve"> · </w:t>
-      </w:r>
-      <w:hyperlink r:id="rId218">
-        <w:r>
-          <w:rPr>
-            <w:lang w:val="zh_TW" w:bidi="zh_TW"/>
-          </w:rPr>
-          <w:rPr>
-            <w:color w:val="0000EE"/>
-            <w:u w:val="single"/>
-          </w:rPr>
-          <w:t>ACT 28:2</w:t>
-        </w:r>
-      </w:hyperlink>
-      <w:r>
-        <w:rPr>
-          <w:lang w:val="zh_TW" w:bidi="zh_TW"/>
-        </w:rPr>
-        <w:t xml:space="preserve"> · </w:t>
-      </w:r>
-      <w:hyperlink r:id="rId219">
-        <w:r>
-          <w:rPr>
-            <w:lang w:val="zh_TW" w:bidi="zh_TW"/>
-          </w:rPr>
-          <w:rPr>
-            <w:color w:val="0000EE"/>
-            <w:u w:val="single"/>
-          </w:rPr>
-          <w:t>2CO 11:27</w:t>
-        </w:r>
-      </w:hyperlink>
+      <w:r>
+        <w:rPr>
+          <w:lang w:val="zh_TW" w:bidi="zh_TW"/>
+        </w:rPr>
+        <w:t>JHN 18:18</w:t>
+      </w:r>
+      <w:r>
+        <w:rPr>
+          <w:lang w:val="zh_TW" w:bidi="zh_TW"/>
+        </w:rPr>
+        <w:t xml:space="preserve"> · </w:t>
+      </w:r>
+      <w:r>
+        <w:rPr>
+          <w:lang w:val="zh_TW" w:bidi="zh_TW"/>
+        </w:rPr>
+        <w:t>ACT 28:2</w:t>
+      </w:r>
+      <w:r>
+        <w:rPr>
+          <w:lang w:val="zh_TW" w:bidi="zh_TW"/>
+        </w:rPr>
+        <w:t xml:space="preserve"> · </w:t>
+      </w:r>
+      <w:r>
+        <w:rPr>
+          <w:lang w:val="zh_TW" w:bidi="zh_TW"/>
+        </w:rPr>
+        <w:t>2CO 11:27</w:t>
+      </w:r>
       <w:r>
         <w:rPr>
           <w:lang w:val="zh_TW" w:bidi="zh_TW"/>
@@ -12062,72 +10634,48 @@
           <w:lang w:val="zh_TW" w:bidi="zh_TW"/>
         </w:rPr>
       </w:r>
-      <w:hyperlink r:id="rId220">
-        <w:r>
-          <w:rPr>
-            <w:lang w:val="zh_TW" w:bidi="zh_TW"/>
-          </w:rPr>
-          <w:rPr>
-            <w:color w:val="0000EE"/>
-            <w:u w:val="single"/>
-          </w:rPr>
-          <w:t>MAT 10:42</w:t>
-        </w:r>
-      </w:hyperlink>
-      <w:r>
-        <w:rPr>
-          <w:lang w:val="zh_TW" w:bidi="zh_TW"/>
-        </w:rPr>
-        <w:t xml:space="preserve"> · </w:t>
-      </w:r>
-      <w:hyperlink r:id="rId221">
-        <w:r>
-          <w:rPr>
-            <w:lang w:val="zh_TW" w:bidi="zh_TW"/>
-          </w:rPr>
-          <w:rPr>
-            <w:color w:val="0000EE"/>
-            <w:u w:val="single"/>
-          </w:rPr>
-          <w:t>REV 3:15</w:t>
-        </w:r>
-      </w:hyperlink>
-      <w:r>
-        <w:rPr>
-          <w:lang w:val="zh_TW" w:bidi="zh_TW"/>
-        </w:rPr>
-        <w:t xml:space="preserve"> · </w:t>
-      </w:r>
-      <w:hyperlink r:id="rId221">
-        <w:r>
-          <w:rPr>
-            <w:lang w:val="zh_TW" w:bidi="zh_TW"/>
-          </w:rPr>
-          <w:rPr>
-            <w:color w:val="0000EE"/>
-            <w:u w:val="single"/>
-          </w:rPr>
-          <w:t>REV 3:15</w:t>
-        </w:r>
-      </w:hyperlink>
-      <w:r>
-        <w:rPr>
-          <w:lang w:val="zh_TW" w:bidi="zh_TW"/>
-        </w:rPr>
-        <w:t xml:space="preserve"> · </w:t>
-      </w:r>
-      <w:hyperlink r:id="rId222">
-        <w:r>
-          <w:rPr>
-            <w:lang w:val="zh_TW" w:bidi="zh_TW"/>
-          </w:rPr>
-          <w:rPr>
-            <w:color w:val="0000EE"/>
-            <w:u w:val="single"/>
-          </w:rPr>
-          <w:t>REV 3:16</w:t>
-        </w:r>
-      </w:hyperlink>
+      <w:r>
+        <w:rPr>
+          <w:lang w:val="zh_TW" w:bidi="zh_TW"/>
+        </w:rPr>
+        <w:t>MAT 10:42</w:t>
+      </w:r>
+      <w:r>
+        <w:rPr>
+          <w:lang w:val="zh_TW" w:bidi="zh_TW"/>
+        </w:rPr>
+        <w:t xml:space="preserve"> · </w:t>
+      </w:r>
+      <w:r>
+        <w:rPr>
+          <w:lang w:val="zh_TW" w:bidi="zh_TW"/>
+        </w:rPr>
+        <w:t>REV 3:15</w:t>
+      </w:r>
+      <w:r>
+        <w:rPr>
+          <w:lang w:val="zh_TW" w:bidi="zh_TW"/>
+        </w:rPr>
+        <w:t xml:space="preserve"> · </w:t>
+      </w:r>
+      <w:r>
+        <w:rPr>
+          <w:lang w:val="zh_TW" w:bidi="zh_TW"/>
+        </w:rPr>
+        <w:t>REV 3:15</w:t>
+      </w:r>
+      <w:r>
+        <w:rPr>
+          <w:lang w:val="zh_TW" w:bidi="zh_TW"/>
+        </w:rPr>
+        <w:t xml:space="preserve"> · </w:t>
+      </w:r>
+      <w:r>
+        <w:rPr>
+          <w:lang w:val="zh_TW" w:bidi="zh_TW"/>
+        </w:rPr>
+        <w:t>REV 3:16</w:t>
+      </w:r>
       <w:r>
         <w:rPr>
           <w:lang w:val="zh_TW" w:bidi="zh_TW"/>
@@ -12483,18 +11031,12 @@
           <w:lang w:val="zh_TW" w:bidi="zh_TW"/>
         </w:rPr>
       </w:r>
-      <w:hyperlink r:id="rId223">
-        <w:r>
-          <w:rPr>
-            <w:lang w:val="zh_TW" w:bidi="zh_TW"/>
-          </w:rPr>
-          <w:rPr>
-            <w:color w:val="0000EE"/>
-            <w:u w:val="single"/>
-          </w:rPr>
-          <w:t>MAT 24:12</w:t>
-        </w:r>
-      </w:hyperlink>
+      <w:r>
+        <w:rPr>
+          <w:lang w:val="zh_TW" w:bidi="zh_TW"/>
+        </w:rPr>
+        <w:t>MAT 24:12</w:t>
+      </w:r>
       <w:r>
         <w:rPr>
           <w:lang w:val="zh_TW" w:bidi="zh_TW"/>
@@ -12676,18 +11218,12 @@
           <w:lang w:val="zh_TW" w:bidi="zh_TW"/>
         </w:rPr>
       </w:r>
-      <w:hyperlink r:id="rId224">
-        <w:r>
-          <w:rPr>
-            <w:lang w:val="zh_TW" w:bidi="zh_TW"/>
-          </w:rPr>
-          <w:rPr>
-            <w:color w:val="0000EE"/>
-            <w:u w:val="single"/>
-          </w:rPr>
-          <w:t>ROM 12:20</w:t>
-        </w:r>
-      </w:hyperlink>
+      <w:r>
+        <w:rPr>
+          <w:lang w:val="zh_TW" w:bidi="zh_TW"/>
+        </w:rPr>
+        <w:t>ROM 12:20</w:t>
+      </w:r>
     </w:p>
     <w:p>
       <w:pPr/>
@@ -12764,7 +11300,7 @@
         </w:rPr>
         <w:t>[a]「餵養,給人食物」</w:t>
       </w:r>
-      <w:hyperlink r:id="rId225">
+      <w:hyperlink r:id="rId37">
         <w:r>
           <w:rPr>
             <w:lang w:val="zh_TW" w:bidi="zh_TW"/>
@@ -12790,18 +11326,12 @@
           <w:lang w:val="zh_TW" w:bidi="zh_TW"/>
         </w:rPr>
       </w:r>
-      <w:hyperlink r:id="rId226">
-        <w:r>
-          <w:rPr>
-            <w:lang w:val="zh_TW" w:bidi="zh_TW"/>
-          </w:rPr>
-          <w:rPr>
-            <w:color w:val="0000EE"/>
-            <w:u w:val="single"/>
-          </w:rPr>
-          <w:t>1CO 13:3</w:t>
-        </w:r>
-      </w:hyperlink>
+      <w:r>
+        <w:rPr>
+          <w:lang w:val="zh_TW" w:bidi="zh_TW"/>
+        </w:rPr>
+        <w:t>1CO 13:3</w:t>
+      </w:r>
       <w:r>
         <w:rPr>
           <w:lang w:val="zh_TW" w:bidi="zh_TW"/>
@@ -12993,18 +11523,12 @@
         </w:rPr>
         <w:t xml:space="preserve"> </w:t>
       </w:r>
-      <w:hyperlink r:id="rId227">
-        <w:r>
-          <w:rPr>
-            <w:lang w:val="zh_TW" w:bidi="zh_TW"/>
-          </w:rPr>
-          <w:rPr>
-            <w:color w:val="0000EE"/>
-            <w:u w:val="single"/>
-          </w:rPr>
-          <w:t>JHN 13:26</w:t>
-        </w:r>
-      </w:hyperlink>
+      <w:r>
+        <w:rPr>
+          <w:lang w:val="zh_TW" w:bidi="zh_TW"/>
+        </w:rPr>
+        <w:t>JHN 13:26</w:t>
+      </w:r>
       <w:r>
         <w:rPr>
           <w:lang w:val="zh_TW" w:bidi="zh_TW"/>
@@ -13019,72 +11543,48 @@
           <w:lang w:val="zh_TW" w:bidi="zh_TW"/>
         </w:rPr>
       </w:r>
-      <w:hyperlink r:id="rId227">
-        <w:r>
-          <w:rPr>
-            <w:lang w:val="zh_TW" w:bidi="zh_TW"/>
-          </w:rPr>
-          <w:rPr>
-            <w:color w:val="0000EE"/>
-            <w:u w:val="single"/>
-          </w:rPr>
-          <w:t>JHN 13:26</w:t>
-        </w:r>
-      </w:hyperlink>
-      <w:r>
-        <w:rPr>
-          <w:lang w:val="zh_TW" w:bidi="zh_TW"/>
-        </w:rPr>
-        <w:t xml:space="preserve"> · </w:t>
-      </w:r>
-      <w:hyperlink r:id="rId227">
-        <w:r>
-          <w:rPr>
-            <w:lang w:val="zh_TW" w:bidi="zh_TW"/>
-          </w:rPr>
-          <w:rPr>
-            <w:color w:val="0000EE"/>
-            <w:u w:val="single"/>
-          </w:rPr>
-          <w:t>JHN 13:26</w:t>
-        </w:r>
-      </w:hyperlink>
-      <w:r>
-        <w:rPr>
-          <w:lang w:val="zh_TW" w:bidi="zh_TW"/>
-        </w:rPr>
-        <w:t xml:space="preserve"> · </w:t>
-      </w:r>
-      <w:hyperlink r:id="rId228">
-        <w:r>
-          <w:rPr>
-            <w:lang w:val="zh_TW" w:bidi="zh_TW"/>
-          </w:rPr>
-          <w:rPr>
-            <w:color w:val="0000EE"/>
-            <w:u w:val="single"/>
-          </w:rPr>
-          <w:t>JHN 13:27</w:t>
-        </w:r>
-      </w:hyperlink>
-      <w:r>
-        <w:rPr>
-          <w:lang w:val="zh_TW" w:bidi="zh_TW"/>
-        </w:rPr>
-        <w:t xml:space="preserve"> · </w:t>
-      </w:r>
-      <w:hyperlink r:id="rId229">
-        <w:r>
-          <w:rPr>
-            <w:lang w:val="zh_TW" w:bidi="zh_TW"/>
-          </w:rPr>
-          <w:rPr>
-            <w:color w:val="0000EE"/>
-            <w:u w:val="single"/>
-          </w:rPr>
-          <w:t>JHN 13:30</w:t>
-        </w:r>
-      </w:hyperlink>
+      <w:r>
+        <w:rPr>
+          <w:lang w:val="zh_TW" w:bidi="zh_TW"/>
+        </w:rPr>
+        <w:t>JHN 13:26</w:t>
+      </w:r>
+      <w:r>
+        <w:rPr>
+          <w:lang w:val="zh_TW" w:bidi="zh_TW"/>
+        </w:rPr>
+        <w:t xml:space="preserve"> · </w:t>
+      </w:r>
+      <w:r>
+        <w:rPr>
+          <w:lang w:val="zh_TW" w:bidi="zh_TW"/>
+        </w:rPr>
+        <w:t>JHN 13:26</w:t>
+      </w:r>
+      <w:r>
+        <w:rPr>
+          <w:lang w:val="zh_TW" w:bidi="zh_TW"/>
+        </w:rPr>
+        <w:t xml:space="preserve"> · </w:t>
+      </w:r>
+      <w:r>
+        <w:rPr>
+          <w:lang w:val="zh_TW" w:bidi="zh_TW"/>
+        </w:rPr>
+        <w:t>JHN 13:27</w:t>
+      </w:r>
+      <w:r>
+        <w:rPr>
+          <w:lang w:val="zh_TW" w:bidi="zh_TW"/>
+        </w:rPr>
+        <w:t xml:space="preserve"> · </w:t>
+      </w:r>
+      <w:r>
+        <w:rPr>
+          <w:lang w:val="zh_TW" w:bidi="zh_TW"/>
+        </w:rPr>
+        <w:t>JHN 13:30</w:t>
+      </w:r>
       <w:r>
         <w:rPr>
           <w:lang w:val="zh_TW" w:bidi="zh_TW"/>
@@ -13374,18 +11874,12 @@
           <w:lang w:val="zh_TW" w:bidi="zh_TW"/>
         </w:rPr>
       </w:r>
-      <w:hyperlink r:id="rId230">
-        <w:r>
-          <w:rPr>
-            <w:lang w:val="zh_TW" w:bidi="zh_TW"/>
-          </w:rPr>
-          <w:rPr>
-            <w:color w:val="0000EE"/>
-            <w:u w:val="single"/>
-          </w:rPr>
-          <w:t>LUK 6:1</w:t>
-        </w:r>
-      </w:hyperlink>
+      <w:r>
+        <w:rPr>
+          <w:lang w:val="zh_TW" w:bidi="zh_TW"/>
+        </w:rPr>
+        <w:t>LUK 6:1</w:t>
+      </w:r>
       <w:r>
         <w:rPr>
           <w:lang w:val="zh_TW" w:bidi="zh_TW"/>
